--- a/backend/templates/new_contract_template.docx
+++ b/backend/templates/new_contract_template.docx
@@ -1,6 +1,6 @@
 
 <file path=word/document.xml><?xml version="1.0" encoding="utf-8"?>
-<w:document xmlns:wpc="http://schemas.microsoft.com/office/word/2010/wordprocessingCanvas" xmlns:cx="http://schemas.microsoft.com/office/drawing/2014/chartex" xmlns:cx1="http://schemas.microsoft.com/office/drawing/2015/9/8/chartex" xmlns:cx2="http://schemas.microsoft.com/office/drawing/2015/10/21/chartex" xmlns:cx3="http://schemas.microsoft.com/office/drawing/2016/5/9/chartex" xmlns:cx4="http://schemas.microsoft.com/office/drawing/2016/5/10/chartex" xmlns:cx5="http://schemas.microsoft.com/office/drawing/2016/5/11/chartex" xmlns:cx6="http://schemas.microsoft.com/office/drawing/2016/5/12/chartex" xmlns:cx7="http://schemas.microsoft.com/office/drawing/2016/5/13/chartex" xmlns:cx8="http://schemas.microsoft.com/office/drawing/2016/5/14/chartex" xmlns:mc="http://schemas.openxmlformats.org/markup-compatibility/2006" xmlns:aink="http://schemas.microsoft.com/office/drawing/2016/ink" xmlns:am3d="http://schemas.microsoft.com/office/drawing/2017/model3d" xmlns:o="urn:schemas-microsoft-com:office:office" xmlns:oel="http://schemas.microsoft.com/office/2019/extlst" xmlns:r="http://schemas.openxmlformats.org/officeDocument/2006/relationships" xmlns:m="http://schemas.openxmlformats.org/officeDocument/2006/math" xmlns:v="urn:schemas-microsoft-com:vml" xmlns:wp14="http://schemas.microsoft.com/office/word/2010/wordprocessingDrawing" xmlns:wp="http://schemas.openxmlformats.org/drawingml/2006/wordprocessingDrawing" xmlns:w10="urn:schemas-microsoft-com:office:word" xmlns:w="http://schemas.openxmlformats.org/wordprocessingml/2006/main" xmlns:w14="http://schemas.microsoft.com/office/word/2010/wordml" xmlns:w15="http://schemas.microsoft.com/office/word/2012/wordml" xmlns:w16cei="http://schemas.microsoft.com/office/word/2026/wordml/cei" xmlns:w16cex="http://schemas.microsoft.com/office/word/2018/wordml/cex" xmlns:w16cid="http://schemas.microsoft.com/office/word/2016/wordml/cid" xmlns:w16="http://schemas.microsoft.com/office/word/2018/wordml" xmlns:w16du="http://schemas.microsoft.com/office/word/2023/wordml/word16du" xmlns:w16sdtdh="http://schemas.microsoft.com/office/word/2020/wordml/sdtdatahash" xmlns:w16sdtfl="http://schemas.microsoft.com/office/word/2024/wordml/sdtformatlock" xmlns:w16se="http://schemas.microsoft.com/office/word/2015/wordml/symex" xmlns:wpg="http://schemas.microsoft.com/office/word/2010/wordprocessingGroup" xmlns:wpi="http://schemas.microsoft.com/office/word/2010/wordprocessingInk" xmlns:wne="http://schemas.microsoft.com/office/word/2006/wordml" xmlns:wps="http://schemas.microsoft.com/office/word/2010/wordprocessingShape" mc:Ignorable="w14 w15 w16se w16cid w16 w16cex w16sdtdh w16sdtfl w16du wp14">
+<w:document xmlns:wpc="http://schemas.microsoft.com/office/word/2010/wordprocessingCanvas" xmlns:mc="http://schemas.openxmlformats.org/markup-compatibility/2006" xmlns:o="urn:schemas-microsoft-com:office:office" xmlns:r="http://schemas.openxmlformats.org/officeDocument/2006/relationships" xmlns:m="http://schemas.openxmlformats.org/officeDocument/2006/math" xmlns:v="urn:schemas-microsoft-com:vml" xmlns:wp14="http://schemas.microsoft.com/office/word/2010/wordprocessingDrawing" xmlns:wp="http://schemas.openxmlformats.org/drawingml/2006/wordprocessingDrawing" xmlns:w10="urn:schemas-microsoft-com:office:word" xmlns:w="http://schemas.openxmlformats.org/wordprocessingml/2006/main" xmlns:w14="http://schemas.microsoft.com/office/word/2010/wordml" xmlns:wpg="http://schemas.microsoft.com/office/word/2010/wordprocessingGroup" xmlns:wpi="http://schemas.microsoft.com/office/word/2010/wordprocessingInk" xmlns:wne="http://schemas.microsoft.com/office/word/2006/wordml" xmlns:wps="http://schemas.microsoft.com/office/word/2010/wordprocessingShape" mc:Ignorable="w14 wp14">
   <w:body>
     <w:p>
       <w:pPr>
@@ -355,23 +355,13 @@
         </w:rPr>
         <w:t xml:space="preserve"> </w:t>
       </w:r>
-      <w:proofErr w:type="spellStart"/>
-      <w:r>
-        <w:rPr>
-          <w:sz w:val="24"/>
-          <w:szCs w:val="24"/>
-          <w:lang w:val="az-Latn-AZ"/>
-        </w:rPr>
-        <w:t>adlandırılacaq</w:t>
-      </w:r>
-      <w:proofErr w:type="spellEnd"/>
-      <w:r>
-        <w:rPr>
-          <w:sz w:val="24"/>
-          <w:szCs w:val="24"/>
-          <w:lang w:val="az-Latn-AZ"/>
-        </w:rPr>
-        <w:t xml:space="preserve"> Azərbaycan Respublikasının qanunvericiliyinə əsasən</w:t>
+      <w:r>
+        <w:rPr>
+          <w:sz w:val="24"/>
+          <w:szCs w:val="24"/>
+          <w:lang w:val="az-Latn-AZ"/>
+        </w:rPr>
+        <w:t>adlandırılacaq Azərbaycan Respublikasının qanunvericiliyinə əsasən</w:t>
       </w:r>
       <w:r>
         <w:rPr>
@@ -476,9 +466,8 @@
           <w:highlight w:val="yellow"/>
           <w:lang w:val="az-Latn-AZ"/>
         </w:rPr>
-        <w:t>-</w:t>
-      </w:r>
-      <w:proofErr w:type="spellStart"/>
+        <w:t xml:space="preserve">-nin </w:t>
+      </w:r>
       <w:r>
         <w:rPr>
           <w:sz w:val="24"/>
@@ -486,14 +475,12 @@
           <w:highlight w:val="yellow"/>
           <w:lang w:val="az-Latn-AZ"/>
         </w:rPr>
-        <w:t>nin</w:t>
-      </w:r>
-      <w:proofErr w:type="spellEnd"/>
-      <w:r>
-        <w:rPr>
-          <w:sz w:val="24"/>
-          <w:szCs w:val="24"/>
-          <w:highlight w:val="yellow"/>
+        <w:t>sədri Haqverdiyev Nazir</w:t>
+      </w:r>
+      <w:r>
+        <w:rPr>
+          <w:sz w:val="24"/>
+          <w:szCs w:val="24"/>
           <w:lang w:val="az-Latn-AZ"/>
         </w:rPr>
         <w:t xml:space="preserve"> </w:t>
@@ -502,13 +489,123 @@
         <w:rPr>
           <w:sz w:val="24"/>
           <w:szCs w:val="24"/>
-          <w:highlight w:val="yellow"/>
-          <w:lang w:val="az-Latn-AZ"/>
-        </w:rPr>
-        <w:t>sədri Haqverdiyev Nazir</w:t>
-      </w:r>
-      <w:r>
-        <w:rPr>
+          <w:lang w:val="az-Latn-AZ"/>
+        </w:rPr>
+        <w:t xml:space="preserve">şəxsində, digər tərəfdən </w:t>
+      </w:r>
+      <w:r>
+        <w:rPr>
+          <w:b/>
+          <w:i/>
+          <w:sz w:val="24"/>
+          <w:szCs w:val="24"/>
+          <w:lang w:val="az-Latn-AZ"/>
+        </w:rPr>
+        <w:t>“İcraçı”</w:t>
+      </w:r>
+      <w:r>
+        <w:rPr>
+          <w:sz w:val="24"/>
+          <w:szCs w:val="24"/>
+          <w:lang w:val="az-Latn-AZ"/>
+        </w:rPr>
+        <w:t xml:space="preserve"> adlandırılacaq Azərbaycan Respublikasının qanunvericiliyinə əsasən</w:t>
+      </w:r>
+      <w:r>
+        <w:rPr>
+          <w:sz w:val="24"/>
+          <w:szCs w:val="24"/>
+          <w:lang w:val="az-Latn-AZ"/>
+        </w:rPr>
+        <w:t>,</w:t>
+      </w:r>
+      <w:r>
+        <w:rPr>
+          <w:sz w:val="24"/>
+          <w:szCs w:val="24"/>
+          <w:lang w:val="az-Latn-AZ"/>
+        </w:rPr>
+        <w:t xml:space="preserve"> qeydiyyata a</w:t>
+      </w:r>
+      <w:r>
+        <w:rPr>
+          <w:sz w:val="24"/>
+          <w:szCs w:val="24"/>
+          <w:lang w:val="az-Latn-AZ"/>
+        </w:rPr>
+        <w:t>lınmış və Nizamnamə əsasında fə</w:t>
+      </w:r>
+      <w:r>
+        <w:rPr>
+          <w:sz w:val="24"/>
+          <w:szCs w:val="24"/>
+          <w:lang w:val="az-Latn-AZ"/>
+        </w:rPr>
+        <w:t>a</w:t>
+      </w:r>
+      <w:r>
+        <w:rPr>
+          <w:sz w:val="24"/>
+          <w:szCs w:val="24"/>
+          <w:lang w:val="az-Latn-AZ"/>
+        </w:rPr>
+        <w:t>l</w:t>
+      </w:r>
+      <w:r>
+        <w:rPr>
+          <w:sz w:val="24"/>
+          <w:szCs w:val="24"/>
+          <w:lang w:val="az-Latn-AZ"/>
+        </w:rPr>
+        <w:t xml:space="preserve">iyyət göstərən </w:t>
+      </w:r>
+      <w:r>
+        <w:rPr>
+          <w:sz w:val="24"/>
+          <w:szCs w:val="24"/>
+          <w:lang w:val="az-Latn-AZ"/>
+        </w:rPr>
+        <w:t>(</w:t>
+      </w:r>
+      <w:r>
+        <w:rPr>
+          <w:i/>
+          <w:sz w:val="24"/>
+          <w:szCs w:val="24"/>
+          <w:lang w:val="az-Latn-AZ"/>
+        </w:rPr>
+        <w:t>VÖEN</w:t>
+      </w:r>
+      <w:r>
+        <w:rPr>
+          <w:i/>
+          <w:sz w:val="24"/>
+          <w:szCs w:val="24"/>
+          <w:lang w:val="az-Latn-AZ"/>
+        </w:rPr>
+        <w:t>:</w:t>
+      </w:r>
+      <w:r>
+        <w:rPr>
+          <w:rFonts w:eastAsia="MS Mincho"/>
+          <w:sz w:val="24"/>
+          <w:szCs w:val="24"/>
+          <w:lang w:val="az-Latn-AZ"/>
+        </w:rPr>
+        <w:t>2004204701</w:t>
+      </w:r>
+      <w:r>
+        <w:rPr>
+          <w:rFonts w:eastAsia="MS Mincho"/>
+          <w:sz w:val="24"/>
+          <w:szCs w:val="24"/>
+          <w:lang w:val="az-Latn-AZ"/>
+        </w:rPr>
+        <w:t>)</w:t>
+      </w:r>
+      <w:r>
+        <w:rPr>
+          <w:i/>
           <w:sz w:val="24"/>
           <w:szCs w:val="24"/>
           <w:lang w:val="az-Latn-AZ"/>
@@ -521,153 +618,8 @@
           <w:szCs w:val="24"/>
           <w:lang w:val="az-Latn-AZ"/>
         </w:rPr>
-        <w:t xml:space="preserve">şəxsində, digər tərəfdən </w:t>
-      </w:r>
-      <w:r>
-        <w:rPr>
-          <w:b/>
-          <w:i/>
-          <w:sz w:val="24"/>
-          <w:szCs w:val="24"/>
-          <w:lang w:val="az-Latn-AZ"/>
-        </w:rPr>
-        <w:t>“İcraçı”</w:t>
-      </w:r>
-      <w:r>
-        <w:rPr>
-          <w:sz w:val="24"/>
-          <w:szCs w:val="24"/>
-          <w:lang w:val="az-Latn-AZ"/>
-        </w:rPr>
         <w:t xml:space="preserve"> </w:t>
       </w:r>
-      <w:proofErr w:type="spellStart"/>
-      <w:r>
-        <w:rPr>
-          <w:sz w:val="24"/>
-          <w:szCs w:val="24"/>
-          <w:lang w:val="az-Latn-AZ"/>
-        </w:rPr>
-        <w:t>adlandırılacaq</w:t>
-      </w:r>
-      <w:proofErr w:type="spellEnd"/>
-      <w:r>
-        <w:rPr>
-          <w:sz w:val="24"/>
-          <w:szCs w:val="24"/>
-          <w:lang w:val="az-Latn-AZ"/>
-        </w:rPr>
-        <w:t xml:space="preserve"> Azərbaycan Respublikasının qanunvericiliyinə əsasən</w:t>
-      </w:r>
-      <w:r>
-        <w:rPr>
-          <w:sz w:val="24"/>
-          <w:szCs w:val="24"/>
-          <w:lang w:val="az-Latn-AZ"/>
-        </w:rPr>
-        <w:t>,</w:t>
-      </w:r>
-      <w:r>
-        <w:rPr>
-          <w:sz w:val="24"/>
-          <w:szCs w:val="24"/>
-          <w:lang w:val="az-Latn-AZ"/>
-        </w:rPr>
-        <w:t xml:space="preserve"> qeydiyyata a</w:t>
-      </w:r>
-      <w:r>
-        <w:rPr>
-          <w:sz w:val="24"/>
-          <w:szCs w:val="24"/>
-          <w:lang w:val="az-Latn-AZ"/>
-        </w:rPr>
-        <w:t>lınmış və Nizamnamə əsasında fə</w:t>
-      </w:r>
-      <w:r>
-        <w:rPr>
-          <w:sz w:val="24"/>
-          <w:szCs w:val="24"/>
-          <w:lang w:val="az-Latn-AZ"/>
-        </w:rPr>
-        <w:t>a</w:t>
-      </w:r>
-      <w:r>
-        <w:rPr>
-          <w:sz w:val="24"/>
-          <w:szCs w:val="24"/>
-          <w:lang w:val="az-Latn-AZ"/>
-        </w:rPr>
-        <w:t>l</w:t>
-      </w:r>
-      <w:r>
-        <w:rPr>
-          <w:sz w:val="24"/>
-          <w:szCs w:val="24"/>
-          <w:lang w:val="az-Latn-AZ"/>
-        </w:rPr>
-        <w:t xml:space="preserve">iyyət göstərən </w:t>
-      </w:r>
-      <w:r>
-        <w:rPr>
-          <w:sz w:val="24"/>
-          <w:szCs w:val="24"/>
-          <w:lang w:val="az-Latn-AZ"/>
-        </w:rPr>
-        <w:t>(</w:t>
-      </w:r>
-      <w:r>
-        <w:rPr>
-          <w:i/>
-          <w:sz w:val="24"/>
-          <w:szCs w:val="24"/>
-          <w:lang w:val="az-Latn-AZ"/>
-        </w:rPr>
-        <w:t>VÖEN</w:t>
-      </w:r>
-      <w:r>
-        <w:rPr>
-          <w:i/>
-          <w:sz w:val="24"/>
-          <w:szCs w:val="24"/>
-          <w:lang w:val="az-Latn-AZ"/>
-        </w:rPr>
-        <w:t>:</w:t>
-      </w:r>
-      <w:r>
-        <w:rPr>
-          <w:rFonts w:eastAsia="MS Mincho"/>
-          <w:sz w:val="24"/>
-          <w:szCs w:val="24"/>
-          <w:lang w:val="az-Latn-AZ"/>
-        </w:rPr>
-        <w:t>2004204701</w:t>
-      </w:r>
-      <w:r>
-        <w:rPr>
-          <w:rFonts w:eastAsia="MS Mincho"/>
-          <w:sz w:val="24"/>
-          <w:szCs w:val="24"/>
-          <w:lang w:val="az-Latn-AZ"/>
-        </w:rPr>
-        <w:t>)</w:t>
-      </w:r>
-      <w:r>
-        <w:rPr>
-          <w:i/>
-          <w:sz w:val="24"/>
-          <w:szCs w:val="24"/>
-          <w:lang w:val="az-Latn-AZ"/>
-        </w:rPr>
-        <w:t xml:space="preserve"> </w:t>
-      </w:r>
-      <w:r>
-        <w:rPr>
-          <w:sz w:val="24"/>
-          <w:szCs w:val="24"/>
-          <w:lang w:val="az-Latn-AZ"/>
-        </w:rPr>
-        <w:t xml:space="preserve"> </w:t>
-      </w:r>
       <w:r>
         <w:rPr>
           <w:b/>
@@ -701,25 +653,7 @@
           <w:szCs w:val="24"/>
           <w:lang w:val="az-Latn-AZ"/>
         </w:rPr>
-        <w:t>-</w:t>
-      </w:r>
-      <w:proofErr w:type="spellStart"/>
-      <w:r>
-        <w:rPr>
-          <w:sz w:val="24"/>
-          <w:szCs w:val="24"/>
-          <w:lang w:val="az-Latn-AZ"/>
-        </w:rPr>
-        <w:t>nin</w:t>
-      </w:r>
-      <w:proofErr w:type="spellEnd"/>
-      <w:r>
-        <w:rPr>
-          <w:sz w:val="24"/>
-          <w:szCs w:val="24"/>
-          <w:lang w:val="az-Latn-AZ"/>
-        </w:rPr>
-        <w:t xml:space="preserve"> direktoru </w:t>
+        <w:t xml:space="preserve">-nin direktoru </w:t>
       </w:r>
       <w:r>
         <w:rPr>
@@ -811,7 +745,7 @@
     </w:p>
     <w:p>
       <w:pPr>
-        <w:pStyle w:val="AbzasSiyahs"/>
+        <w:pStyle w:val="a3"/>
         <w:numPr>
           <w:ilvl w:val="0"/>
           <w:numId w:val="1"/>
@@ -848,7 +782,7 @@
     </w:p>
     <w:p>
       <w:pPr>
-        <w:pStyle w:val="AbzasSiyahs"/>
+        <w:pStyle w:val="a3"/>
         <w:numPr>
           <w:ilvl w:val="1"/>
           <w:numId w:val="2"/>
@@ -1129,7 +1063,7 @@
     </w:p>
     <w:p>
       <w:pPr>
-        <w:pStyle w:val="AbzasSiyahs"/>
+        <w:pStyle w:val="a3"/>
         <w:numPr>
           <w:ilvl w:val="1"/>
           <w:numId w:val="2"/>
@@ -1275,7 +1209,7 @@
     </w:p>
     <w:p>
       <w:pPr>
-        <w:pStyle w:val="AbzasSiyahs"/>
+        <w:pStyle w:val="a3"/>
         <w:numPr>
           <w:ilvl w:val="1"/>
           <w:numId w:val="2"/>
@@ -1379,7 +1313,7 @@
     </w:p>
     <w:p>
       <w:pPr>
-        <w:pStyle w:val="AbzasSiyahs"/>
+        <w:pStyle w:val="a3"/>
         <w:spacing w:line="276" w:lineRule="auto"/>
         <w:ind w:left="90" w:right="2" w:hanging="24"/>
         <w:rPr>
@@ -1391,7 +1325,7 @@
     </w:p>
     <w:p>
       <w:pPr>
-        <w:pStyle w:val="AbzasSiyahs"/>
+        <w:pStyle w:val="a3"/>
         <w:numPr>
           <w:ilvl w:val="0"/>
           <w:numId w:val="1"/>
@@ -1418,7 +1352,7 @@
     </w:p>
     <w:p>
       <w:pPr>
-        <w:pStyle w:val="AbzasSiyahs"/>
+        <w:pStyle w:val="a3"/>
         <w:numPr>
           <w:ilvl w:val="1"/>
           <w:numId w:val="1"/>
@@ -1478,7 +1412,7 @@
     </w:p>
     <w:p>
       <w:pPr>
-        <w:pStyle w:val="AbzasSiyahs"/>
+        <w:pStyle w:val="a3"/>
         <w:numPr>
           <w:ilvl w:val="1"/>
           <w:numId w:val="1"/>
@@ -1506,7 +1440,7 @@
     </w:p>
     <w:p>
       <w:pPr>
-        <w:pStyle w:val="AbzasSiyahs"/>
+        <w:pStyle w:val="a3"/>
         <w:numPr>
           <w:ilvl w:val="1"/>
           <w:numId w:val="1"/>
@@ -1654,25 +1588,7 @@
           <w:szCs w:val="24"/>
           <w:lang w:val="az-Latn-AZ"/>
         </w:rPr>
-        <w:t xml:space="preserve"> müqavilə qüvvəyə mindiyi tarixdən ən </w:t>
-      </w:r>
-      <w:proofErr w:type="spellStart"/>
-      <w:r>
-        <w:rPr>
-          <w:sz w:val="24"/>
-          <w:szCs w:val="24"/>
-          <w:lang w:val="az-Latn-AZ"/>
-        </w:rPr>
-        <w:t>geci</w:t>
-      </w:r>
-      <w:proofErr w:type="spellEnd"/>
-      <w:r>
-        <w:rPr>
-          <w:sz w:val="24"/>
-          <w:szCs w:val="24"/>
-          <w:lang w:val="az-Latn-AZ"/>
-        </w:rPr>
-        <w:t xml:space="preserve"> 1</w:t>
+        <w:t xml:space="preserve"> müqavilə qüvvəyə mindiyi tarixdən ən geci 1</w:t>
       </w:r>
       <w:r>
         <w:rPr>
@@ -1684,23 +1600,13 @@
         </w:rPr>
         <w:t xml:space="preserve"> (bir) ay ərzində </w:t>
       </w:r>
-      <w:proofErr w:type="spellStart"/>
-      <w:r>
-        <w:rPr>
-          <w:sz w:val="24"/>
-          <w:szCs w:val="24"/>
-          <w:lang w:val="az-Latn-AZ"/>
-        </w:rPr>
-        <w:t>ödənilməlidir</w:t>
-      </w:r>
-      <w:proofErr w:type="spellEnd"/>
-      <w:r>
-        <w:rPr>
-          <w:sz w:val="24"/>
-          <w:szCs w:val="24"/>
-          <w:lang w:val="az-Latn-AZ"/>
-        </w:rPr>
-        <w:t xml:space="preserve">. Xidmət haqqının qalan hissəsi isə </w:t>
+      <w:r>
+        <w:rPr>
+          <w:sz w:val="24"/>
+          <w:szCs w:val="24"/>
+          <w:lang w:val="az-Latn-AZ"/>
+        </w:rPr>
+        <w:t xml:space="preserve">ödənilməlidir. Xidmət haqqının qalan hissəsi isə </w:t>
       </w:r>
       <w:r>
         <w:rPr>
@@ -1718,56 +1624,20 @@
           <w:szCs w:val="24"/>
           <w:lang w:val="az-Latn-AZ"/>
         </w:rPr>
-        <w:t xml:space="preserve"> tarixinə kimi  </w:t>
-      </w:r>
-      <w:proofErr w:type="spellStart"/>
-      <w:r>
-        <w:rPr>
-          <w:sz w:val="24"/>
-          <w:szCs w:val="24"/>
-          <w:lang w:val="az-Latn-AZ"/>
-        </w:rPr>
-        <w:t>tamamlanmalıdır</w:t>
-      </w:r>
-      <w:proofErr w:type="spellEnd"/>
-      <w:r>
-        <w:rPr>
-          <w:sz w:val="24"/>
-          <w:szCs w:val="24"/>
-          <w:lang w:val="az-Latn-AZ"/>
-        </w:rPr>
-        <w:t xml:space="preserve">. </w:t>
-      </w:r>
-      <w:r>
-        <w:rPr>
-          <w:sz w:val="24"/>
-          <w:szCs w:val="24"/>
-          <w:lang w:val="az-Latn-AZ"/>
-        </w:rPr>
-        <w:t xml:space="preserve">sifarişçiyə elektron </w:t>
-      </w:r>
-      <w:proofErr w:type="spellStart"/>
-      <w:r>
-        <w:rPr>
-          <w:sz w:val="24"/>
-          <w:szCs w:val="24"/>
-          <w:lang w:val="az-Latn-AZ"/>
-        </w:rPr>
-        <w:t>qaimə</w:t>
-      </w:r>
-      <w:proofErr w:type="spellEnd"/>
-      <w:r>
-        <w:rPr>
-          <w:sz w:val="24"/>
-          <w:szCs w:val="24"/>
-          <w:lang w:val="az-Latn-AZ"/>
-        </w:rPr>
-        <w:t xml:space="preserve"> tərtib edilir. Sərgi başlayana qədər Sifarişçi ödənişi tamamlamadıqda, İcraçı bu müqaviləni birtərəfli qaydada ləğv edəcək və iştirak üçün ödənilmiş ödənişlər geri qaytarılmayacaq.</w:t>
-      </w:r>
-    </w:p>
-    <w:p>
-      <w:pPr>
-        <w:pStyle w:val="AbzasSiyahs"/>
+        <w:t xml:space="preserve"> tarixinə kimi  tamamlanmalıdır. </w:t>
+      </w:r>
+      <w:r>
+        <w:rPr>
+          <w:sz w:val="24"/>
+          <w:szCs w:val="24"/>
+          <w:lang w:val="az-Latn-AZ"/>
+        </w:rPr>
+        <w:t>sifarişçiyə elektron qaimə tərtib edilir. Sərgi başlayana qədər Sifarişçi ödənişi tamamlamadıqda, İcraçı bu müqaviləni birtərəfli qaydada ləğv edəcək və iştirak üçün ödənilmiş ödənişlər geri qaytarılmayacaq.</w:t>
+      </w:r>
+    </w:p>
+    <w:p>
+      <w:pPr>
+        <w:pStyle w:val="a3"/>
         <w:numPr>
           <w:ilvl w:val="1"/>
           <w:numId w:val="1"/>
@@ -1795,7 +1665,7 @@
     </w:p>
     <w:p>
       <w:pPr>
-        <w:pStyle w:val="AbzasSiyahs"/>
+        <w:pStyle w:val="a3"/>
         <w:numPr>
           <w:ilvl w:val="1"/>
           <w:numId w:val="1"/>
@@ -1823,7 +1693,7 @@
     </w:p>
     <w:p>
       <w:pPr>
-        <w:pStyle w:val="AbzasSiyahs"/>
+        <w:pStyle w:val="a3"/>
         <w:numPr>
           <w:ilvl w:val="1"/>
           <w:numId w:val="1"/>
@@ -1899,7 +1769,7 @@
     </w:p>
     <w:p>
       <w:pPr>
-        <w:pStyle w:val="AbzasSiyahs"/>
+        <w:pStyle w:val="a3"/>
         <w:numPr>
           <w:ilvl w:val="1"/>
           <w:numId w:val="1"/>
@@ -1952,7 +1822,7 @@
     </w:p>
     <w:p>
       <w:pPr>
-        <w:pStyle w:val="AbzasSiyahs"/>
+        <w:pStyle w:val="a3"/>
         <w:numPr>
           <w:ilvl w:val="1"/>
           <w:numId w:val="1"/>
@@ -2028,7 +1898,7 @@
     </w:p>
     <w:p>
       <w:pPr>
-        <w:pStyle w:val="AbzasSiyahs"/>
+        <w:pStyle w:val="a3"/>
         <w:spacing w:line="276" w:lineRule="auto"/>
         <w:ind w:left="426" w:right="2" w:firstLine="0"/>
         <w:jc w:val="both"/>
@@ -2041,7 +1911,7 @@
     </w:p>
     <w:p>
       <w:pPr>
-        <w:pStyle w:val="AbzasSiyahs"/>
+        <w:pStyle w:val="a3"/>
         <w:numPr>
           <w:ilvl w:val="0"/>
           <w:numId w:val="1"/>
@@ -2098,7 +1968,7 @@
     </w:p>
     <w:p>
       <w:pPr>
-        <w:pStyle w:val="AbzasSiyahs"/>
+        <w:pStyle w:val="a3"/>
         <w:numPr>
           <w:ilvl w:val="1"/>
           <w:numId w:val="1"/>
@@ -2157,7 +2027,7 @@
     </w:p>
     <w:p>
       <w:pPr>
-        <w:pStyle w:val="AbzasSiyahs"/>
+        <w:pStyle w:val="a3"/>
         <w:numPr>
           <w:ilvl w:val="2"/>
           <w:numId w:val="1"/>
@@ -2214,7 +2084,7 @@
     </w:p>
     <w:p>
       <w:pPr>
-        <w:pStyle w:val="AbzasSiyahs"/>
+        <w:pStyle w:val="a3"/>
         <w:numPr>
           <w:ilvl w:val="2"/>
           <w:numId w:val="1"/>
@@ -2271,7 +2141,7 @@
     </w:p>
     <w:p>
       <w:pPr>
-        <w:pStyle w:val="AbzasSiyahs"/>
+        <w:pStyle w:val="a3"/>
         <w:numPr>
           <w:ilvl w:val="2"/>
           <w:numId w:val="1"/>
@@ -2296,7 +2166,7 @@
     </w:p>
     <w:p>
       <w:pPr>
-        <w:pStyle w:val="AbzasSiyahs"/>
+        <w:pStyle w:val="a3"/>
         <w:numPr>
           <w:ilvl w:val="2"/>
           <w:numId w:val="1"/>
@@ -2393,7 +2263,7 @@
     </w:p>
     <w:p>
       <w:pPr>
-        <w:pStyle w:val="AbzasSiyahs"/>
+        <w:pStyle w:val="a3"/>
         <w:numPr>
           <w:ilvl w:val="2"/>
           <w:numId w:val="1"/>
@@ -2459,7 +2329,7 @@
     </w:p>
     <w:p>
       <w:pPr>
-        <w:pStyle w:val="AbzasSiyahs"/>
+        <w:pStyle w:val="a3"/>
         <w:numPr>
           <w:ilvl w:val="2"/>
           <w:numId w:val="1"/>
@@ -2491,7 +2361,7 @@
     </w:p>
     <w:p>
       <w:pPr>
-        <w:pStyle w:val="AbzasSiyahs"/>
+        <w:pStyle w:val="a3"/>
         <w:numPr>
           <w:ilvl w:val="1"/>
           <w:numId w:val="1"/>
@@ -2560,7 +2430,7 @@
     </w:p>
     <w:p>
       <w:pPr>
-        <w:pStyle w:val="AbzasSiyahs"/>
+        <w:pStyle w:val="a3"/>
         <w:numPr>
           <w:ilvl w:val="2"/>
           <w:numId w:val="1"/>
@@ -2618,7 +2488,7 @@
     </w:p>
     <w:p>
       <w:pPr>
-        <w:pStyle w:val="AbzasSiyahs"/>
+        <w:pStyle w:val="a3"/>
         <w:numPr>
           <w:ilvl w:val="2"/>
           <w:numId w:val="1"/>
@@ -2740,7 +2610,7 @@
     </w:p>
     <w:p>
       <w:pPr>
-        <w:pStyle w:val="AbzasSiyahs"/>
+        <w:pStyle w:val="a3"/>
         <w:numPr>
           <w:ilvl w:val="2"/>
           <w:numId w:val="1"/>
@@ -2869,7 +2739,7 @@
     </w:p>
     <w:p>
       <w:pPr>
-        <w:pStyle w:val="AbzasSiyahs"/>
+        <w:pStyle w:val="a3"/>
         <w:numPr>
           <w:ilvl w:val="2"/>
           <w:numId w:val="1"/>
@@ -2982,7 +2852,7 @@
     </w:p>
     <w:p>
       <w:pPr>
-        <w:pStyle w:val="AbzasSiyahs"/>
+        <w:pStyle w:val="a3"/>
         <w:numPr>
           <w:ilvl w:val="2"/>
           <w:numId w:val="1"/>
@@ -3071,7 +2941,7 @@
     </w:p>
     <w:p>
       <w:pPr>
-        <w:pStyle w:val="AbzasSiyahs"/>
+        <w:pStyle w:val="a3"/>
         <w:numPr>
           <w:ilvl w:val="2"/>
           <w:numId w:val="1"/>
@@ -3112,7 +2982,7 @@
     </w:p>
     <w:p>
       <w:pPr>
-        <w:pStyle w:val="AbzasSiyahs"/>
+        <w:pStyle w:val="a3"/>
         <w:numPr>
           <w:ilvl w:val="2"/>
           <w:numId w:val="1"/>
@@ -3177,7 +3047,7 @@
     </w:p>
     <w:p>
       <w:pPr>
-        <w:pStyle w:val="AbzasSiyahs"/>
+        <w:pStyle w:val="a3"/>
         <w:numPr>
           <w:ilvl w:val="2"/>
           <w:numId w:val="1"/>
@@ -3298,7 +3168,7 @@
     </w:p>
     <w:p>
       <w:pPr>
-        <w:pStyle w:val="AbzasSiyahs"/>
+        <w:pStyle w:val="a3"/>
         <w:numPr>
           <w:ilvl w:val="2"/>
           <w:numId w:val="1"/>
@@ -3347,7 +3217,7 @@
     </w:p>
     <w:p>
       <w:pPr>
-        <w:pStyle w:val="AbzasSiyahs"/>
+        <w:pStyle w:val="a3"/>
         <w:numPr>
           <w:ilvl w:val="2"/>
           <w:numId w:val="1"/>
@@ -3377,7 +3247,7 @@
     </w:p>
     <w:p>
       <w:pPr>
-        <w:pStyle w:val="AbzasSiyahs"/>
+        <w:pStyle w:val="a3"/>
         <w:numPr>
           <w:ilvl w:val="2"/>
           <w:numId w:val="1"/>
@@ -3397,6 +3267,7 @@
           <w:szCs w:val="24"/>
           <w:lang w:val="az-Latn-AZ"/>
         </w:rPr>
+        <w:lastRenderedPageBreak/>
         <w:t>Sərgi təşkil olunan ərazidə siqaret, elektron siqaret,</w:t>
       </w:r>
       <w:r>
@@ -3413,16 +3284,7 @@
           <w:szCs w:val="24"/>
           <w:lang w:val="az-Latn-AZ"/>
         </w:rPr>
-        <w:t xml:space="preserve">digər tütün məhsulları, narkotik, psixotrop </w:t>
-      </w:r>
-      <w:r>
-        <w:rPr>
-          <w:sz w:val="24"/>
-          <w:szCs w:val="24"/>
-          <w:lang w:val="az-Latn-AZ"/>
-        </w:rPr>
-        <w:lastRenderedPageBreak/>
-        <w:t>maddələr, onların prekursorları, alkoqollu içkilər və digər Sərginin həyata keçirilməsin</w:t>
+        <w:t>digər tütün məhsulları, narkotik, psixotrop maddələr, onların prekursorları, alkoqollu içkilər və digər Sərginin həyata keçirilməsin</w:t>
       </w:r>
       <w:r>
         <w:rPr>
@@ -3451,7 +3313,7 @@
     </w:p>
     <w:p>
       <w:pPr>
-        <w:pStyle w:val="AbzasSiyahs"/>
+        <w:pStyle w:val="a3"/>
         <w:numPr>
           <w:ilvl w:val="2"/>
           <w:numId w:val="1"/>
@@ -3488,7 +3350,7 @@
     </w:p>
     <w:p>
       <w:pPr>
-        <w:pStyle w:val="AbzasSiyahs"/>
+        <w:pStyle w:val="a3"/>
         <w:numPr>
           <w:ilvl w:val="1"/>
           <w:numId w:val="1"/>
@@ -3517,7 +3379,7 @@
     </w:p>
     <w:p>
       <w:pPr>
-        <w:pStyle w:val="AbzasSiyahs"/>
+        <w:pStyle w:val="a3"/>
         <w:numPr>
           <w:ilvl w:val="2"/>
           <w:numId w:val="1"/>
@@ -3550,7 +3412,7 @@
     </w:p>
     <w:p>
       <w:pPr>
-        <w:pStyle w:val="AbzasSiyahs"/>
+        <w:pStyle w:val="a3"/>
         <w:widowControl/>
         <w:numPr>
           <w:ilvl w:val="2"/>
@@ -3598,7 +3460,7 @@
     </w:p>
     <w:p>
       <w:pPr>
-        <w:pStyle w:val="AbzasSiyahs"/>
+        <w:pStyle w:val="a3"/>
         <w:numPr>
           <w:ilvl w:val="2"/>
           <w:numId w:val="1"/>
@@ -3679,7 +3541,7 @@
     </w:p>
     <w:p>
       <w:pPr>
-        <w:pStyle w:val="AbzasSiyahs"/>
+        <w:pStyle w:val="a3"/>
         <w:numPr>
           <w:ilvl w:val="2"/>
           <w:numId w:val="1"/>
@@ -3776,7 +3638,7 @@
     </w:p>
     <w:p>
       <w:pPr>
-        <w:pStyle w:val="AbzasSiyahs"/>
+        <w:pStyle w:val="a3"/>
         <w:numPr>
           <w:ilvl w:val="2"/>
           <w:numId w:val="1"/>
@@ -3809,7 +3671,7 @@
     </w:p>
     <w:p>
       <w:pPr>
-        <w:pStyle w:val="AbzasSiyahs"/>
+        <w:pStyle w:val="a3"/>
         <w:numPr>
           <w:ilvl w:val="2"/>
           <w:numId w:val="1"/>
@@ -3882,7 +3744,7 @@
     </w:p>
     <w:p>
       <w:pPr>
-        <w:pStyle w:val="AbzasSiyahs"/>
+        <w:pStyle w:val="a3"/>
         <w:numPr>
           <w:ilvl w:val="2"/>
           <w:numId w:val="1"/>
@@ -3915,7 +3777,7 @@
     </w:p>
     <w:p>
       <w:pPr>
-        <w:pStyle w:val="AbzasSiyahs"/>
+        <w:pStyle w:val="a3"/>
         <w:numPr>
           <w:ilvl w:val="2"/>
           <w:numId w:val="1"/>
@@ -3952,7 +3814,7 @@
     </w:p>
     <w:p>
       <w:pPr>
-        <w:pStyle w:val="AbzasSiyahs"/>
+        <w:pStyle w:val="a3"/>
         <w:numPr>
           <w:ilvl w:val="1"/>
           <w:numId w:val="1"/>
@@ -3981,7 +3843,7 @@
     </w:p>
     <w:p>
       <w:pPr>
-        <w:pStyle w:val="AbzasSiyahs"/>
+        <w:pStyle w:val="a3"/>
         <w:numPr>
           <w:ilvl w:val="2"/>
           <w:numId w:val="1"/>
@@ -4014,7 +3876,7 @@
     </w:p>
     <w:p>
       <w:pPr>
-        <w:pStyle w:val="AbzasSiyahs"/>
+        <w:pStyle w:val="a3"/>
         <w:widowControl/>
         <w:numPr>
           <w:ilvl w:val="2"/>
@@ -4094,7 +3956,7 @@
     </w:p>
     <w:p>
       <w:pPr>
-        <w:pStyle w:val="AbzasSiyahs"/>
+        <w:pStyle w:val="a3"/>
         <w:widowControl/>
         <w:numPr>
           <w:ilvl w:val="2"/>
@@ -4123,7 +3985,7 @@
     </w:p>
     <w:p>
       <w:pPr>
-        <w:pStyle w:val="AbzasSiyahs"/>
+        <w:pStyle w:val="a3"/>
         <w:widowControl/>
         <w:numPr>
           <w:ilvl w:val="2"/>
@@ -4172,7 +4034,7 @@
     </w:p>
     <w:p>
       <w:pPr>
-        <w:pStyle w:val="AbzasSiyahs"/>
+        <w:pStyle w:val="a3"/>
         <w:widowControl/>
         <w:autoSpaceDE/>
         <w:autoSpaceDN/>
@@ -4189,7 +4051,7 @@
     </w:p>
     <w:p>
       <w:pPr>
-        <w:pStyle w:val="AbzasSiyahs"/>
+        <w:pStyle w:val="a3"/>
         <w:widowControl/>
         <w:numPr>
           <w:ilvl w:val="0"/>
@@ -4218,7 +4080,7 @@
     </w:p>
     <w:p>
       <w:pPr>
-        <w:pStyle w:val="AbzasSiyahs"/>
+        <w:pStyle w:val="a3"/>
         <w:widowControl/>
         <w:numPr>
           <w:ilvl w:val="1"/>
@@ -4255,7 +4117,7 @@
     </w:p>
     <w:p>
       <w:pPr>
-        <w:pStyle w:val="AbzasSiyahs"/>
+        <w:pStyle w:val="a3"/>
         <w:widowControl/>
         <w:numPr>
           <w:ilvl w:val="1"/>
@@ -4285,7 +4147,7 @@
     </w:p>
     <w:p>
       <w:pPr>
-        <w:pStyle w:val="AbzasSiyahs"/>
+        <w:pStyle w:val="a3"/>
         <w:widowControl/>
         <w:numPr>
           <w:ilvl w:val="1"/>
@@ -4326,7 +4188,7 @@
     </w:p>
     <w:p>
       <w:pPr>
-        <w:pStyle w:val="AbzasSiyahs"/>
+        <w:pStyle w:val="a3"/>
         <w:widowControl/>
         <w:numPr>
           <w:ilvl w:val="0"/>
@@ -4355,7 +4217,7 @@
     </w:p>
     <w:p>
       <w:pPr>
-        <w:pStyle w:val="AbzasSiyahs"/>
+        <w:pStyle w:val="a3"/>
         <w:widowControl/>
         <w:numPr>
           <w:ilvl w:val="1"/>
@@ -4399,7 +4261,7 @@
     </w:p>
     <w:p>
       <w:pPr>
-        <w:pStyle w:val="AbzasSiyahs"/>
+        <w:pStyle w:val="a3"/>
         <w:widowControl/>
         <w:numPr>
           <w:ilvl w:val="1"/>
@@ -4425,12 +4287,13 @@
           <w:sz w:val="24"/>
           <w:lang w:val="az-Latn-AZ"/>
         </w:rPr>
+        <w:lastRenderedPageBreak/>
         <w:t xml:space="preserve">Sifarişçi tərəfindən bu Müqavilə üzrə nəzərdə tutulan ödənişlər gecikdirildikdə İcraçı gecikdirilmiş hər gün üçün Müqavilənin ümumi dəyərinin 1%-i həcmində Sifarişçiyə cərimə tətbiq etmək hüququna malikdir. </w:t>
       </w:r>
     </w:p>
     <w:p>
       <w:pPr>
-        <w:pStyle w:val="AbzasSiyahs"/>
+        <w:pStyle w:val="a3"/>
         <w:widowControl/>
         <w:numPr>
           <w:ilvl w:val="1"/>
@@ -4453,13 +4316,12 @@
           <w:szCs w:val="24"/>
           <w:lang w:val="az-Latn-AZ"/>
         </w:rPr>
-        <w:lastRenderedPageBreak/>
         <w:t>Etibarnamə və ya bildirişlə müəyyən edilmiş təmsilçinin, həmçinin tərəflərin öhdəliklərini yerinə yetirmək üçün onlara kömək edən üçüncü şəxslərin vurduğu zərər üçün təmsil edilən/kömək göstərilən tərəf məsuliyyət daşıyır.</w:t>
       </w:r>
     </w:p>
     <w:p>
       <w:pPr>
-        <w:pStyle w:val="AbzasSiyahs"/>
+        <w:pStyle w:val="a3"/>
         <w:ind w:left="567" w:right="2" w:firstLine="0"/>
         <w:rPr>
           <w:sz w:val="24"/>
@@ -4470,7 +4332,7 @@
     </w:p>
     <w:p>
       <w:pPr>
-        <w:pStyle w:val="AbzasSiyahs"/>
+        <w:pStyle w:val="a3"/>
         <w:numPr>
           <w:ilvl w:val="0"/>
           <w:numId w:val="1"/>
@@ -4496,7 +4358,7 @@
     </w:p>
     <w:p>
       <w:pPr>
-        <w:pStyle w:val="AbzasSiyahs"/>
+        <w:pStyle w:val="a3"/>
         <w:numPr>
           <w:ilvl w:val="1"/>
           <w:numId w:val="1"/>
@@ -4523,7 +4385,7 @@
     </w:p>
     <w:p>
       <w:pPr>
-        <w:pStyle w:val="AbzasSiyahs"/>
+        <w:pStyle w:val="a3"/>
         <w:numPr>
           <w:ilvl w:val="1"/>
           <w:numId w:val="1"/>
@@ -4550,7 +4412,7 @@
     </w:p>
     <w:p>
       <w:pPr>
-        <w:pStyle w:val="AbzasSiyahs"/>
+        <w:pStyle w:val="a3"/>
         <w:numPr>
           <w:ilvl w:val="1"/>
           <w:numId w:val="1"/>
@@ -4577,7 +4439,7 @@
     </w:p>
     <w:p>
       <w:pPr>
-        <w:pStyle w:val="AbzasSiyahs"/>
+        <w:pStyle w:val="a3"/>
         <w:ind w:left="426" w:right="2" w:firstLine="0"/>
         <w:jc w:val="both"/>
         <w:rPr>
@@ -4589,7 +4451,7 @@
     </w:p>
     <w:p>
       <w:pPr>
-        <w:pStyle w:val="AbzasSiyahs"/>
+        <w:pStyle w:val="a3"/>
         <w:numPr>
           <w:ilvl w:val="0"/>
           <w:numId w:val="1"/>
@@ -4616,7 +4478,7 @@
     </w:p>
     <w:p>
       <w:pPr>
-        <w:pStyle w:val="AbzasSiyahs"/>
+        <w:pStyle w:val="a3"/>
         <w:numPr>
           <w:ilvl w:val="1"/>
           <w:numId w:val="27"/>
@@ -4812,7 +4674,7 @@
     </w:p>
     <w:p>
       <w:pPr>
-        <w:pStyle w:val="AbzasSiyahs"/>
+        <w:pStyle w:val="a3"/>
         <w:numPr>
           <w:ilvl w:val="0"/>
           <w:numId w:val="1"/>
@@ -4855,7 +4717,7 @@
     </w:p>
     <w:p>
       <w:pPr>
-        <w:pStyle w:val="AbzasSiyahs"/>
+        <w:pStyle w:val="a3"/>
         <w:numPr>
           <w:ilvl w:val="1"/>
           <w:numId w:val="1"/>
@@ -4885,7 +4747,7 @@
     </w:p>
     <w:p>
       <w:pPr>
-        <w:pStyle w:val="AbzasSiyahs"/>
+        <w:pStyle w:val="a3"/>
         <w:numPr>
           <w:ilvl w:val="1"/>
           <w:numId w:val="1"/>
@@ -4923,7 +4785,7 @@
     </w:p>
     <w:p>
       <w:pPr>
-        <w:pStyle w:val="AbzasSiyahs"/>
+        <w:pStyle w:val="a3"/>
         <w:numPr>
           <w:ilvl w:val="1"/>
           <w:numId w:val="1"/>
@@ -4954,7 +4816,7 @@
     </w:p>
     <w:p>
       <w:pPr>
-        <w:pStyle w:val="AbzasSiyahs"/>
+        <w:pStyle w:val="a3"/>
         <w:numPr>
           <w:ilvl w:val="1"/>
           <w:numId w:val="1"/>
@@ -4985,7 +4847,7 @@
     </w:p>
     <w:p>
       <w:pPr>
-        <w:pStyle w:val="AbzasSiyahs"/>
+        <w:pStyle w:val="a3"/>
         <w:numPr>
           <w:ilvl w:val="1"/>
           <w:numId w:val="1"/>
@@ -5023,7 +4885,7 @@
     </w:p>
     <w:p>
       <w:pPr>
-        <w:pStyle w:val="AbzasSiyahs"/>
+        <w:pStyle w:val="a3"/>
         <w:numPr>
           <w:ilvl w:val="1"/>
           <w:numId w:val="1"/>
@@ -5054,7 +4916,7 @@
     </w:p>
     <w:p>
       <w:pPr>
-        <w:pStyle w:val="AbzasSiyahs"/>
+        <w:pStyle w:val="a3"/>
         <w:spacing w:line="276" w:lineRule="auto"/>
         <w:ind w:left="142" w:right="2" w:hanging="142"/>
         <w:jc w:val="both"/>
@@ -5069,7 +4931,7 @@
     </w:p>
     <w:p>
       <w:pPr>
-        <w:pStyle w:val="AbzasSiyahs"/>
+        <w:pStyle w:val="a3"/>
         <w:widowControl/>
         <w:numPr>
           <w:ilvl w:val="0"/>
@@ -5094,12 +4956,13 @@
           <w:sz w:val="24"/>
           <w:lang w:val="az-Latn-AZ"/>
         </w:rPr>
+        <w:lastRenderedPageBreak/>
         <w:t>TƏRƏFLƏRIN ÜNVANLARI VƏ BANK REKVİZİTLƏRİ</w:t>
       </w:r>
     </w:p>
     <w:p>
       <w:pPr>
-        <w:pStyle w:val="AbzasSiyahs"/>
+        <w:pStyle w:val="a3"/>
         <w:widowControl/>
         <w:numPr>
           <w:ilvl w:val="1"/>
@@ -5133,21 +4996,12 @@
           <w:sz w:val="24"/>
           <w:lang w:val="az-Latn-AZ"/>
         </w:rPr>
-        <w:t xml:space="preserve">Tərəflərin aşağıda qeyd edilən ünvanları müqavilə üzrə öhdəliklərin yerinə yetirilməsi, habelə bildirişlərin göndərilməsi üçün əsasdır.  Həmin ünvanlara göndərilən bildirişlər və həmin ünvanlarda </w:t>
-      </w:r>
-      <w:r>
-        <w:rPr>
-          <w:color w:val="000000"/>
-          <w:sz w:val="24"/>
-          <w:lang w:val="az-Latn-AZ"/>
-        </w:rPr>
-        <w:lastRenderedPageBreak/>
-        <w:t>yerinə yetirilən öhdəliklər etibarlı hesab olunur, hüquqi əhəmiyyətə malikdir və müqavilənin ayrılmaz tərkib hissəsidir.</w:t>
-      </w:r>
-    </w:p>
-    <w:p>
-      <w:pPr>
-        <w:pStyle w:val="AbzasSiyahs"/>
+        <w:t>Tərəflərin aşağıda qeyd edilən ünvanları müqavilə üzrə öhdəliklərin yerinə yetirilməsi, habelə bildirişlərin göndərilməsi üçün əsasdır.  Həmin ünvanlara göndərilən bildirişlər və həmin ünvanlarda yerinə yetirilən öhdəliklər etibarlı hesab olunur, hüquqi əhəmiyyətə malikdir və müqavilənin ayrılmaz tərkib hissəsidir.</w:t>
+      </w:r>
+    </w:p>
+    <w:p>
+      <w:pPr>
+        <w:pStyle w:val="a3"/>
         <w:widowControl/>
         <w:numPr>
           <w:ilvl w:val="1"/>
@@ -5187,7 +5041,7 @@
     </w:p>
     <w:p>
       <w:pPr>
-        <w:pStyle w:val="AbzasSiyahs"/>
+        <w:pStyle w:val="a3"/>
         <w:widowControl/>
         <w:numPr>
           <w:ilvl w:val="1"/>
@@ -5227,7 +5081,7 @@
     </w:p>
     <w:p>
       <w:pPr>
-        <w:pStyle w:val="AbzasSiyahs"/>
+        <w:pStyle w:val="a3"/>
         <w:widowControl/>
         <w:numPr>
           <w:ilvl w:val="1"/>
@@ -5267,7 +5121,7 @@
     </w:p>
     <w:p>
       <w:pPr>
-        <w:pStyle w:val="AbzasSiyahs"/>
+        <w:pStyle w:val="a3"/>
         <w:widowControl/>
         <w:numPr>
           <w:ilvl w:val="1"/>
@@ -5307,7 +5161,7 @@
     </w:p>
     <w:p>
       <w:pPr>
-        <w:pStyle w:val="AbzasSiyahs"/>
+        <w:pStyle w:val="a3"/>
         <w:widowControl/>
         <w:numPr>
           <w:ilvl w:val="1"/>
@@ -5347,7 +5201,7 @@
     </w:p>
     <w:p>
       <w:pPr>
-        <w:pStyle w:val="AbzasSiyahs"/>
+        <w:pStyle w:val="a3"/>
         <w:spacing w:line="276" w:lineRule="auto"/>
         <w:ind w:left="426" w:right="2" w:firstLine="0"/>
         <w:jc w:val="both"/>
@@ -5386,7 +5240,7 @@
     </w:p>
     <w:tbl>
       <w:tblPr>
-        <w:tblStyle w:val="Cdvltoru"/>
+        <w:tblStyle w:val="a5"/>
         <w:tblW w:w="0" w:type="auto"/>
         <w:tblInd w:w="-147" w:type="dxa"/>
         <w:tblLook w:val="04A0" w:firstRow="1" w:lastRow="0" w:firstColumn="1" w:lastColumn="0" w:noHBand="0" w:noVBand="1"/>
@@ -6654,7 +6508,6 @@
           <w:szCs w:val="24"/>
           <w:lang w:val="az-Latn-AZ"/>
         </w:rPr>
-        <w:lastRenderedPageBreak/>
         <w:t xml:space="preserve">                     </w:t>
       </w:r>
       <w:r>
@@ -6955,7 +6808,7 @@
     </w:p>
     <w:p>
       <w:pPr>
-        <w:pStyle w:val="AbzasSiyahs"/>
+        <w:pStyle w:val="a3"/>
         <w:widowControl/>
         <w:numPr>
           <w:ilvl w:val="0"/>
@@ -6984,7 +6837,7 @@
     </w:p>
     <w:p>
       <w:pPr>
-        <w:pStyle w:val="AbzasSiyahs"/>
+        <w:pStyle w:val="a3"/>
         <w:ind w:left="426" w:right="2" w:firstLine="0"/>
         <w:jc w:val="both"/>
         <w:rPr>
@@ -7006,7 +6859,7 @@
     </w:p>
     <w:p>
       <w:pPr>
-        <w:pStyle w:val="AbzasSiyahs"/>
+        <w:pStyle w:val="a3"/>
         <w:ind w:left="426" w:right="2" w:firstLine="0"/>
         <w:jc w:val="both"/>
         <w:rPr>
@@ -7048,7 +6901,7 @@
     </w:p>
     <w:p>
       <w:pPr>
-        <w:pStyle w:val="AbzasSiyahs"/>
+        <w:pStyle w:val="a3"/>
         <w:ind w:left="426" w:right="2" w:firstLine="0"/>
         <w:jc w:val="both"/>
         <w:rPr>
@@ -7259,8 +7112,456 @@
         </w:rPr>
       </w:pPr>
     </w:p>
-    <w:bookmarkStart w:id="3" w:name="_MON_1844256982"/>
-    <w:bookmarkEnd w:id="3"/>
+    <w:tbl>
+      <w:tblPr>
+        <w:tblStyle w:val="a5"/>
+        <w:tblW w:w="0" w:type="auto"/>
+        <w:tblLook w:val="04A0" w:firstRow="1" w:lastRow="0" w:firstColumn="1" w:lastColumn="0" w:noHBand="0" w:noVBand="1"/>
+      </w:tblPr>
+      <w:tblGrid>
+        <w:gridCol w:w="1630"/>
+        <w:gridCol w:w="1630"/>
+        <w:gridCol w:w="1630"/>
+        <w:gridCol w:w="1630"/>
+        <w:gridCol w:w="1630"/>
+        <w:gridCol w:w="1630"/>
+      </w:tblGrid>
+      <w:tr>
+        <w:tc>
+          <w:tcPr>
+            <w:tcW w:w="1630" w:type="dxa"/>
+            <w:shd w:val="clear" w:color="auto" w:fill="D9D9D9"/>
+          </w:tcPr>
+          <w:p>
+            <w:proofErr w:type="spellStart"/>
+            <w:r>
+              <w:rPr>
+                <w:b/>
+              </w:rPr>
+              <w:t>Stend</w:t>
+            </w:r>
+            <w:proofErr w:type="spellEnd"/>
+            <w:r>
+              <w:rPr>
+                <w:b/>
+              </w:rPr>
+              <w:t xml:space="preserve"> №</w:t>
+            </w:r>
+          </w:p>
+        </w:tc>
+        <w:tc>
+          <w:tcPr>
+            <w:tcW w:w="1630" w:type="dxa"/>
+            <w:shd w:val="clear" w:color="auto" w:fill="D9D9D9"/>
+          </w:tcPr>
+          <w:p>
+            <w:proofErr w:type="spellStart"/>
+            <w:r>
+              <w:rPr>
+                <w:b/>
+              </w:rPr>
+              <w:t>Xidmətin</w:t>
+            </w:r>
+            <w:proofErr w:type="spellEnd"/>
+            <w:r>
+              <w:rPr>
+                <w:b/>
+              </w:rPr>
+              <w:t xml:space="preserve"> </w:t>
+            </w:r>
+            <w:proofErr w:type="spellStart"/>
+            <w:r>
+              <w:rPr>
+                <w:b/>
+              </w:rPr>
+              <w:t>adı</w:t>
+            </w:r>
+            <w:proofErr w:type="spellEnd"/>
+          </w:p>
+        </w:tc>
+        <w:tc>
+          <w:tcPr>
+            <w:tcW w:w="1630" w:type="dxa"/>
+            <w:shd w:val="clear" w:color="auto" w:fill="D9D9D9"/>
+          </w:tcPr>
+          <w:p>
+            <w:proofErr w:type="spellStart"/>
+            <w:r>
+              <w:rPr>
+                <w:b/>
+              </w:rPr>
+              <w:t>Ölçü</w:t>
+            </w:r>
+            <w:proofErr w:type="spellEnd"/>
+            <w:r>
+              <w:rPr>
+                <w:b/>
+              </w:rPr>
+              <w:t xml:space="preserve"> </w:t>
+            </w:r>
+            <w:proofErr w:type="spellStart"/>
+            <w:r>
+              <w:rPr>
+                <w:b/>
+              </w:rPr>
+              <w:t>vahidi</w:t>
+            </w:r>
+            <w:proofErr w:type="spellEnd"/>
+          </w:p>
+        </w:tc>
+        <w:tc>
+          <w:tcPr>
+            <w:tcW w:w="1630" w:type="dxa"/>
+            <w:shd w:val="clear" w:color="auto" w:fill="D9D9D9"/>
+          </w:tcPr>
+          <w:p>
+            <w:proofErr w:type="spellStart"/>
+            <w:r>
+              <w:rPr>
+                <w:b/>
+              </w:rPr>
+              <w:t>Qiymət</w:t>
+            </w:r>
+            <w:proofErr w:type="spellEnd"/>
+          </w:p>
+        </w:tc>
+        <w:tc>
+          <w:tcPr>
+            <w:tcW w:w="1630" w:type="dxa"/>
+            <w:shd w:val="clear" w:color="auto" w:fill="D9D9D9"/>
+          </w:tcPr>
+          <w:p>
+            <w:r>
+              <w:rPr>
+                <w:b/>
+              </w:rPr>
+              <w:t>ƏDV</w:t>
+            </w:r>
+          </w:p>
+        </w:tc>
+        <w:tc>
+          <w:tcPr>
+            <w:tcW w:w="1630" w:type="dxa"/>
+            <w:shd w:val="clear" w:color="auto" w:fill="D9D9D9"/>
+          </w:tcPr>
+          <w:p>
+            <w:proofErr w:type="spellStart"/>
+            <w:r>
+              <w:rPr>
+                <w:b/>
+              </w:rPr>
+              <w:t>Yekun</w:t>
+            </w:r>
+            <w:proofErr w:type="spellEnd"/>
+            <w:r>
+              <w:rPr>
+                <w:b/>
+              </w:rPr>
+              <w:t xml:space="preserve"> </w:t>
+            </w:r>
+            <w:proofErr w:type="spellStart"/>
+            <w:r>
+              <w:rPr>
+                <w:b/>
+              </w:rPr>
+              <w:t>məbləğ</w:t>
+            </w:r>
+            <w:proofErr w:type="spellEnd"/>
+          </w:p>
+        </w:tc>
+      </w:tr>
+      <w:tr>
+        <w:tc>
+          <w:tcPr>
+            <w:tcW w:w="1630" w:type="dxa"/>
+          </w:tcPr>
+          <w:p>
+            <w:pPr>
+              <w:rPr>
+                <w:highlight w:val="yellow"/>
+              </w:rPr>
+            </w:pPr>
+            <w:r>
+              <w:rPr>
+                <w:highlight w:val="yellow"/>
+              </w:rPr>
+              <w:t>50</w:t>
+            </w:r>
+          </w:p>
+        </w:tc>
+        <w:tc>
+          <w:tcPr>
+            <w:tcW w:w="1630" w:type="dxa"/>
+          </w:tcPr>
+          <w:p>
+            <w:pPr>
+              <w:rPr>
+                <w:highlight w:val="yellow"/>
+              </w:rPr>
+            </w:pPr>
+            <w:proofErr w:type="spellStart"/>
+            <w:r>
+              <w:rPr>
+                <w:highlight w:val="yellow"/>
+              </w:rPr>
+              <w:t>Sərgidə</w:t>
+            </w:r>
+            <w:proofErr w:type="spellEnd"/>
+            <w:r>
+              <w:rPr>
+                <w:highlight w:val="yellow"/>
+              </w:rPr>
+              <w:t xml:space="preserve"> </w:t>
+            </w:r>
+            <w:proofErr w:type="spellStart"/>
+            <w:r>
+              <w:rPr>
+                <w:highlight w:val="yellow"/>
+              </w:rPr>
+              <w:t>iştirak</w:t>
+            </w:r>
+            <w:proofErr w:type="spellEnd"/>
+          </w:p>
+        </w:tc>
+        <w:tc>
+          <w:tcPr>
+            <w:tcW w:w="1630" w:type="dxa"/>
+          </w:tcPr>
+          <w:p>
+            <w:pPr>
+              <w:rPr>
+                <w:highlight w:val="yellow"/>
+              </w:rPr>
+            </w:pPr>
+            <w:r>
+              <w:rPr>
+                <w:highlight w:val="yellow"/>
+              </w:rPr>
+              <w:t>x/h</w:t>
+            </w:r>
+          </w:p>
+        </w:tc>
+        <w:tc>
+          <w:tcPr>
+            <w:tcW w:w="1630" w:type="dxa"/>
+          </w:tcPr>
+          <w:p>
+            <w:pPr>
+              <w:rPr>
+                <w:highlight w:val="yellow"/>
+              </w:rPr>
+            </w:pPr>
+            <w:r>
+              <w:rPr>
+                <w:highlight w:val="yellow"/>
+              </w:rPr>
+              <w:t>90 000.00</w:t>
+            </w:r>
+          </w:p>
+        </w:tc>
+        <w:tc>
+          <w:tcPr>
+            <w:tcW w:w="1630" w:type="dxa"/>
+          </w:tcPr>
+          <w:p>
+            <w:pPr>
+              <w:rPr>
+                <w:highlight w:val="yellow"/>
+              </w:rPr>
+            </w:pPr>
+            <w:r>
+              <w:rPr>
+                <w:highlight w:val="yellow"/>
+              </w:rPr>
+              <w:t>16 200.00</w:t>
+            </w:r>
+          </w:p>
+        </w:tc>
+        <w:tc>
+          <w:tcPr>
+            <w:tcW w:w="1630" w:type="dxa"/>
+          </w:tcPr>
+          <w:p>
+            <w:pPr>
+              <w:rPr>
+                <w:highlight w:val="yellow"/>
+              </w:rPr>
+            </w:pPr>
+            <w:r>
+              <w:rPr>
+                <w:highlight w:val="yellow"/>
+              </w:rPr>
+              <w:t>106 200.00</w:t>
+            </w:r>
+          </w:p>
+        </w:tc>
+      </w:tr>
+    </w:tbl>
+    <w:p>
+      <w:pPr>
+        <w:spacing w:before="120" w:after="120"/>
+      </w:pPr>
+      <w:proofErr w:type="spellStart"/>
+      <w:r>
+        <w:rPr>
+          <w:b/>
+          <w:bCs/>
+          <w:sz w:val="24"/>
+          <w:szCs w:val="24"/>
+        </w:rPr>
+        <w:t>Məbləğ</w:t>
+      </w:r>
+      <w:proofErr w:type="spellEnd"/>
+      <w:r>
+        <w:rPr>
+          <w:b/>
+          <w:bCs/>
+          <w:sz w:val="24"/>
+          <w:szCs w:val="24"/>
+        </w:rPr>
+        <w:t xml:space="preserve"> </w:t>
+      </w:r>
+      <w:proofErr w:type="spellStart"/>
+      <w:r>
+        <w:rPr>
+          <w:b/>
+          <w:bCs/>
+          <w:sz w:val="24"/>
+          <w:szCs w:val="24"/>
+        </w:rPr>
+        <w:t>yazı</w:t>
+      </w:r>
+      <w:proofErr w:type="spellEnd"/>
+      <w:r>
+        <w:rPr>
+          <w:b/>
+          <w:bCs/>
+          <w:sz w:val="24"/>
+          <w:szCs w:val="24"/>
+        </w:rPr>
+        <w:t xml:space="preserve"> </w:t>
+      </w:r>
+      <w:proofErr w:type="spellStart"/>
+      <w:r>
+        <w:rPr>
+          <w:b/>
+          <w:bCs/>
+          <w:sz w:val="24"/>
+          <w:szCs w:val="24"/>
+        </w:rPr>
+        <w:t>ilə</w:t>
+      </w:r>
+      <w:proofErr w:type="spellEnd"/>
+      <w:r>
+        <w:rPr>
+          <w:b/>
+          <w:bCs/>
+          <w:sz w:val="24"/>
+          <w:szCs w:val="24"/>
+        </w:rPr>
+        <w:t xml:space="preserve">: </w:t>
+      </w:r>
+      <w:proofErr w:type="spellStart"/>
+      <w:r>
+        <w:rPr>
+          <w:sz w:val="24"/>
+          <w:szCs w:val="24"/>
+          <w:highlight w:val="yellow"/>
+        </w:rPr>
+        <w:t>yüz</w:t>
+      </w:r>
+      <w:proofErr w:type="spellEnd"/>
+      <w:r>
+        <w:rPr>
+          <w:sz w:val="24"/>
+          <w:szCs w:val="24"/>
+          <w:highlight w:val="yellow"/>
+        </w:rPr>
+        <w:t xml:space="preserve"> </w:t>
+      </w:r>
+      <w:proofErr w:type="spellStart"/>
+      <w:r>
+        <w:rPr>
+          <w:sz w:val="24"/>
+          <w:szCs w:val="24"/>
+          <w:highlight w:val="yellow"/>
+        </w:rPr>
+        <w:t>altı</w:t>
+      </w:r>
+      <w:proofErr w:type="spellEnd"/>
+      <w:r>
+        <w:rPr>
+          <w:sz w:val="24"/>
+          <w:szCs w:val="24"/>
+          <w:highlight w:val="yellow"/>
+        </w:rPr>
+        <w:t xml:space="preserve"> min </w:t>
+      </w:r>
+      <w:proofErr w:type="spellStart"/>
+      <w:r>
+        <w:rPr>
+          <w:sz w:val="24"/>
+          <w:szCs w:val="24"/>
+          <w:highlight w:val="yellow"/>
+        </w:rPr>
+        <w:t>iki</w:t>
+      </w:r>
+      <w:proofErr w:type="spellEnd"/>
+      <w:r>
+        <w:rPr>
+          <w:sz w:val="24"/>
+          <w:szCs w:val="24"/>
+          <w:highlight w:val="yellow"/>
+        </w:rPr>
+        <w:t xml:space="preserve"> </w:t>
+      </w:r>
+      <w:proofErr w:type="spellStart"/>
+      <w:r>
+        <w:rPr>
+          <w:sz w:val="24"/>
+          <w:szCs w:val="24"/>
+          <w:highlight w:val="yellow"/>
+        </w:rPr>
+        <w:t>yüz</w:t>
+      </w:r>
+      <w:proofErr w:type="spellEnd"/>
+      <w:r>
+        <w:rPr>
+          <w:sz w:val="24"/>
+          <w:szCs w:val="24"/>
+          <w:highlight w:val="yellow"/>
+        </w:rPr>
+        <w:t xml:space="preserve"> </w:t>
+      </w:r>
+      <w:proofErr w:type="spellStart"/>
+      <w:r>
+        <w:rPr>
+          <w:sz w:val="24"/>
+          <w:szCs w:val="24"/>
+          <w:highlight w:val="yellow"/>
+        </w:rPr>
+        <w:t>manat</w:t>
+      </w:r>
+      <w:proofErr w:type="spellEnd"/>
+      <w:r>
+        <w:rPr>
+          <w:sz w:val="24"/>
+          <w:szCs w:val="24"/>
+          <w:highlight w:val="yellow"/>
+        </w:rPr>
+        <w:t xml:space="preserve"> 00 </w:t>
+      </w:r>
+      <w:proofErr w:type="spellStart"/>
+      <w:r>
+        <w:rPr>
+          <w:sz w:val="24"/>
+          <w:szCs w:val="24"/>
+          <w:highlight w:val="yellow"/>
+        </w:rPr>
+        <w:t>qəpik</w:t>
+      </w:r>
+      <w:proofErr w:type="spellEnd"/>
+    </w:p>
     <w:p>
       <w:pPr>
         <w:tabs>
@@ -7273,41 +7574,10 @@
           <w:bCs/>
           <w:sz w:val="24"/>
           <w:szCs w:val="24"/>
-          <w:lang w:val="az-Latn-AZ"/>
-        </w:rPr>
-      </w:pPr>
-      <w:r>
-        <w:rPr>
-          <w:b/>
-          <w:bCs/>
-          <w:highlight w:val="yellow"/>
-        </w:rPr>
-        <w:object w:dxaOrig="8721" w:dyaOrig="2534" w14:anchorId="7BB7CC47">
-          <v:shapetype id="_x0000_t75" coordsize="21600,21600" o:spt="75" o:preferrelative="t" path="m@4@5l@4@11@9@11@9@5xe" filled="f" stroked="f">
-            <v:stroke joinstyle="miter"/>
-            <v:formulas>
-              <v:f eqn="if lineDrawn pixelLineWidth 0"/>
-              <v:f eqn="sum @0 1 0"/>
-              <v:f eqn="sum 0 0 @1"/>
-              <v:f eqn="prod @2 1 2"/>
-              <v:f eqn="prod @3 21600 pixelWidth"/>
-              <v:f eqn="prod @3 21600 pixelHeight"/>
-              <v:f eqn="sum @0 0 1"/>
-              <v:f eqn="prod @6 1 2"/>
-              <v:f eqn="prod @7 21600 pixelWidth"/>
-              <v:f eqn="sum @8 21600 0"/>
-              <v:f eqn="prod @7 21600 pixelHeight"/>
-              <v:f eqn="sum @10 21600 0"/>
-            </v:formulas>
-            <v:path o:extrusionok="f" gradientshapeok="t" o:connecttype="rect"/>
-            <o:lock v:ext="edit" aspectratio="t"/>
-          </v:shapetype>
-          <v:shape id="_x0000_i1025" type="#_x0000_t75" style="width:435.75pt;height:126.75pt" o:ole="">
-            <v:imagedata r:id="rId8" o:title=""/>
-          </v:shape>
-          <o:OLEObject Type="Embed" ProgID="Excel.Sheet.12" ShapeID="_x0000_i1025" DrawAspect="Content" ObjectID="_1847275509" r:id="rId9"/>
-        </w:object>
-      </w:r>
+        </w:rPr>
+      </w:pPr>
+      <w:bookmarkStart w:id="3" w:name="_GoBack"/>
+      <w:bookmarkEnd w:id="3"/>
     </w:p>
     <w:p>
       <w:pPr>
@@ -7351,7 +7621,7 @@
     </w:p>
     <w:tbl>
       <w:tblPr>
-        <w:tblStyle w:val="Cdvltoru"/>
+        <w:tblStyle w:val="a5"/>
         <w:tblW w:w="0" w:type="auto"/>
         <w:tblInd w:w="562" w:type="dxa"/>
         <w:tblLook w:val="04A0" w:firstRow="1" w:lastRow="0" w:firstColumn="1" w:lastColumn="0" w:noHBand="0" w:noVBand="1"/>
@@ -7373,7 +7643,7 @@
           </w:tcPr>
           <w:p>
             <w:pPr>
-              <w:pStyle w:val="AbzasSiyahs"/>
+              <w:pStyle w:val="a3"/>
               <w:ind w:left="176"/>
               <w:jc w:val="center"/>
               <w:rPr>
@@ -7401,7 +7671,7 @@
           </w:tcPr>
           <w:p>
             <w:pPr>
-              <w:pStyle w:val="AbzasSiyahs"/>
+              <w:pStyle w:val="a3"/>
               <w:ind w:left="0"/>
               <w:jc w:val="center"/>
               <w:rPr>
@@ -7433,7 +7703,7 @@
           </w:tcPr>
           <w:p>
             <w:pPr>
-              <w:pStyle w:val="AbzasSiyahs"/>
+              <w:pStyle w:val="a3"/>
               <w:ind w:left="0"/>
               <w:jc w:val="center"/>
               <w:rPr>
@@ -7468,7 +7738,7 @@
           </w:tcPr>
           <w:p>
             <w:pPr>
-              <w:pStyle w:val="AbzasSiyahs"/>
+              <w:pStyle w:val="a3"/>
               <w:ind w:left="0"/>
               <w:jc w:val="center"/>
               <w:rPr>
@@ -7487,7 +7757,7 @@
           </w:tcPr>
           <w:p>
             <w:pPr>
-              <w:pStyle w:val="AbzasSiyahs"/>
+              <w:pStyle w:val="a3"/>
               <w:ind w:left="-104" w:firstLine="7"/>
               <w:jc w:val="center"/>
               <w:rPr>
@@ -7519,7 +7789,7 @@
           </w:tcPr>
           <w:p>
             <w:pPr>
-              <w:pStyle w:val="AbzasSiyahs"/>
+              <w:pStyle w:val="a3"/>
               <w:ind w:left="319"/>
               <w:jc w:val="center"/>
               <w:rPr>
@@ -7575,7 +7845,7 @@
           </w:tcPr>
           <w:p>
             <w:pPr>
-              <w:pStyle w:val="AbzasSiyahs"/>
+              <w:pStyle w:val="a3"/>
               <w:ind w:left="0"/>
               <w:jc w:val="center"/>
               <w:rPr>
@@ -7631,7 +7901,7 @@
           </w:tcPr>
           <w:p>
             <w:pPr>
-              <w:pStyle w:val="AbzasSiyahs"/>
+              <w:pStyle w:val="a3"/>
               <w:ind w:left="0"/>
               <w:jc w:val="center"/>
               <w:rPr>
@@ -7660,7 +7930,7 @@
           </w:tcPr>
           <w:p>
             <w:pPr>
-              <w:pStyle w:val="AbzasSiyahs"/>
+              <w:pStyle w:val="a3"/>
               <w:ind w:left="318"/>
               <w:jc w:val="center"/>
               <w:rPr>
@@ -7715,7 +7985,7 @@
           </w:tcPr>
           <w:p>
             <w:pPr>
-              <w:pStyle w:val="AbzasSiyahs"/>
+              <w:pStyle w:val="a3"/>
               <w:ind w:left="0"/>
               <w:jc w:val="center"/>
               <w:rPr>
@@ -7748,7 +8018,7 @@
           </w:tcPr>
           <w:p>
             <w:pPr>
-              <w:pStyle w:val="AbzasSiyahs"/>
+              <w:pStyle w:val="a3"/>
               <w:ind w:left="0"/>
               <w:jc w:val="center"/>
               <w:rPr>
@@ -7776,7 +8046,7 @@
           </w:tcPr>
           <w:p>
             <w:pPr>
-              <w:pStyle w:val="AbzasSiyahs"/>
+              <w:pStyle w:val="a3"/>
               <w:ind w:left="0"/>
               <w:jc w:val="center"/>
               <w:rPr>
@@ -7795,7 +8065,7 @@
           </w:tcPr>
           <w:p>
             <w:pPr>
-              <w:pStyle w:val="AbzasSiyahs"/>
+              <w:pStyle w:val="a3"/>
               <w:ind w:left="0"/>
               <w:jc w:val="center"/>
               <w:rPr>
@@ -7819,7 +8089,7 @@
           </w:tcPr>
           <w:p>
             <w:pPr>
-              <w:pStyle w:val="AbzasSiyahs"/>
+              <w:pStyle w:val="a3"/>
               <w:ind w:left="0"/>
               <w:jc w:val="center"/>
               <w:rPr>
@@ -7847,7 +8117,7 @@
           </w:tcPr>
           <w:p>
             <w:pPr>
-              <w:pStyle w:val="AbzasSiyahs"/>
+              <w:pStyle w:val="a3"/>
               <w:ind w:left="0"/>
               <w:jc w:val="center"/>
               <w:rPr>
@@ -7866,7 +8136,7 @@
           </w:tcPr>
           <w:p>
             <w:pPr>
-              <w:pStyle w:val="AbzasSiyahs"/>
+              <w:pStyle w:val="a3"/>
               <w:ind w:left="0"/>
               <w:jc w:val="center"/>
               <w:rPr>
@@ -8067,21 +8337,8 @@
           <w:highlight w:val="yellow"/>
           <w:lang w:val="az-Latn-AZ"/>
         </w:rPr>
-        <w:t>-</w:t>
-      </w:r>
-      <w:proofErr w:type="spellStart"/>
-      <w:r>
-        <w:rPr>
-          <w:b/>
-          <w:bCs/>
-          <w:sz w:val="24"/>
-          <w:szCs w:val="24"/>
-          <w:highlight w:val="yellow"/>
-          <w:lang w:val="az-Latn-AZ"/>
-        </w:rPr>
-        <w:t>li</w:t>
-      </w:r>
-      <w:proofErr w:type="spellEnd"/>
+        <w:t>-li</w:t>
+      </w:r>
       <w:r>
         <w:rPr>
           <w:b/>
@@ -8217,7 +8474,7 @@
     </w:p>
     <w:p>
       <w:pPr>
-        <w:pStyle w:val="AbzasSiyahs"/>
+        <w:pStyle w:val="a3"/>
         <w:widowControl/>
         <w:numPr>
           <w:ilvl w:val="0"/>
@@ -8246,7 +8503,7 @@
     </w:p>
     <w:p>
       <w:pPr>
-        <w:pStyle w:val="AbzasSiyahs"/>
+        <w:pStyle w:val="a3"/>
         <w:ind w:left="426" w:right="2" w:firstLine="0"/>
         <w:jc w:val="both"/>
         <w:rPr>
@@ -8268,7 +8525,7 @@
     </w:p>
     <w:p>
       <w:pPr>
-        <w:pStyle w:val="AbzasSiyahs"/>
+        <w:pStyle w:val="a3"/>
         <w:ind w:left="426" w:right="2" w:firstLine="0"/>
         <w:jc w:val="both"/>
         <w:rPr>
@@ -8308,7 +8565,7 @@
     </w:p>
     <w:p>
       <w:pPr>
-        <w:pStyle w:val="AbzasSiyahs"/>
+        <w:pStyle w:val="a3"/>
         <w:ind w:left="426" w:right="2" w:firstLine="0"/>
         <w:jc w:val="both"/>
         <w:rPr>
@@ -8330,7 +8587,7 @@
     </w:p>
     <w:p>
       <w:pPr>
-        <w:pStyle w:val="AbzasSiyahs"/>
+        <w:pStyle w:val="a3"/>
         <w:ind w:left="426" w:right="2" w:firstLine="0"/>
         <w:jc w:val="both"/>
         <w:rPr>
@@ -8579,7 +8836,7 @@
     </w:p>
     <w:tbl>
       <w:tblPr>
-        <w:tblStyle w:val="Cdvltoru"/>
+        <w:tblStyle w:val="a5"/>
         <w:tblW w:w="0" w:type="auto"/>
         <w:tblInd w:w="720" w:type="dxa"/>
         <w:tblLook w:val="04A0" w:firstRow="1" w:lastRow="0" w:firstColumn="1" w:lastColumn="0" w:noHBand="0" w:noVBand="1"/>
@@ -8598,7 +8855,7 @@
           </w:tcPr>
           <w:p>
             <w:pPr>
-              <w:pStyle w:val="AbzasSiyahs"/>
+              <w:pStyle w:val="a3"/>
               <w:numPr>
                 <w:ilvl w:val="0"/>
                 <w:numId w:val="19"/>
@@ -8646,7 +8903,7 @@
           </w:tcPr>
           <w:p>
             <w:pPr>
-              <w:pStyle w:val="AbzasSiyahs"/>
+              <w:pStyle w:val="a3"/>
               <w:numPr>
                 <w:ilvl w:val="0"/>
                 <w:numId w:val="19"/>
@@ -8684,7 +8941,7 @@
           </w:tcPr>
           <w:p>
             <w:pPr>
-              <w:pStyle w:val="AbzasSiyahs"/>
+              <w:pStyle w:val="a3"/>
               <w:numPr>
                 <w:ilvl w:val="0"/>
                 <w:numId w:val="19"/>
@@ -8722,7 +8979,7 @@
           </w:tcPr>
           <w:p>
             <w:pPr>
-              <w:pStyle w:val="AbzasSiyahs"/>
+              <w:pStyle w:val="a3"/>
               <w:numPr>
                 <w:ilvl w:val="0"/>
                 <w:numId w:val="19"/>
@@ -8760,7 +9017,7 @@
           </w:tcPr>
           <w:p>
             <w:pPr>
-              <w:pStyle w:val="AbzasSiyahs"/>
+              <w:pStyle w:val="a3"/>
               <w:numPr>
                 <w:ilvl w:val="0"/>
                 <w:numId w:val="19"/>
@@ -8798,7 +9055,7 @@
           </w:tcPr>
           <w:p>
             <w:pPr>
-              <w:pStyle w:val="AbzasSiyahs"/>
+              <w:pStyle w:val="a3"/>
               <w:numPr>
                 <w:ilvl w:val="0"/>
                 <w:numId w:val="19"/>
@@ -8836,7 +9093,7 @@
           </w:tcPr>
           <w:p>
             <w:pPr>
-              <w:pStyle w:val="AbzasSiyahs"/>
+              <w:pStyle w:val="a3"/>
               <w:numPr>
                 <w:ilvl w:val="0"/>
                 <w:numId w:val="19"/>
@@ -8904,7 +9161,7 @@
           </w:tcPr>
           <w:p>
             <w:pPr>
-              <w:pStyle w:val="AbzasSiyahs"/>
+              <w:pStyle w:val="a3"/>
               <w:numPr>
                 <w:ilvl w:val="0"/>
                 <w:numId w:val="19"/>
@@ -8941,7 +9198,7 @@
           </w:p>
           <w:p>
             <w:pPr>
-              <w:pStyle w:val="AbzasSiyahs"/>
+              <w:pStyle w:val="a3"/>
               <w:spacing w:line="276" w:lineRule="auto"/>
               <w:ind w:left="720" w:firstLine="0"/>
               <w:rPr>
@@ -8966,7 +9223,7 @@
           </w:tcPr>
           <w:p>
             <w:pPr>
-              <w:pStyle w:val="AbzasSiyahs"/>
+              <w:pStyle w:val="a3"/>
               <w:numPr>
                 <w:ilvl w:val="0"/>
                 <w:numId w:val="19"/>
@@ -9034,7 +9291,7 @@
           </w:tcPr>
           <w:p>
             <w:pPr>
-              <w:pStyle w:val="AbzasSiyahs"/>
+              <w:pStyle w:val="a3"/>
               <w:numPr>
                 <w:ilvl w:val="0"/>
                 <w:numId w:val="19"/>
@@ -9072,7 +9329,7 @@
           </w:tcPr>
           <w:p>
             <w:pPr>
-              <w:pStyle w:val="AbzasSiyahs"/>
+              <w:pStyle w:val="a3"/>
               <w:numPr>
                 <w:ilvl w:val="0"/>
                 <w:numId w:val="19"/>
@@ -9110,7 +9367,7 @@
           </w:tcPr>
           <w:p>
             <w:pPr>
-              <w:pStyle w:val="AbzasSiyahs"/>
+              <w:pStyle w:val="a3"/>
               <w:numPr>
                 <w:ilvl w:val="0"/>
                 <w:numId w:val="19"/>
@@ -9132,7 +9389,6 @@
                 <w:szCs w:val="24"/>
                 <w:lang w:val="az-Latn-AZ"/>
               </w:rPr>
-              <w:lastRenderedPageBreak/>
               <w:t>Sərgi müddətində kampaniya və endirimlərin 4 dəfə səsləndirilməsi</w:t>
             </w:r>
           </w:p>
@@ -9149,7 +9405,7 @@
           </w:tcPr>
           <w:p>
             <w:pPr>
-              <w:pStyle w:val="AbzasSiyahs"/>
+              <w:pStyle w:val="a3"/>
               <w:numPr>
                 <w:ilvl w:val="0"/>
                 <w:numId w:val="19"/>
@@ -9171,6 +9427,7 @@
                 <w:szCs w:val="24"/>
                 <w:lang w:val="az-Latn-AZ"/>
               </w:rPr>
+              <w:lastRenderedPageBreak/>
               <w:t>Sərgi iştirakçısı şirkət rəhbərlərilə sərgi öncəsi təşkil edilən görüşlərdə iştirak imkanı</w:t>
             </w:r>
             <w:r>
@@ -9258,7 +9515,7 @@
     </w:p>
     <w:tbl>
       <w:tblPr>
-        <w:tblStyle w:val="Cdvltoru"/>
+        <w:tblStyle w:val="a5"/>
         <w:tblW w:w="0" w:type="auto"/>
         <w:tblInd w:w="562" w:type="dxa"/>
         <w:tblLook w:val="04A0" w:firstRow="1" w:lastRow="0" w:firstColumn="1" w:lastColumn="0" w:noHBand="0" w:noVBand="1"/>
@@ -9280,7 +9537,7 @@
           </w:tcPr>
           <w:p>
             <w:pPr>
-              <w:pStyle w:val="AbzasSiyahs"/>
+              <w:pStyle w:val="a3"/>
               <w:ind w:left="176"/>
               <w:jc w:val="center"/>
               <w:rPr>
@@ -9308,7 +9565,7 @@
           </w:tcPr>
           <w:p>
             <w:pPr>
-              <w:pStyle w:val="AbzasSiyahs"/>
+              <w:pStyle w:val="a3"/>
               <w:ind w:left="0"/>
               <w:jc w:val="center"/>
               <w:rPr>
@@ -9340,7 +9597,7 @@
           </w:tcPr>
           <w:p>
             <w:pPr>
-              <w:pStyle w:val="AbzasSiyahs"/>
+              <w:pStyle w:val="a3"/>
               <w:ind w:left="0"/>
               <w:jc w:val="center"/>
               <w:rPr>
@@ -9375,7 +9632,7 @@
           </w:tcPr>
           <w:p>
             <w:pPr>
-              <w:pStyle w:val="AbzasSiyahs"/>
+              <w:pStyle w:val="a3"/>
               <w:ind w:left="0"/>
               <w:jc w:val="center"/>
               <w:rPr>
@@ -9394,7 +9651,7 @@
           </w:tcPr>
           <w:p>
             <w:pPr>
-              <w:pStyle w:val="AbzasSiyahs"/>
+              <w:pStyle w:val="a3"/>
               <w:ind w:left="-104" w:firstLine="7"/>
               <w:jc w:val="center"/>
               <w:rPr>
@@ -9426,7 +9683,7 @@
           </w:tcPr>
           <w:p>
             <w:pPr>
-              <w:pStyle w:val="AbzasSiyahs"/>
+              <w:pStyle w:val="a3"/>
               <w:ind w:left="319"/>
               <w:jc w:val="center"/>
               <w:rPr>
@@ -9482,7 +9739,7 @@
           </w:tcPr>
           <w:p>
             <w:pPr>
-              <w:pStyle w:val="AbzasSiyahs"/>
+              <w:pStyle w:val="a3"/>
               <w:ind w:left="0"/>
               <w:jc w:val="center"/>
               <w:rPr>
@@ -9538,7 +9795,7 @@
           </w:tcPr>
           <w:p>
             <w:pPr>
-              <w:pStyle w:val="AbzasSiyahs"/>
+              <w:pStyle w:val="a3"/>
               <w:ind w:left="0"/>
               <w:jc w:val="center"/>
               <w:rPr>
@@ -9570,7 +9827,7 @@
           </w:tcPr>
           <w:p>
             <w:pPr>
-              <w:pStyle w:val="AbzasSiyahs"/>
+              <w:pStyle w:val="a3"/>
               <w:ind w:left="318"/>
               <w:jc w:val="center"/>
               <w:rPr>
@@ -9625,7 +9882,7 @@
           </w:tcPr>
           <w:p>
             <w:pPr>
-              <w:pStyle w:val="AbzasSiyahs"/>
+              <w:pStyle w:val="a3"/>
               <w:ind w:left="0"/>
               <w:jc w:val="center"/>
               <w:rPr>
@@ -9658,7 +9915,7 @@
           </w:tcPr>
           <w:p>
             <w:pPr>
-              <w:pStyle w:val="AbzasSiyahs"/>
+              <w:pStyle w:val="a3"/>
               <w:ind w:left="0"/>
               <w:jc w:val="center"/>
               <w:rPr>
@@ -9686,7 +9943,7 @@
           </w:tcPr>
           <w:p>
             <w:pPr>
-              <w:pStyle w:val="AbzasSiyahs"/>
+              <w:pStyle w:val="a3"/>
               <w:ind w:left="0"/>
               <w:jc w:val="center"/>
               <w:rPr>
@@ -9705,7 +9962,7 @@
           </w:tcPr>
           <w:p>
             <w:pPr>
-              <w:pStyle w:val="AbzasSiyahs"/>
+              <w:pStyle w:val="a3"/>
               <w:ind w:left="0"/>
               <w:jc w:val="center"/>
               <w:rPr>
@@ -9729,7 +9986,7 @@
           </w:tcPr>
           <w:p>
             <w:pPr>
-              <w:pStyle w:val="AbzasSiyahs"/>
+              <w:pStyle w:val="a3"/>
               <w:ind w:left="0"/>
               <w:jc w:val="center"/>
               <w:rPr>
@@ -9757,7 +10014,7 @@
           </w:tcPr>
           <w:p>
             <w:pPr>
-              <w:pStyle w:val="AbzasSiyahs"/>
+              <w:pStyle w:val="a3"/>
               <w:ind w:left="0"/>
               <w:jc w:val="center"/>
               <w:rPr>
@@ -9776,7 +10033,7 @@
           </w:tcPr>
           <w:p>
             <w:pPr>
-              <w:pStyle w:val="AbzasSiyahs"/>
+              <w:pStyle w:val="a3"/>
               <w:ind w:left="0"/>
               <w:jc w:val="center"/>
               <w:rPr>
@@ -9799,7 +10056,7 @@
       </w:pPr>
     </w:p>
     <w:sectPr>
-      <w:footerReference w:type="default" r:id="rId10"/>
+      <w:footerReference w:type="default" r:id="rId9"/>
       <w:pgSz w:w="11910" w:h="16840"/>
       <w:pgMar w:top="1021" w:right="851" w:bottom="567" w:left="993" w:header="720" w:footer="720" w:gutter="0"/>
       <w:cols w:space="720"/>
@@ -9809,7 +10066,7 @@
 </file>
 
 <file path=word/endnotes.xml><?xml version="1.0" encoding="utf-8"?>
-<w:endnotes xmlns:wpc="http://schemas.microsoft.com/office/word/2010/wordprocessingCanvas" xmlns:cx="http://schemas.microsoft.com/office/drawing/2014/chartex" xmlns:cx1="http://schemas.microsoft.com/office/drawing/2015/9/8/chartex" xmlns:cx2="http://schemas.microsoft.com/office/drawing/2015/10/21/chartex" xmlns:cx3="http://schemas.microsoft.com/office/drawing/2016/5/9/chartex" xmlns:cx4="http://schemas.microsoft.com/office/drawing/2016/5/10/chartex" xmlns:cx5="http://schemas.microsoft.com/office/drawing/2016/5/11/chartex" xmlns:cx6="http://schemas.microsoft.com/office/drawing/2016/5/12/chartex" xmlns:cx7="http://schemas.microsoft.com/office/drawing/2016/5/13/chartex" xmlns:cx8="http://schemas.microsoft.com/office/drawing/2016/5/14/chartex" xmlns:mc="http://schemas.openxmlformats.org/markup-compatibility/2006" xmlns:aink="http://schemas.microsoft.com/office/drawing/2016/ink" xmlns:am3d="http://schemas.microsoft.com/office/drawing/2017/model3d" xmlns:o="urn:schemas-microsoft-com:office:office" xmlns:oel="http://schemas.microsoft.com/office/2019/extlst" xmlns:r="http://schemas.openxmlformats.org/officeDocument/2006/relationships" xmlns:m="http://schemas.openxmlformats.org/officeDocument/2006/math" xmlns:v="urn:schemas-microsoft-com:vml" xmlns:wp14="http://schemas.microsoft.com/office/word/2010/wordprocessingDrawing" xmlns:wp="http://schemas.openxmlformats.org/drawingml/2006/wordprocessingDrawing" xmlns:w10="urn:schemas-microsoft-com:office:word" xmlns:w="http://schemas.openxmlformats.org/wordprocessingml/2006/main" xmlns:w14="http://schemas.microsoft.com/office/word/2010/wordml" xmlns:w15="http://schemas.microsoft.com/office/word/2012/wordml" xmlns:w16cei="http://schemas.microsoft.com/office/word/2026/wordml/cei" xmlns:w16cex="http://schemas.microsoft.com/office/word/2018/wordml/cex" xmlns:w16cid="http://schemas.microsoft.com/office/word/2016/wordml/cid" xmlns:w16="http://schemas.microsoft.com/office/word/2018/wordml" xmlns:w16du="http://schemas.microsoft.com/office/word/2023/wordml/word16du" xmlns:w16sdtdh="http://schemas.microsoft.com/office/word/2020/wordml/sdtdatahash" xmlns:w16sdtfl="http://schemas.microsoft.com/office/word/2024/wordml/sdtformatlock" xmlns:w16se="http://schemas.microsoft.com/office/word/2015/wordml/symex" xmlns:wpg="http://schemas.microsoft.com/office/word/2010/wordprocessingGroup" xmlns:wpi="http://schemas.microsoft.com/office/word/2010/wordprocessingInk" xmlns:wne="http://schemas.microsoft.com/office/word/2006/wordml" xmlns:wps="http://schemas.microsoft.com/office/word/2010/wordprocessingShape" mc:Ignorable="w14 w15 w16se w16cid w16 w16cex w16sdtdh w16sdtfl w16du wp14">
+<w:endnotes xmlns:wpc="http://schemas.microsoft.com/office/word/2010/wordprocessingCanvas" xmlns:mc="http://schemas.openxmlformats.org/markup-compatibility/2006" xmlns:o="urn:schemas-microsoft-com:office:office" xmlns:r="http://schemas.openxmlformats.org/officeDocument/2006/relationships" xmlns:m="http://schemas.openxmlformats.org/officeDocument/2006/math" xmlns:v="urn:schemas-microsoft-com:vml" xmlns:wp14="http://schemas.microsoft.com/office/word/2010/wordprocessingDrawing" xmlns:wp="http://schemas.openxmlformats.org/drawingml/2006/wordprocessingDrawing" xmlns:w10="urn:schemas-microsoft-com:office:word" xmlns:w="http://schemas.openxmlformats.org/wordprocessingml/2006/main" xmlns:w14="http://schemas.microsoft.com/office/word/2010/wordml" xmlns:wpg="http://schemas.microsoft.com/office/word/2010/wordprocessingGroup" xmlns:wpi="http://schemas.microsoft.com/office/word/2010/wordprocessingInk" xmlns:wne="http://schemas.microsoft.com/office/word/2006/wordml" xmlns:wps="http://schemas.microsoft.com/office/word/2010/wordprocessingShape" mc:Ignorable="w14 wp14">
   <w:endnote w:type="separator" w:id="-1">
     <w:p>
       <w:r>
@@ -9828,7 +10085,7 @@
 </file>
 
 <file path=word/footer1.xml><?xml version="1.0" encoding="utf-8"?>
-<w:ftr xmlns:wpc="http://schemas.microsoft.com/office/word/2010/wordprocessingCanvas" xmlns:cx="http://schemas.microsoft.com/office/drawing/2014/chartex" xmlns:cx1="http://schemas.microsoft.com/office/drawing/2015/9/8/chartex" xmlns:cx2="http://schemas.microsoft.com/office/drawing/2015/10/21/chartex" xmlns:cx3="http://schemas.microsoft.com/office/drawing/2016/5/9/chartex" xmlns:cx4="http://schemas.microsoft.com/office/drawing/2016/5/10/chartex" xmlns:cx5="http://schemas.microsoft.com/office/drawing/2016/5/11/chartex" xmlns:cx6="http://schemas.microsoft.com/office/drawing/2016/5/12/chartex" xmlns:cx7="http://schemas.microsoft.com/office/drawing/2016/5/13/chartex" xmlns:cx8="http://schemas.microsoft.com/office/drawing/2016/5/14/chartex" xmlns:mc="http://schemas.openxmlformats.org/markup-compatibility/2006" xmlns:aink="http://schemas.microsoft.com/office/drawing/2016/ink" xmlns:am3d="http://schemas.microsoft.com/office/drawing/2017/model3d" xmlns:o="urn:schemas-microsoft-com:office:office" xmlns:oel="http://schemas.microsoft.com/office/2019/extlst" xmlns:r="http://schemas.openxmlformats.org/officeDocument/2006/relationships" xmlns:m="http://schemas.openxmlformats.org/officeDocument/2006/math" xmlns:v="urn:schemas-microsoft-com:vml" xmlns:wp14="http://schemas.microsoft.com/office/word/2010/wordprocessingDrawing" xmlns:wp="http://schemas.openxmlformats.org/drawingml/2006/wordprocessingDrawing" xmlns:w10="urn:schemas-microsoft-com:office:word" xmlns:w="http://schemas.openxmlformats.org/wordprocessingml/2006/main" xmlns:w14="http://schemas.microsoft.com/office/word/2010/wordml" xmlns:w15="http://schemas.microsoft.com/office/word/2012/wordml" xmlns:w16cei="http://schemas.microsoft.com/office/word/2026/wordml/cei" xmlns:w16cex="http://schemas.microsoft.com/office/word/2018/wordml/cex" xmlns:w16cid="http://schemas.microsoft.com/office/word/2016/wordml/cid" xmlns:w16="http://schemas.microsoft.com/office/word/2018/wordml" xmlns:w16du="http://schemas.microsoft.com/office/word/2023/wordml/word16du" xmlns:w16sdtdh="http://schemas.microsoft.com/office/word/2020/wordml/sdtdatahash" xmlns:w16sdtfl="http://schemas.microsoft.com/office/word/2024/wordml/sdtformatlock" xmlns:w16se="http://schemas.microsoft.com/office/word/2015/wordml/symex" xmlns:wpg="http://schemas.microsoft.com/office/word/2010/wordprocessingGroup" xmlns:wpi="http://schemas.microsoft.com/office/word/2010/wordprocessingInk" xmlns:wne="http://schemas.microsoft.com/office/word/2006/wordml" xmlns:wps="http://schemas.microsoft.com/office/word/2010/wordprocessingShape" mc:Ignorable="w14 w15 w16se w16cid w16 w16cex w16sdtdh w16sdtfl w16du wp14">
+<w:ftr xmlns:wpc="http://schemas.microsoft.com/office/word/2010/wordprocessingCanvas" xmlns:mc="http://schemas.openxmlformats.org/markup-compatibility/2006" xmlns:o="urn:schemas-microsoft-com:office:office" xmlns:r="http://schemas.openxmlformats.org/officeDocument/2006/relationships" xmlns:m="http://schemas.openxmlformats.org/officeDocument/2006/math" xmlns:v="urn:schemas-microsoft-com:vml" xmlns:wp14="http://schemas.microsoft.com/office/word/2010/wordprocessingDrawing" xmlns:wp="http://schemas.openxmlformats.org/drawingml/2006/wordprocessingDrawing" xmlns:w10="urn:schemas-microsoft-com:office:word" xmlns:w="http://schemas.openxmlformats.org/wordprocessingml/2006/main" xmlns:w14="http://schemas.microsoft.com/office/word/2010/wordml" xmlns:wpg="http://schemas.microsoft.com/office/word/2010/wordprocessingGroup" xmlns:wpi="http://schemas.microsoft.com/office/word/2010/wordprocessingInk" xmlns:wne="http://schemas.microsoft.com/office/word/2006/wordml" xmlns:wps="http://schemas.microsoft.com/office/word/2010/wordprocessingShape" mc:Ignorable="w14 wp14">
   <w:sdt>
     <w:sdtPr>
       <w:id w:val="-705717210"/>
@@ -9841,7 +10098,7 @@
     <w:sdtContent>
       <w:p>
         <w:pPr>
-          <w:pStyle w:val="AaSrlvh"/>
+          <w:pStyle w:val="ad"/>
           <w:jc w:val="center"/>
         </w:pPr>
         <w:r>
@@ -9858,7 +10115,7 @@
             <w:noProof/>
             <w:lang w:val="az-Latn-AZ"/>
           </w:rPr>
-          <w:t>7</w:t>
+          <w:t>6</w:t>
         </w:r>
         <w:r>
           <w:fldChar w:fldCharType="end"/>
@@ -9868,14 +10125,14 @@
   </w:sdt>
   <w:p>
     <w:pPr>
-      <w:pStyle w:val="AaSrlvh"/>
+      <w:pStyle w:val="ad"/>
     </w:pPr>
   </w:p>
 </w:ftr>
 </file>
 
 <file path=word/footnotes.xml><?xml version="1.0" encoding="utf-8"?>
-<w:footnotes xmlns:wpc="http://schemas.microsoft.com/office/word/2010/wordprocessingCanvas" xmlns:cx="http://schemas.microsoft.com/office/drawing/2014/chartex" xmlns:cx1="http://schemas.microsoft.com/office/drawing/2015/9/8/chartex" xmlns:cx2="http://schemas.microsoft.com/office/drawing/2015/10/21/chartex" xmlns:cx3="http://schemas.microsoft.com/office/drawing/2016/5/9/chartex" xmlns:cx4="http://schemas.microsoft.com/office/drawing/2016/5/10/chartex" xmlns:cx5="http://schemas.microsoft.com/office/drawing/2016/5/11/chartex" xmlns:cx6="http://schemas.microsoft.com/office/drawing/2016/5/12/chartex" xmlns:cx7="http://schemas.microsoft.com/office/drawing/2016/5/13/chartex" xmlns:cx8="http://schemas.microsoft.com/office/drawing/2016/5/14/chartex" xmlns:mc="http://schemas.openxmlformats.org/markup-compatibility/2006" xmlns:aink="http://schemas.microsoft.com/office/drawing/2016/ink" xmlns:am3d="http://schemas.microsoft.com/office/drawing/2017/model3d" xmlns:o="urn:schemas-microsoft-com:office:office" xmlns:oel="http://schemas.microsoft.com/office/2019/extlst" xmlns:r="http://schemas.openxmlformats.org/officeDocument/2006/relationships" xmlns:m="http://schemas.openxmlformats.org/officeDocument/2006/math" xmlns:v="urn:schemas-microsoft-com:vml" xmlns:wp14="http://schemas.microsoft.com/office/word/2010/wordprocessingDrawing" xmlns:wp="http://schemas.openxmlformats.org/drawingml/2006/wordprocessingDrawing" xmlns:w10="urn:schemas-microsoft-com:office:word" xmlns:w="http://schemas.openxmlformats.org/wordprocessingml/2006/main" xmlns:w14="http://schemas.microsoft.com/office/word/2010/wordml" xmlns:w15="http://schemas.microsoft.com/office/word/2012/wordml" xmlns:w16cei="http://schemas.microsoft.com/office/word/2026/wordml/cei" xmlns:w16cex="http://schemas.microsoft.com/office/word/2018/wordml/cex" xmlns:w16cid="http://schemas.microsoft.com/office/word/2016/wordml/cid" xmlns:w16="http://schemas.microsoft.com/office/word/2018/wordml" xmlns:w16du="http://schemas.microsoft.com/office/word/2023/wordml/word16du" xmlns:w16sdtdh="http://schemas.microsoft.com/office/word/2020/wordml/sdtdatahash" xmlns:w16sdtfl="http://schemas.microsoft.com/office/word/2024/wordml/sdtformatlock" xmlns:w16se="http://schemas.microsoft.com/office/word/2015/wordml/symex" xmlns:wpg="http://schemas.microsoft.com/office/word/2010/wordprocessingGroup" xmlns:wpi="http://schemas.microsoft.com/office/word/2010/wordprocessingInk" xmlns:wne="http://schemas.microsoft.com/office/word/2006/wordml" xmlns:wps="http://schemas.microsoft.com/office/word/2010/wordprocessingShape" mc:Ignorable="w14 w15 w16se w16cid w16 w16cex w16sdtdh w16sdtfl w16du wp14">
+<w:footnotes xmlns:wpc="http://schemas.microsoft.com/office/word/2010/wordprocessingCanvas" xmlns:mc="http://schemas.openxmlformats.org/markup-compatibility/2006" xmlns:o="urn:schemas-microsoft-com:office:office" xmlns:r="http://schemas.openxmlformats.org/officeDocument/2006/relationships" xmlns:m="http://schemas.openxmlformats.org/officeDocument/2006/math" xmlns:v="urn:schemas-microsoft-com:vml" xmlns:wp14="http://schemas.microsoft.com/office/word/2010/wordprocessingDrawing" xmlns:wp="http://schemas.openxmlformats.org/drawingml/2006/wordprocessingDrawing" xmlns:w10="urn:schemas-microsoft-com:office:word" xmlns:w="http://schemas.openxmlformats.org/wordprocessingml/2006/main" xmlns:w14="http://schemas.microsoft.com/office/word/2010/wordml" xmlns:wpg="http://schemas.microsoft.com/office/word/2010/wordprocessingGroup" xmlns:wpi="http://schemas.microsoft.com/office/word/2010/wordprocessingInk" xmlns:wne="http://schemas.microsoft.com/office/word/2006/wordml" xmlns:wps="http://schemas.microsoft.com/office/word/2010/wordprocessingShape" mc:Ignorable="w14 wp14">
   <w:footnote w:type="separator" w:id="-1">
     <w:p>
       <w:r>
@@ -9894,8 +10151,8 @@
 </file>
 
 <file path=word/numbering.xml><?xml version="1.0" encoding="utf-8"?>
-<w:numbering xmlns:wpc="http://schemas.microsoft.com/office/word/2010/wordprocessingCanvas" xmlns:cx="http://schemas.microsoft.com/office/drawing/2014/chartex" xmlns:cx1="http://schemas.microsoft.com/office/drawing/2015/9/8/chartex" xmlns:cx2="http://schemas.microsoft.com/office/drawing/2015/10/21/chartex" xmlns:cx3="http://schemas.microsoft.com/office/drawing/2016/5/9/chartex" xmlns:cx4="http://schemas.microsoft.com/office/drawing/2016/5/10/chartex" xmlns:cx5="http://schemas.microsoft.com/office/drawing/2016/5/11/chartex" xmlns:cx6="http://schemas.microsoft.com/office/drawing/2016/5/12/chartex" xmlns:cx7="http://schemas.microsoft.com/office/drawing/2016/5/13/chartex" xmlns:cx8="http://schemas.microsoft.com/office/drawing/2016/5/14/chartex" xmlns:mc="http://schemas.openxmlformats.org/markup-compatibility/2006" xmlns:aink="http://schemas.microsoft.com/office/drawing/2016/ink" xmlns:am3d="http://schemas.microsoft.com/office/drawing/2017/model3d" xmlns:o="urn:schemas-microsoft-com:office:office" xmlns:oel="http://schemas.microsoft.com/office/2019/extlst" xmlns:r="http://schemas.openxmlformats.org/officeDocument/2006/relationships" xmlns:m="http://schemas.openxmlformats.org/officeDocument/2006/math" xmlns:v="urn:schemas-microsoft-com:vml" xmlns:wp14="http://schemas.microsoft.com/office/word/2010/wordprocessingDrawing" xmlns:wp="http://schemas.openxmlformats.org/drawingml/2006/wordprocessingDrawing" xmlns:w10="urn:schemas-microsoft-com:office:word" xmlns:w="http://schemas.openxmlformats.org/wordprocessingml/2006/main" xmlns:w14="http://schemas.microsoft.com/office/word/2010/wordml" xmlns:w15="http://schemas.microsoft.com/office/word/2012/wordml" xmlns:w16cei="http://schemas.microsoft.com/office/word/2026/wordml/cei" xmlns:w16cex="http://schemas.microsoft.com/office/word/2018/wordml/cex" xmlns:w16cid="http://schemas.microsoft.com/office/word/2016/wordml/cid" xmlns:w16="http://schemas.microsoft.com/office/word/2018/wordml" xmlns:w16du="http://schemas.microsoft.com/office/word/2023/wordml/word16du" xmlns:w16sdtdh="http://schemas.microsoft.com/office/word/2020/wordml/sdtdatahash" xmlns:w16sdtfl="http://schemas.microsoft.com/office/word/2024/wordml/sdtformatlock" xmlns:w16se="http://schemas.microsoft.com/office/word/2015/wordml/symex" xmlns:wpg="http://schemas.microsoft.com/office/word/2010/wordprocessingGroup" xmlns:wpi="http://schemas.microsoft.com/office/word/2010/wordprocessingInk" xmlns:wne="http://schemas.microsoft.com/office/word/2006/wordml" xmlns:wps="http://schemas.microsoft.com/office/word/2010/wordprocessingShape" mc:Ignorable="w14 w15 w16se w16cid w16 w16cex w16sdtdh w16sdtfl w16du wp14">
-  <w:abstractNum w:abstractNumId="0" w15:restartNumberingAfterBreak="0">
+<w:numbering xmlns:wpc="http://schemas.microsoft.com/office/word/2010/wordprocessingCanvas" xmlns:mc="http://schemas.openxmlformats.org/markup-compatibility/2006" xmlns:o="urn:schemas-microsoft-com:office:office" xmlns:r="http://schemas.openxmlformats.org/officeDocument/2006/relationships" xmlns:m="http://schemas.openxmlformats.org/officeDocument/2006/math" xmlns:v="urn:schemas-microsoft-com:vml" xmlns:wp14="http://schemas.microsoft.com/office/word/2010/wordprocessingDrawing" xmlns:wp="http://schemas.openxmlformats.org/drawingml/2006/wordprocessingDrawing" xmlns:w10="urn:schemas-microsoft-com:office:word" xmlns:w="http://schemas.openxmlformats.org/wordprocessingml/2006/main" xmlns:w14="http://schemas.microsoft.com/office/word/2010/wordml" xmlns:wpg="http://schemas.microsoft.com/office/word/2010/wordprocessingGroup" xmlns:wpi="http://schemas.microsoft.com/office/word/2010/wordprocessingInk" xmlns:wne="http://schemas.microsoft.com/office/word/2006/wordml" xmlns:wps="http://schemas.microsoft.com/office/word/2010/wordprocessingShape" mc:Ignorable="w14 wp14">
+  <w:abstractNum w:abstractNumId="0">
     <w:nsid w:val="0182117C"/>
     <w:multiLevelType w:val="hybridMultilevel"/>
     <w:tmpl w:val="5BCC1DE4"/>
@@ -9984,7 +10241,7 @@
       </w:pPr>
     </w:lvl>
   </w:abstractNum>
-  <w:abstractNum w:abstractNumId="1" w15:restartNumberingAfterBreak="0">
+  <w:abstractNum w:abstractNumId="1">
     <w:nsid w:val="047C496C"/>
     <w:multiLevelType w:val="multilevel"/>
     <w:tmpl w:val="781C6344"/>
@@ -10108,7 +10365,7 @@
       </w:rPr>
     </w:lvl>
   </w:abstractNum>
-  <w:abstractNum w:abstractNumId="2" w15:restartNumberingAfterBreak="0">
+  <w:abstractNum w:abstractNumId="2">
     <w:nsid w:val="13E14CFB"/>
     <w:multiLevelType w:val="multilevel"/>
     <w:tmpl w:val="0DB64088"/>
@@ -10224,7 +10481,7 @@
       </w:rPr>
     </w:lvl>
   </w:abstractNum>
-  <w:abstractNum w:abstractNumId="3" w15:restartNumberingAfterBreak="0">
+  <w:abstractNum w:abstractNumId="3">
     <w:nsid w:val="14082A9E"/>
     <w:multiLevelType w:val="multilevel"/>
     <w:tmpl w:val="398AE9E6"/>
@@ -10339,7 +10596,7 @@
       </w:rPr>
     </w:lvl>
   </w:abstractNum>
-  <w:abstractNum w:abstractNumId="4" w15:restartNumberingAfterBreak="0">
+  <w:abstractNum w:abstractNumId="4">
     <w:nsid w:val="18983788"/>
     <w:multiLevelType w:val="multilevel"/>
     <w:tmpl w:val="2F24EC98"/>
@@ -10453,7 +10710,7 @@
       </w:rPr>
     </w:lvl>
   </w:abstractNum>
-  <w:abstractNum w:abstractNumId="5" w15:restartNumberingAfterBreak="0">
+  <w:abstractNum w:abstractNumId="5">
     <w:nsid w:val="1987031D"/>
     <w:multiLevelType w:val="multilevel"/>
     <w:tmpl w:val="DC5418C4"/>
@@ -10596,7 +10853,7 @@
       </w:rPr>
     </w:lvl>
   </w:abstractNum>
-  <w:abstractNum w:abstractNumId="6" w15:restartNumberingAfterBreak="0">
+  <w:abstractNum w:abstractNumId="6">
     <w:nsid w:val="1A1C683A"/>
     <w:multiLevelType w:val="multilevel"/>
     <w:tmpl w:val="845424EE"/>
@@ -10718,7 +10975,7 @@
       </w:rPr>
     </w:lvl>
   </w:abstractNum>
-  <w:abstractNum w:abstractNumId="7" w15:restartNumberingAfterBreak="0">
+  <w:abstractNum w:abstractNumId="7">
     <w:nsid w:val="1A9B64B8"/>
     <w:multiLevelType w:val="multilevel"/>
     <w:tmpl w:val="EA36D26A"/>
@@ -10843,7 +11100,7 @@
       </w:rPr>
     </w:lvl>
   </w:abstractNum>
-  <w:abstractNum w:abstractNumId="8" w15:restartNumberingAfterBreak="0">
+  <w:abstractNum w:abstractNumId="8">
     <w:nsid w:val="23DF6370"/>
     <w:multiLevelType w:val="multilevel"/>
     <w:tmpl w:val="1A22110E"/>
@@ -10957,7 +11214,7 @@
       </w:rPr>
     </w:lvl>
   </w:abstractNum>
-  <w:abstractNum w:abstractNumId="9" w15:restartNumberingAfterBreak="0">
+  <w:abstractNum w:abstractNumId="9">
     <w:nsid w:val="2F9075EB"/>
     <w:multiLevelType w:val="multilevel"/>
     <w:tmpl w:val="5E766256"/>
@@ -11080,7 +11337,7 @@
       </w:rPr>
     </w:lvl>
   </w:abstractNum>
-  <w:abstractNum w:abstractNumId="10" w15:restartNumberingAfterBreak="0">
+  <w:abstractNum w:abstractNumId="10">
     <w:nsid w:val="328E4010"/>
     <w:multiLevelType w:val="multilevel"/>
     <w:tmpl w:val="762859FE"/>
@@ -11194,7 +11451,7 @@
       </w:rPr>
     </w:lvl>
   </w:abstractNum>
-  <w:abstractNum w:abstractNumId="11" w15:restartNumberingAfterBreak="0">
+  <w:abstractNum w:abstractNumId="11">
     <w:nsid w:val="342118AC"/>
     <w:multiLevelType w:val="hybridMultilevel"/>
     <w:tmpl w:val="14D448B2"/>
@@ -11284,7 +11541,7 @@
       </w:pPr>
     </w:lvl>
   </w:abstractNum>
-  <w:abstractNum w:abstractNumId="12" w15:restartNumberingAfterBreak="0">
+  <w:abstractNum w:abstractNumId="12">
     <w:nsid w:val="356528A6"/>
     <w:multiLevelType w:val="multilevel"/>
     <w:tmpl w:val="4B06892E"/>
@@ -11397,7 +11654,7 @@
       </w:rPr>
     </w:lvl>
   </w:abstractNum>
-  <w:abstractNum w:abstractNumId="13" w15:restartNumberingAfterBreak="0">
+  <w:abstractNum w:abstractNumId="13">
     <w:nsid w:val="36157B8F"/>
     <w:multiLevelType w:val="multilevel"/>
     <w:tmpl w:val="7B2603D0"/>
@@ -11514,7 +11771,7 @@
       </w:rPr>
     </w:lvl>
   </w:abstractNum>
-  <w:abstractNum w:abstractNumId="14" w15:restartNumberingAfterBreak="0">
+  <w:abstractNum w:abstractNumId="14">
     <w:nsid w:val="43DA3BBF"/>
     <w:multiLevelType w:val="multilevel"/>
     <w:tmpl w:val="46E2C224"/>
@@ -11628,7 +11885,7 @@
       </w:rPr>
     </w:lvl>
   </w:abstractNum>
-  <w:abstractNum w:abstractNumId="15" w15:restartNumberingAfterBreak="0">
+  <w:abstractNum w:abstractNumId="15">
     <w:nsid w:val="49062271"/>
     <w:multiLevelType w:val="hybridMultilevel"/>
     <w:tmpl w:val="ACF6F1B4"/>
@@ -11717,7 +11974,7 @@
       </w:pPr>
     </w:lvl>
   </w:abstractNum>
-  <w:abstractNum w:abstractNumId="16" w15:restartNumberingAfterBreak="0">
+  <w:abstractNum w:abstractNumId="16">
     <w:nsid w:val="4B5964FD"/>
     <w:multiLevelType w:val="multilevel"/>
     <w:tmpl w:val="F4505F9A"/>
@@ -11839,7 +12096,7 @@
       </w:rPr>
     </w:lvl>
   </w:abstractNum>
-  <w:abstractNum w:abstractNumId="17" w15:restartNumberingAfterBreak="0">
+  <w:abstractNum w:abstractNumId="17">
     <w:nsid w:val="53495328"/>
     <w:multiLevelType w:val="multilevel"/>
     <w:tmpl w:val="47E21308"/>
@@ -11963,7 +12220,7 @@
       </w:rPr>
     </w:lvl>
   </w:abstractNum>
-  <w:abstractNum w:abstractNumId="18" w15:restartNumberingAfterBreak="0">
+  <w:abstractNum w:abstractNumId="18">
     <w:nsid w:val="58D40BCB"/>
     <w:multiLevelType w:val="multilevel"/>
     <w:tmpl w:val="6B60BC04"/>
@@ -12093,7 +12350,7 @@
       </w:rPr>
     </w:lvl>
   </w:abstractNum>
-  <w:abstractNum w:abstractNumId="19" w15:restartNumberingAfterBreak="0">
+  <w:abstractNum w:abstractNumId="19">
     <w:nsid w:val="5CC53BFC"/>
     <w:multiLevelType w:val="multilevel"/>
     <w:tmpl w:val="B25279E0"/>
@@ -12210,7 +12467,7 @@
       </w:rPr>
     </w:lvl>
   </w:abstractNum>
-  <w:abstractNum w:abstractNumId="20" w15:restartNumberingAfterBreak="0">
+  <w:abstractNum w:abstractNumId="20">
     <w:nsid w:val="616B22C2"/>
     <w:multiLevelType w:val="multilevel"/>
     <w:tmpl w:val="EA36D26A"/>
@@ -12335,7 +12592,7 @@
       </w:rPr>
     </w:lvl>
   </w:abstractNum>
-  <w:abstractNum w:abstractNumId="21" w15:restartNumberingAfterBreak="0">
+  <w:abstractNum w:abstractNumId="21">
     <w:nsid w:val="64997AE1"/>
     <w:multiLevelType w:val="multilevel"/>
     <w:tmpl w:val="EA36D26A"/>
@@ -12460,7 +12717,7 @@
       </w:rPr>
     </w:lvl>
   </w:abstractNum>
-  <w:abstractNum w:abstractNumId="22" w15:restartNumberingAfterBreak="0">
+  <w:abstractNum w:abstractNumId="22">
     <w:nsid w:val="68C33DD0"/>
     <w:multiLevelType w:val="multilevel"/>
     <w:tmpl w:val="B080B656"/>
@@ -12577,7 +12834,7 @@
       </w:rPr>
     </w:lvl>
   </w:abstractNum>
-  <w:abstractNum w:abstractNumId="23" w15:restartNumberingAfterBreak="0">
+  <w:abstractNum w:abstractNumId="23">
     <w:nsid w:val="783F6C9A"/>
     <w:multiLevelType w:val="multilevel"/>
     <w:tmpl w:val="0EE85038"/>
@@ -12699,7 +12956,7 @@
       </w:rPr>
     </w:lvl>
   </w:abstractNum>
-  <w:abstractNum w:abstractNumId="24" w15:restartNumberingAfterBreak="0">
+  <w:abstractNum w:abstractNumId="24">
     <w:nsid w:val="7A446443"/>
     <w:multiLevelType w:val="multilevel"/>
     <w:tmpl w:val="C4EC0AA4"/>
@@ -12814,7 +13071,7 @@
       </w:rPr>
     </w:lvl>
   </w:abstractNum>
-  <w:abstractNum w:abstractNumId="25" w15:restartNumberingAfterBreak="0">
+  <w:abstractNum w:abstractNumId="25">
     <w:nsid w:val="7C385338"/>
     <w:multiLevelType w:val="multilevel"/>
     <w:tmpl w:val="85D27270"/>
@@ -12936,79 +13193,79 @@
       </w:rPr>
     </w:lvl>
   </w:abstractNum>
-  <w:num w:numId="1" w16cid:durableId="516846202">
+  <w:num w:numId="1">
     <w:abstractNumId w:val="21"/>
   </w:num>
-  <w:num w:numId="2" w16cid:durableId="1371613184">
+  <w:num w:numId="2">
     <w:abstractNumId w:val="23"/>
   </w:num>
-  <w:num w:numId="3" w16cid:durableId="230195040">
+  <w:num w:numId="3">
     <w:abstractNumId w:val="25"/>
   </w:num>
-  <w:num w:numId="4" w16cid:durableId="717971351">
+  <w:num w:numId="4">
     <w:abstractNumId w:val="6"/>
   </w:num>
-  <w:num w:numId="5" w16cid:durableId="1634751323">
+  <w:num w:numId="5">
     <w:abstractNumId w:val="11"/>
   </w:num>
-  <w:num w:numId="6" w16cid:durableId="1757746022">
+  <w:num w:numId="6">
     <w:abstractNumId w:val="19"/>
   </w:num>
-  <w:num w:numId="7" w16cid:durableId="694187153">
+  <w:num w:numId="7">
     <w:abstractNumId w:val="18"/>
   </w:num>
-  <w:num w:numId="8" w16cid:durableId="1829134436">
+  <w:num w:numId="8">
     <w:abstractNumId w:val="16"/>
   </w:num>
-  <w:num w:numId="9" w16cid:durableId="1275135917">
+  <w:num w:numId="9">
     <w:abstractNumId w:val="15"/>
   </w:num>
-  <w:num w:numId="10" w16cid:durableId="2016305274">
+  <w:num w:numId="10">
     <w:abstractNumId w:val="8"/>
   </w:num>
-  <w:num w:numId="11" w16cid:durableId="55055517">
+  <w:num w:numId="11">
     <w:abstractNumId w:val="22"/>
   </w:num>
-  <w:num w:numId="12" w16cid:durableId="729841408">
+  <w:num w:numId="12">
     <w:abstractNumId w:val="5"/>
   </w:num>
-  <w:num w:numId="13" w16cid:durableId="787159714">
+  <w:num w:numId="13">
     <w:abstractNumId w:val="24"/>
   </w:num>
-  <w:num w:numId="14" w16cid:durableId="1721519489">
+  <w:num w:numId="14">
     <w:abstractNumId w:val="10"/>
   </w:num>
-  <w:num w:numId="15" w16cid:durableId="1776947587">
+  <w:num w:numId="15">
     <w:abstractNumId w:val="2"/>
   </w:num>
-  <w:num w:numId="16" w16cid:durableId="1588729314">
+  <w:num w:numId="16">
     <w:abstractNumId w:val="13"/>
   </w:num>
-  <w:num w:numId="17" w16cid:durableId="437411346">
+  <w:num w:numId="17">
     <w:abstractNumId w:val="1"/>
   </w:num>
-  <w:num w:numId="18" w16cid:durableId="1241645127">
+  <w:num w:numId="18">
     <w:abstractNumId w:val="12"/>
   </w:num>
-  <w:num w:numId="19" w16cid:durableId="65539921">
+  <w:num w:numId="19">
     <w:abstractNumId w:val="7"/>
   </w:num>
-  <w:num w:numId="20" w16cid:durableId="1996911222">
+  <w:num w:numId="20">
     <w:abstractNumId w:val="0"/>
   </w:num>
-  <w:num w:numId="21" w16cid:durableId="1092355016">
+  <w:num w:numId="21">
     <w:abstractNumId w:val="4"/>
   </w:num>
-  <w:num w:numId="22" w16cid:durableId="1402411310">
+  <w:num w:numId="22">
     <w:abstractNumId w:val="14"/>
   </w:num>
-  <w:num w:numId="23" w16cid:durableId="1193377184">
+  <w:num w:numId="23">
     <w:abstractNumId w:val="3"/>
   </w:num>
-  <w:num w:numId="24" w16cid:durableId="1415014262">
+  <w:num w:numId="24">
     <w:abstractNumId w:val="20"/>
   </w:num>
-  <w:num w:numId="25" w16cid:durableId="6643283">
+  <w:num w:numId="25">
     <w:abstractNumId w:val="11"/>
     <w:lvlOverride w:ilvl="0">
       <w:startOverride w:val="1"/>
@@ -13038,13 +13295,13 @@
       <w:startOverride w:val="1"/>
     </w:lvlOverride>
   </w:num>
-  <w:num w:numId="26" w16cid:durableId="1417287446">
+  <w:num w:numId="26">
     <w:abstractNumId w:val="17"/>
   </w:num>
-  <w:num w:numId="27" w16cid:durableId="1846744209">
+  <w:num w:numId="27">
     <w:abstractNumId w:val="9"/>
   </w:num>
-  <w:num w:numId="28" w16cid:durableId="1682391079">
+  <w:num w:numId="28">
     <w:abstractNumId w:val="21"/>
     <w:lvlOverride w:ilvl="0">
       <w:startOverride w:val="1"/>
@@ -13078,7 +13335,7 @@
 </file>
 
 <file path=word/styles.xml><?xml version="1.0" encoding="utf-8"?>
-<w:styles xmlns:mc="http://schemas.openxmlformats.org/markup-compatibility/2006" xmlns:r="http://schemas.openxmlformats.org/officeDocument/2006/relationships" xmlns:w="http://schemas.openxmlformats.org/wordprocessingml/2006/main" xmlns:w14="http://schemas.microsoft.com/office/word/2010/wordml" xmlns:w15="http://schemas.microsoft.com/office/word/2012/wordml" xmlns:w16cex="http://schemas.microsoft.com/office/word/2018/wordml/cex" xmlns:w16cid="http://schemas.microsoft.com/office/word/2016/wordml/cid" xmlns:w16="http://schemas.microsoft.com/office/word/2018/wordml" xmlns:w16du="http://schemas.microsoft.com/office/word/2023/wordml/word16du" xmlns:w16sdtdh="http://schemas.microsoft.com/office/word/2020/wordml/sdtdatahash" xmlns:w16sdtfl="http://schemas.microsoft.com/office/word/2024/wordml/sdtformatlock" xmlns:w16se="http://schemas.microsoft.com/office/word/2015/wordml/symex" mc:Ignorable="w14 w15 w16se w16cid w16 w16cex w16sdtdh w16sdtfl w16du">
+<w:styles xmlns:mc="http://schemas.openxmlformats.org/markup-compatibility/2006" xmlns:r="http://schemas.openxmlformats.org/officeDocument/2006/relationships" xmlns:w="http://schemas.openxmlformats.org/wordprocessingml/2006/main" xmlns:w14="http://schemas.microsoft.com/office/word/2010/wordml" mc:Ignorable="w14">
   <w:docDefaults>
     <w:rPrDefault>
       <w:rPr>
@@ -13094,385 +13351,147 @@
       </w:pPr>
     </w:pPrDefault>
   </w:docDefaults>
-  <w:latentStyles w:defLockedState="0" w:defUIPriority="99" w:defSemiHidden="0" w:defUnhideWhenUsed="0" w:defQFormat="0" w:count="376">
-    <w:lsdException w:name="Normal" w:uiPriority="0" w:qFormat="1"/>
-    <w:lsdException w:name="heading 1" w:uiPriority="9" w:qFormat="1"/>
-    <w:lsdException w:name="heading 2" w:semiHidden="1" w:uiPriority="9" w:unhideWhenUsed="1" w:qFormat="1"/>
-    <w:lsdException w:name="heading 3" w:semiHidden="1" w:uiPriority="9" w:unhideWhenUsed="1" w:qFormat="1"/>
-    <w:lsdException w:name="heading 4" w:semiHidden="1" w:uiPriority="9" w:unhideWhenUsed="1" w:qFormat="1"/>
-    <w:lsdException w:name="heading 5" w:semiHidden="1" w:uiPriority="9" w:unhideWhenUsed="1" w:qFormat="1"/>
-    <w:lsdException w:name="heading 6" w:semiHidden="1" w:uiPriority="9" w:unhideWhenUsed="1" w:qFormat="1"/>
-    <w:lsdException w:name="heading 7" w:semiHidden="1" w:uiPriority="9" w:unhideWhenUsed="1" w:qFormat="1"/>
-    <w:lsdException w:name="heading 8" w:semiHidden="1" w:uiPriority="9" w:unhideWhenUsed="1" w:qFormat="1"/>
-    <w:lsdException w:name="heading 9" w:semiHidden="1" w:uiPriority="9" w:unhideWhenUsed="1" w:qFormat="1"/>
-    <w:lsdException w:name="index 1" w:semiHidden="1" w:unhideWhenUsed="1"/>
-    <w:lsdException w:name="index 2" w:semiHidden="1" w:unhideWhenUsed="1"/>
-    <w:lsdException w:name="index 3" w:semiHidden="1" w:unhideWhenUsed="1"/>
-    <w:lsdException w:name="index 4" w:semiHidden="1" w:unhideWhenUsed="1"/>
-    <w:lsdException w:name="index 5" w:semiHidden="1" w:unhideWhenUsed="1"/>
-    <w:lsdException w:name="index 6" w:semiHidden="1" w:unhideWhenUsed="1"/>
-    <w:lsdException w:name="index 7" w:semiHidden="1" w:unhideWhenUsed="1"/>
-    <w:lsdException w:name="index 8" w:semiHidden="1" w:unhideWhenUsed="1"/>
-    <w:lsdException w:name="index 9" w:semiHidden="1" w:unhideWhenUsed="1"/>
-    <w:lsdException w:name="toc 1" w:semiHidden="1" w:uiPriority="39" w:unhideWhenUsed="1"/>
-    <w:lsdException w:name="toc 2" w:semiHidden="1" w:uiPriority="39" w:unhideWhenUsed="1"/>
-    <w:lsdException w:name="toc 3" w:semiHidden="1" w:uiPriority="39" w:unhideWhenUsed="1"/>
-    <w:lsdException w:name="toc 4" w:semiHidden="1" w:uiPriority="39" w:unhideWhenUsed="1"/>
-    <w:lsdException w:name="toc 5" w:semiHidden="1" w:uiPriority="39" w:unhideWhenUsed="1"/>
-    <w:lsdException w:name="toc 6" w:semiHidden="1" w:uiPriority="39" w:unhideWhenUsed="1"/>
-    <w:lsdException w:name="toc 7" w:semiHidden="1" w:uiPriority="39" w:unhideWhenUsed="1"/>
-    <w:lsdException w:name="toc 8" w:semiHidden="1" w:uiPriority="39" w:unhideWhenUsed="1"/>
-    <w:lsdException w:name="toc 9" w:semiHidden="1" w:uiPriority="39" w:unhideWhenUsed="1"/>
-    <w:lsdException w:name="Normal Indent" w:semiHidden="1" w:unhideWhenUsed="1"/>
-    <w:lsdException w:name="footnote text" w:semiHidden="1" w:unhideWhenUsed="1"/>
-    <w:lsdException w:name="annotation text" w:semiHidden="1" w:unhideWhenUsed="1"/>
-    <w:lsdException w:name="header" w:semiHidden="1" w:unhideWhenUsed="1"/>
-    <w:lsdException w:name="footer" w:semiHidden="1" w:unhideWhenUsed="1"/>
-    <w:lsdException w:name="index heading" w:semiHidden="1" w:unhideWhenUsed="1"/>
-    <w:lsdException w:name="caption" w:semiHidden="1" w:uiPriority="35" w:unhideWhenUsed="1" w:qFormat="1"/>
-    <w:lsdException w:name="table of figures" w:semiHidden="1" w:unhideWhenUsed="1"/>
-    <w:lsdException w:name="envelope address" w:semiHidden="1" w:unhideWhenUsed="1"/>
-    <w:lsdException w:name="envelope return" w:semiHidden="1" w:unhideWhenUsed="1"/>
-    <w:lsdException w:name="footnote reference" w:semiHidden="1" w:unhideWhenUsed="1"/>
-    <w:lsdException w:name="annotation reference" w:semiHidden="1" w:unhideWhenUsed="1"/>
-    <w:lsdException w:name="line number" w:semiHidden="1" w:unhideWhenUsed="1"/>
-    <w:lsdException w:name="page number" w:semiHidden="1" w:unhideWhenUsed="1"/>
-    <w:lsdException w:name="endnote reference" w:semiHidden="1" w:unhideWhenUsed="1"/>
-    <w:lsdException w:name="endnote text" w:semiHidden="1" w:unhideWhenUsed="1"/>
-    <w:lsdException w:name="table of authorities" w:semiHidden="1" w:unhideWhenUsed="1"/>
-    <w:lsdException w:name="macro" w:semiHidden="1" w:unhideWhenUsed="1"/>
-    <w:lsdException w:name="toa heading" w:semiHidden="1" w:unhideWhenUsed="1"/>
-    <w:lsdException w:name="List" w:semiHidden="1" w:unhideWhenUsed="1"/>
-    <w:lsdException w:name="List Bullet" w:semiHidden="1" w:unhideWhenUsed="1"/>
-    <w:lsdException w:name="List Number" w:semiHidden="1" w:unhideWhenUsed="1"/>
-    <w:lsdException w:name="List 2" w:semiHidden="1" w:unhideWhenUsed="1"/>
-    <w:lsdException w:name="List 3" w:semiHidden="1" w:unhideWhenUsed="1"/>
-    <w:lsdException w:name="List 4" w:semiHidden="1" w:unhideWhenUsed="1"/>
-    <w:lsdException w:name="List 5" w:semiHidden="1" w:unhideWhenUsed="1"/>
-    <w:lsdException w:name="List Bullet 2" w:semiHidden="1" w:unhideWhenUsed="1"/>
-    <w:lsdException w:name="List Bullet 3" w:semiHidden="1" w:unhideWhenUsed="1"/>
-    <w:lsdException w:name="List Bullet 4" w:semiHidden="1" w:unhideWhenUsed="1"/>
-    <w:lsdException w:name="List Bullet 5" w:semiHidden="1" w:unhideWhenUsed="1"/>
-    <w:lsdException w:name="List Number 2" w:semiHidden="1" w:unhideWhenUsed="1"/>
-    <w:lsdException w:name="List Number 3" w:semiHidden="1" w:unhideWhenUsed="1"/>
-    <w:lsdException w:name="List Number 4" w:semiHidden="1" w:unhideWhenUsed="1"/>
-    <w:lsdException w:name="List Number 5" w:semiHidden="1" w:unhideWhenUsed="1"/>
-    <w:lsdException w:name="Title" w:uiPriority="10" w:qFormat="1"/>
-    <w:lsdException w:name="Closing" w:semiHidden="1" w:unhideWhenUsed="1"/>
-    <w:lsdException w:name="Signature" w:semiHidden="1" w:unhideWhenUsed="1"/>
-    <w:lsdException w:name="Default Paragraph Font" w:semiHidden="1" w:uiPriority="1" w:unhideWhenUsed="1"/>
-    <w:lsdException w:name="Body Text" w:semiHidden="1" w:unhideWhenUsed="1"/>
-    <w:lsdException w:name="Body Text Indent" w:semiHidden="1" w:uiPriority="0" w:unhideWhenUsed="1"/>
-    <w:lsdException w:name="List Continue" w:semiHidden="1" w:unhideWhenUsed="1"/>
-    <w:lsdException w:name="List Continue 2" w:semiHidden="1" w:unhideWhenUsed="1"/>
-    <w:lsdException w:name="List Continue 3" w:semiHidden="1" w:unhideWhenUsed="1"/>
-    <w:lsdException w:name="List Continue 4" w:semiHidden="1" w:unhideWhenUsed="1"/>
-    <w:lsdException w:name="List Continue 5" w:semiHidden="1" w:unhideWhenUsed="1"/>
-    <w:lsdException w:name="Message Header" w:semiHidden="1" w:unhideWhenUsed="1"/>
-    <w:lsdException w:name="Subtitle" w:uiPriority="11" w:qFormat="1"/>
-    <w:lsdException w:name="Salutation" w:semiHidden="1" w:unhideWhenUsed="1"/>
-    <w:lsdException w:name="Date" w:semiHidden="1" w:unhideWhenUsed="1"/>
-    <w:lsdException w:name="Body Text First Indent" w:semiHidden="1" w:unhideWhenUsed="1"/>
-    <w:lsdException w:name="Body Text First Indent 2" w:semiHidden="1" w:unhideWhenUsed="1"/>
-    <w:lsdException w:name="Note Heading" w:semiHidden="1" w:unhideWhenUsed="1"/>
-    <w:lsdException w:name="Body Text 2" w:semiHidden="1" w:unhideWhenUsed="1"/>
-    <w:lsdException w:name="Body Text 3" w:semiHidden="1" w:unhideWhenUsed="1"/>
-    <w:lsdException w:name="Body Text Indent 2" w:semiHidden="1" w:unhideWhenUsed="1"/>
-    <w:lsdException w:name="Body Text Indent 3" w:semiHidden="1" w:unhideWhenUsed="1"/>
-    <w:lsdException w:name="Block Text" w:semiHidden="1" w:unhideWhenUsed="1"/>
-    <w:lsdException w:name="Hyperlink" w:semiHidden="1" w:unhideWhenUsed="1"/>
-    <w:lsdException w:name="FollowedHyperlink" w:semiHidden="1" w:unhideWhenUsed="1"/>
-    <w:lsdException w:name="Strong" w:uiPriority="22" w:qFormat="1"/>
-    <w:lsdException w:name="Emphasis" w:uiPriority="20" w:qFormat="1"/>
-    <w:lsdException w:name="Document Map" w:semiHidden="1" w:unhideWhenUsed="1"/>
-    <w:lsdException w:name="Plain Text" w:semiHidden="1" w:unhideWhenUsed="1"/>
-    <w:lsdException w:name="E-mail Signature" w:semiHidden="1" w:unhideWhenUsed="1"/>
-    <w:lsdException w:name="HTML Top of Form" w:semiHidden="1" w:unhideWhenUsed="1"/>
-    <w:lsdException w:name="HTML Bottom of Form" w:semiHidden="1" w:unhideWhenUsed="1"/>
-    <w:lsdException w:name="Normal (Web)" w:semiHidden="1" w:unhideWhenUsed="1"/>
-    <w:lsdException w:name="HTML Acronym" w:semiHidden="1" w:unhideWhenUsed="1"/>
-    <w:lsdException w:name="HTML Address" w:semiHidden="1" w:unhideWhenUsed="1"/>
-    <w:lsdException w:name="HTML Cite" w:semiHidden="1" w:unhideWhenUsed="1"/>
-    <w:lsdException w:name="HTML Code" w:semiHidden="1" w:unhideWhenUsed="1"/>
-    <w:lsdException w:name="HTML Definition" w:semiHidden="1" w:unhideWhenUsed="1"/>
-    <w:lsdException w:name="HTML Keyboard" w:semiHidden="1" w:unhideWhenUsed="1"/>
-    <w:lsdException w:name="HTML Preformatted" w:semiHidden="1" w:unhideWhenUsed="1"/>
-    <w:lsdException w:name="HTML Sample" w:semiHidden="1" w:unhideWhenUsed="1"/>
-    <w:lsdException w:name="HTML Typewriter" w:semiHidden="1" w:unhideWhenUsed="1"/>
-    <w:lsdException w:name="HTML Variable" w:semiHidden="1" w:unhideWhenUsed="1"/>
-    <w:lsdException w:name="Normal Table" w:semiHidden="1" w:unhideWhenUsed="1"/>
-    <w:lsdException w:name="annotation subject" w:semiHidden="1" w:unhideWhenUsed="1"/>
-    <w:lsdException w:name="No List" w:semiHidden="1" w:unhideWhenUsed="1"/>
-    <w:lsdException w:name="Outline List 1" w:semiHidden="1" w:unhideWhenUsed="1"/>
-    <w:lsdException w:name="Outline List 2" w:semiHidden="1" w:unhideWhenUsed="1"/>
-    <w:lsdException w:name="Outline List 3" w:semiHidden="1" w:unhideWhenUsed="1"/>
-    <w:lsdException w:name="Table Simple 1" w:semiHidden="1" w:unhideWhenUsed="1"/>
-    <w:lsdException w:name="Table Simple 2" w:semiHidden="1" w:unhideWhenUsed="1"/>
-    <w:lsdException w:name="Table Simple 3" w:semiHidden="1" w:unhideWhenUsed="1"/>
-    <w:lsdException w:name="Table Classic 1" w:semiHidden="1" w:unhideWhenUsed="1"/>
-    <w:lsdException w:name="Table Classic 2" w:semiHidden="1" w:unhideWhenUsed="1"/>
-    <w:lsdException w:name="Table Classic 3" w:semiHidden="1" w:unhideWhenUsed="1"/>
-    <w:lsdException w:name="Table Classic 4" w:semiHidden="1" w:unhideWhenUsed="1"/>
-    <w:lsdException w:name="Table Colorful 1" w:semiHidden="1" w:unhideWhenUsed="1"/>
-    <w:lsdException w:name="Table Colorful 2" w:semiHidden="1" w:unhideWhenUsed="1"/>
-    <w:lsdException w:name="Table Colorful 3" w:semiHidden="1" w:unhideWhenUsed="1"/>
-    <w:lsdException w:name="Table Columns 1" w:semiHidden="1" w:unhideWhenUsed="1"/>
-    <w:lsdException w:name="Table Columns 2" w:semiHidden="1" w:unhideWhenUsed="1"/>
-    <w:lsdException w:name="Table Columns 3" w:semiHidden="1" w:unhideWhenUsed="1"/>
-    <w:lsdException w:name="Table Columns 4" w:semiHidden="1" w:unhideWhenUsed="1"/>
-    <w:lsdException w:name="Table Columns 5" w:semiHidden="1" w:unhideWhenUsed="1"/>
-    <w:lsdException w:name="Table Grid 1" w:semiHidden="1" w:unhideWhenUsed="1"/>
-    <w:lsdException w:name="Table Grid 2" w:semiHidden="1" w:unhideWhenUsed="1"/>
-    <w:lsdException w:name="Table Grid 3" w:semiHidden="1" w:unhideWhenUsed="1"/>
-    <w:lsdException w:name="Table Grid 4" w:semiHidden="1" w:unhideWhenUsed="1"/>
-    <w:lsdException w:name="Table Grid 5" w:semiHidden="1" w:unhideWhenUsed="1"/>
-    <w:lsdException w:name="Table Grid 6" w:semiHidden="1" w:unhideWhenUsed="1"/>
-    <w:lsdException w:name="Table Grid 7" w:semiHidden="1" w:unhideWhenUsed="1"/>
-    <w:lsdException w:name="Table Grid 8" w:semiHidden="1" w:unhideWhenUsed="1"/>
-    <w:lsdException w:name="Table List 1" w:semiHidden="1" w:unhideWhenUsed="1"/>
-    <w:lsdException w:name="Table List 2" w:semiHidden="1" w:unhideWhenUsed="1"/>
-    <w:lsdException w:name="Table List 3" w:semiHidden="1" w:unhideWhenUsed="1"/>
-    <w:lsdException w:name="Table List 4" w:semiHidden="1" w:unhideWhenUsed="1"/>
-    <w:lsdException w:name="Table List 5" w:semiHidden="1" w:unhideWhenUsed="1"/>
-    <w:lsdException w:name="Table List 6" w:semiHidden="1" w:unhideWhenUsed="1"/>
-    <w:lsdException w:name="Table List 7" w:semiHidden="1" w:unhideWhenUsed="1"/>
-    <w:lsdException w:name="Table List 8" w:semiHidden="1" w:unhideWhenUsed="1"/>
-    <w:lsdException w:name="Table 3D effects 1" w:semiHidden="1" w:unhideWhenUsed="1"/>
-    <w:lsdException w:name="Table 3D effects 2" w:semiHidden="1" w:unhideWhenUsed="1"/>
-    <w:lsdException w:name="Table 3D effects 3" w:semiHidden="1" w:unhideWhenUsed="1"/>
-    <w:lsdException w:name="Table Contemporary" w:semiHidden="1" w:unhideWhenUsed="1"/>
-    <w:lsdException w:name="Table Elegant" w:semiHidden="1" w:unhideWhenUsed="1"/>
-    <w:lsdException w:name="Table Professional" w:semiHidden="1" w:unhideWhenUsed="1"/>
-    <w:lsdException w:name="Table Subtle 1" w:semiHidden="1" w:unhideWhenUsed="1"/>
-    <w:lsdException w:name="Table Subtle 2" w:semiHidden="1" w:unhideWhenUsed="1"/>
-    <w:lsdException w:name="Table Web 1" w:semiHidden="1" w:unhideWhenUsed="1"/>
-    <w:lsdException w:name="Table Web 2" w:semiHidden="1" w:unhideWhenUsed="1"/>
-    <w:lsdException w:name="Table Web 3" w:semiHidden="1" w:unhideWhenUsed="1"/>
-    <w:lsdException w:name="Balloon Text" w:semiHidden="1" w:unhideWhenUsed="1"/>
-    <w:lsdException w:name="Table Grid" w:uiPriority="39"/>
-    <w:lsdException w:name="Table Theme" w:semiHidden="1" w:unhideWhenUsed="1"/>
-    <w:lsdException w:name="Placeholder Text" w:semiHidden="1"/>
-    <w:lsdException w:name="No Spacing" w:uiPriority="1" w:qFormat="1"/>
-    <w:lsdException w:name="Light Shading" w:uiPriority="60"/>
-    <w:lsdException w:name="Light List" w:uiPriority="61"/>
-    <w:lsdException w:name="Light Grid" w:uiPriority="62"/>
-    <w:lsdException w:name="Medium Shading 1" w:uiPriority="63"/>
-    <w:lsdException w:name="Medium Shading 2" w:uiPriority="64"/>
-    <w:lsdException w:name="Medium List 1" w:uiPriority="65"/>
-    <w:lsdException w:name="Medium List 2" w:uiPriority="66"/>
-    <w:lsdException w:name="Medium Grid 1" w:uiPriority="67"/>
-    <w:lsdException w:name="Medium Grid 2" w:uiPriority="68"/>
-    <w:lsdException w:name="Medium Grid 3" w:uiPriority="69"/>
-    <w:lsdException w:name="Dark List" w:uiPriority="70"/>
-    <w:lsdException w:name="Colorful Shading" w:uiPriority="71"/>
-    <w:lsdException w:name="Colorful List" w:uiPriority="72"/>
-    <w:lsdException w:name="Colorful Grid" w:uiPriority="73"/>
-    <w:lsdException w:name="Light Shading Accent 1" w:uiPriority="60"/>
-    <w:lsdException w:name="Light List Accent 1" w:uiPriority="61"/>
-    <w:lsdException w:name="Light Grid Accent 1" w:uiPriority="62"/>
-    <w:lsdException w:name="Medium Shading 1 Accent 1" w:uiPriority="63"/>
-    <w:lsdException w:name="Medium Shading 2 Accent 1" w:uiPriority="64"/>
-    <w:lsdException w:name="Medium List 1 Accent 1" w:uiPriority="65"/>
-    <w:lsdException w:name="Revision" w:semiHidden="1"/>
-    <w:lsdException w:name="List Paragraph" w:uiPriority="34" w:qFormat="1"/>
-    <w:lsdException w:name="Quote" w:uiPriority="29" w:qFormat="1"/>
-    <w:lsdException w:name="Intense Quote" w:uiPriority="30" w:qFormat="1"/>
-    <w:lsdException w:name="Medium List 2 Accent 1" w:uiPriority="66"/>
-    <w:lsdException w:name="Medium Grid 1 Accent 1" w:uiPriority="67"/>
-    <w:lsdException w:name="Medium Grid 2 Accent 1" w:uiPriority="68"/>
-    <w:lsdException w:name="Medium Grid 3 Accent 1" w:uiPriority="69"/>
-    <w:lsdException w:name="Dark List Accent 1" w:uiPriority="70"/>
-    <w:lsdException w:name="Colorful Shading Accent 1" w:uiPriority="71"/>
-    <w:lsdException w:name="Colorful List Accent 1" w:uiPriority="72"/>
-    <w:lsdException w:name="Colorful Grid Accent 1" w:uiPriority="73"/>
-    <w:lsdException w:name="Light Shading Accent 2" w:uiPriority="60"/>
-    <w:lsdException w:name="Light List Accent 2" w:uiPriority="61"/>
-    <w:lsdException w:name="Light Grid Accent 2" w:uiPriority="62"/>
-    <w:lsdException w:name="Medium Shading 1 Accent 2" w:uiPriority="63"/>
-    <w:lsdException w:name="Medium Shading 2 Accent 2" w:uiPriority="64"/>
-    <w:lsdException w:name="Medium List 1 Accent 2" w:uiPriority="65"/>
-    <w:lsdException w:name="Medium List 2 Accent 2" w:uiPriority="66"/>
-    <w:lsdException w:name="Medium Grid 1 Accent 2" w:uiPriority="67"/>
-    <w:lsdException w:name="Medium Grid 2 Accent 2" w:uiPriority="68"/>
-    <w:lsdException w:name="Medium Grid 3 Accent 2" w:uiPriority="69"/>
-    <w:lsdException w:name="Dark List Accent 2" w:uiPriority="70"/>
-    <w:lsdException w:name="Colorful Shading Accent 2" w:uiPriority="71"/>
-    <w:lsdException w:name="Colorful List Accent 2" w:uiPriority="72"/>
-    <w:lsdException w:name="Colorful Grid Accent 2" w:uiPriority="73"/>
-    <w:lsdException w:name="Light Shading Accent 3" w:uiPriority="60"/>
-    <w:lsdException w:name="Light List Accent 3" w:uiPriority="61"/>
-    <w:lsdException w:name="Light Grid Accent 3" w:uiPriority="62"/>
-    <w:lsdException w:name="Medium Shading 1 Accent 3" w:uiPriority="63"/>
-    <w:lsdException w:name="Medium Shading 2 Accent 3" w:uiPriority="64"/>
-    <w:lsdException w:name="Medium List 1 Accent 3" w:uiPriority="65"/>
-    <w:lsdException w:name="Medium List 2 Accent 3" w:uiPriority="66"/>
-    <w:lsdException w:name="Medium Grid 1 Accent 3" w:uiPriority="67"/>
-    <w:lsdException w:name="Medium Grid 2 Accent 3" w:uiPriority="68"/>
-    <w:lsdException w:name="Medium Grid 3 Accent 3" w:uiPriority="69"/>
-    <w:lsdException w:name="Dark List Accent 3" w:uiPriority="70"/>
-    <w:lsdException w:name="Colorful Shading Accent 3" w:uiPriority="71"/>
-    <w:lsdException w:name="Colorful List Accent 3" w:uiPriority="72"/>
-    <w:lsdException w:name="Colorful Grid Accent 3" w:uiPriority="73"/>
-    <w:lsdException w:name="Light Shading Accent 4" w:uiPriority="60"/>
-    <w:lsdException w:name="Light List Accent 4" w:uiPriority="61"/>
-    <w:lsdException w:name="Light Grid Accent 4" w:uiPriority="62"/>
-    <w:lsdException w:name="Medium Shading 1 Accent 4" w:uiPriority="63"/>
-    <w:lsdException w:name="Medium Shading 2 Accent 4" w:uiPriority="64"/>
-    <w:lsdException w:name="Medium List 1 Accent 4" w:uiPriority="65"/>
-    <w:lsdException w:name="Medium List 2 Accent 4" w:uiPriority="66"/>
-    <w:lsdException w:name="Medium Grid 1 Accent 4" w:uiPriority="67"/>
-    <w:lsdException w:name="Medium Grid 2 Accent 4" w:uiPriority="68"/>
-    <w:lsdException w:name="Medium Grid 3 Accent 4" w:uiPriority="69"/>
-    <w:lsdException w:name="Dark List Accent 4" w:uiPriority="70"/>
-    <w:lsdException w:name="Colorful Shading Accent 4" w:uiPriority="71"/>
-    <w:lsdException w:name="Colorful List Accent 4" w:uiPriority="72"/>
-    <w:lsdException w:name="Colorful Grid Accent 4" w:uiPriority="73"/>
-    <w:lsdException w:name="Light Shading Accent 5" w:uiPriority="60"/>
-    <w:lsdException w:name="Light List Accent 5" w:uiPriority="61"/>
-    <w:lsdException w:name="Light Grid Accent 5" w:uiPriority="62"/>
-    <w:lsdException w:name="Medium Shading 1 Accent 5" w:uiPriority="63"/>
-    <w:lsdException w:name="Medium Shading 2 Accent 5" w:uiPriority="64"/>
-    <w:lsdException w:name="Medium List 1 Accent 5" w:uiPriority="65"/>
-    <w:lsdException w:name="Medium List 2 Accent 5" w:uiPriority="66"/>
-    <w:lsdException w:name="Medium Grid 1 Accent 5" w:uiPriority="67"/>
-    <w:lsdException w:name="Medium Grid 2 Accent 5" w:uiPriority="68"/>
-    <w:lsdException w:name="Medium Grid 3 Accent 5" w:uiPriority="69"/>
-    <w:lsdException w:name="Dark List Accent 5" w:uiPriority="70"/>
-    <w:lsdException w:name="Colorful Shading Accent 5" w:uiPriority="71"/>
-    <w:lsdException w:name="Colorful List Accent 5" w:uiPriority="72"/>
-    <w:lsdException w:name="Colorful Grid Accent 5" w:uiPriority="73"/>
-    <w:lsdException w:name="Light Shading Accent 6" w:uiPriority="60"/>
-    <w:lsdException w:name="Light List Accent 6" w:uiPriority="61"/>
-    <w:lsdException w:name="Light Grid Accent 6" w:uiPriority="62"/>
-    <w:lsdException w:name="Medium Shading 1 Accent 6" w:uiPriority="63"/>
-    <w:lsdException w:name="Medium Shading 2 Accent 6" w:uiPriority="64"/>
-    <w:lsdException w:name="Medium List 1 Accent 6" w:uiPriority="65"/>
-    <w:lsdException w:name="Medium List 2 Accent 6" w:uiPriority="66"/>
-    <w:lsdException w:name="Medium Grid 1 Accent 6" w:uiPriority="67"/>
-    <w:lsdException w:name="Medium Grid 2 Accent 6" w:uiPriority="68"/>
-    <w:lsdException w:name="Medium Grid 3 Accent 6" w:uiPriority="69"/>
-    <w:lsdException w:name="Dark List Accent 6" w:uiPriority="70"/>
-    <w:lsdException w:name="Colorful Shading Accent 6" w:uiPriority="71"/>
-    <w:lsdException w:name="Colorful List Accent 6" w:uiPriority="72"/>
-    <w:lsdException w:name="Colorful Grid Accent 6" w:uiPriority="73"/>
-    <w:lsdException w:name="Subtle Emphasis" w:uiPriority="19" w:qFormat="1"/>
-    <w:lsdException w:name="Intense Emphasis" w:uiPriority="21" w:qFormat="1"/>
-    <w:lsdException w:name="Subtle Reference" w:uiPriority="31" w:qFormat="1"/>
-    <w:lsdException w:name="Intense Reference" w:uiPriority="32" w:qFormat="1"/>
-    <w:lsdException w:name="Book Title" w:uiPriority="33" w:qFormat="1"/>
-    <w:lsdException w:name="Bibliography" w:semiHidden="1" w:uiPriority="37" w:unhideWhenUsed="1"/>
-    <w:lsdException w:name="TOC Heading" w:semiHidden="1" w:uiPriority="39" w:unhideWhenUsed="1" w:qFormat="1"/>
-    <w:lsdException w:name="Plain Table 1" w:uiPriority="41"/>
-    <w:lsdException w:name="Plain Table 2" w:uiPriority="42"/>
-    <w:lsdException w:name="Plain Table 3" w:uiPriority="43"/>
-    <w:lsdException w:name="Plain Table 4" w:uiPriority="44"/>
-    <w:lsdException w:name="Plain Table 5" w:uiPriority="45"/>
-    <w:lsdException w:name="Grid Table Light" w:uiPriority="40"/>
-    <w:lsdException w:name="Grid Table 1 Light" w:uiPriority="46"/>
-    <w:lsdException w:name="Grid Table 2" w:uiPriority="47"/>
-    <w:lsdException w:name="Grid Table 3" w:uiPriority="48"/>
-    <w:lsdException w:name="Grid Table 4" w:uiPriority="49"/>
-    <w:lsdException w:name="Grid Table 5 Dark" w:uiPriority="50"/>
-    <w:lsdException w:name="Grid Table 6 Colorful" w:uiPriority="51"/>
-    <w:lsdException w:name="Grid Table 7 Colorful" w:uiPriority="52"/>
-    <w:lsdException w:name="Grid Table 1 Light Accent 1" w:uiPriority="46"/>
-    <w:lsdException w:name="Grid Table 2 Accent 1" w:uiPriority="47"/>
-    <w:lsdException w:name="Grid Table 3 Accent 1" w:uiPriority="48"/>
-    <w:lsdException w:name="Grid Table 4 Accent 1" w:uiPriority="49"/>
-    <w:lsdException w:name="Grid Table 5 Dark Accent 1" w:uiPriority="50"/>
-    <w:lsdException w:name="Grid Table 6 Colorful Accent 1" w:uiPriority="51"/>
-    <w:lsdException w:name="Grid Table 7 Colorful Accent 1" w:uiPriority="52"/>
-    <w:lsdException w:name="Grid Table 1 Light Accent 2" w:uiPriority="46"/>
-    <w:lsdException w:name="Grid Table 2 Accent 2" w:uiPriority="47"/>
-    <w:lsdException w:name="Grid Table 3 Accent 2" w:uiPriority="48"/>
-    <w:lsdException w:name="Grid Table 4 Accent 2" w:uiPriority="49"/>
-    <w:lsdException w:name="Grid Table 5 Dark Accent 2" w:uiPriority="50"/>
-    <w:lsdException w:name="Grid Table 6 Colorful Accent 2" w:uiPriority="51"/>
-    <w:lsdException w:name="Grid Table 7 Colorful Accent 2" w:uiPriority="52"/>
-    <w:lsdException w:name="Grid Table 1 Light Accent 3" w:uiPriority="46"/>
-    <w:lsdException w:name="Grid Table 2 Accent 3" w:uiPriority="47"/>
-    <w:lsdException w:name="Grid Table 3 Accent 3" w:uiPriority="48"/>
-    <w:lsdException w:name="Grid Table 4 Accent 3" w:uiPriority="49"/>
-    <w:lsdException w:name="Grid Table 5 Dark Accent 3" w:uiPriority="50"/>
-    <w:lsdException w:name="Grid Table 6 Colorful Accent 3" w:uiPriority="51"/>
-    <w:lsdException w:name="Grid Table 7 Colorful Accent 3" w:uiPriority="52"/>
-    <w:lsdException w:name="Grid Table 1 Light Accent 4" w:uiPriority="46"/>
-    <w:lsdException w:name="Grid Table 2 Accent 4" w:uiPriority="47"/>
-    <w:lsdException w:name="Grid Table 3 Accent 4" w:uiPriority="48"/>
-    <w:lsdException w:name="Grid Table 4 Accent 4" w:uiPriority="49"/>
-    <w:lsdException w:name="Grid Table 5 Dark Accent 4" w:uiPriority="50"/>
-    <w:lsdException w:name="Grid Table 6 Colorful Accent 4" w:uiPriority="51"/>
-    <w:lsdException w:name="Grid Table 7 Colorful Accent 4" w:uiPriority="52"/>
-    <w:lsdException w:name="Grid Table 1 Light Accent 5" w:uiPriority="46"/>
-    <w:lsdException w:name="Grid Table 2 Accent 5" w:uiPriority="47"/>
-    <w:lsdException w:name="Grid Table 3 Accent 5" w:uiPriority="48"/>
-    <w:lsdException w:name="Grid Table 4 Accent 5" w:uiPriority="49"/>
-    <w:lsdException w:name="Grid Table 5 Dark Accent 5" w:uiPriority="50"/>
-    <w:lsdException w:name="Grid Table 6 Colorful Accent 5" w:uiPriority="51"/>
-    <w:lsdException w:name="Grid Table 7 Colorful Accent 5" w:uiPriority="52"/>
-    <w:lsdException w:name="Grid Table 1 Light Accent 6" w:uiPriority="46"/>
-    <w:lsdException w:name="Grid Table 2 Accent 6" w:uiPriority="47"/>
-    <w:lsdException w:name="Grid Table 3 Accent 6" w:uiPriority="48"/>
-    <w:lsdException w:name="Grid Table 4 Accent 6" w:uiPriority="49"/>
-    <w:lsdException w:name="Grid Table 5 Dark Accent 6" w:uiPriority="50"/>
-    <w:lsdException w:name="Grid Table 6 Colorful Accent 6" w:uiPriority="51"/>
-    <w:lsdException w:name="Grid Table 7 Colorful Accent 6" w:uiPriority="52"/>
-    <w:lsdException w:name="List Table 1 Light" w:uiPriority="46"/>
-    <w:lsdException w:name="List Table 2" w:uiPriority="47"/>
-    <w:lsdException w:name="List Table 3" w:uiPriority="48"/>
-    <w:lsdException w:name="List Table 4" w:uiPriority="49"/>
-    <w:lsdException w:name="List Table 5 Dark" w:uiPriority="50"/>
-    <w:lsdException w:name="List Table 6 Colorful" w:uiPriority="51"/>
-    <w:lsdException w:name="List Table 7 Colorful" w:uiPriority="52"/>
-    <w:lsdException w:name="List Table 1 Light Accent 1" w:uiPriority="46"/>
-    <w:lsdException w:name="List Table 2 Accent 1" w:uiPriority="47"/>
-    <w:lsdException w:name="List Table 3 Accent 1" w:uiPriority="48"/>
-    <w:lsdException w:name="List Table 4 Accent 1" w:uiPriority="49"/>
-    <w:lsdException w:name="List Table 5 Dark Accent 1" w:uiPriority="50"/>
-    <w:lsdException w:name="List Table 6 Colorful Accent 1" w:uiPriority="51"/>
-    <w:lsdException w:name="List Table 7 Colorful Accent 1" w:uiPriority="52"/>
-    <w:lsdException w:name="List Table 1 Light Accent 2" w:uiPriority="46"/>
-    <w:lsdException w:name="List Table 2 Accent 2" w:uiPriority="47"/>
-    <w:lsdException w:name="List Table 3 Accent 2" w:uiPriority="48"/>
-    <w:lsdException w:name="List Table 4 Accent 2" w:uiPriority="49"/>
-    <w:lsdException w:name="List Table 5 Dark Accent 2" w:uiPriority="50"/>
-    <w:lsdException w:name="List Table 6 Colorful Accent 2" w:uiPriority="51"/>
-    <w:lsdException w:name="List Table 7 Colorful Accent 2" w:uiPriority="52"/>
-    <w:lsdException w:name="List Table 1 Light Accent 3" w:uiPriority="46"/>
-    <w:lsdException w:name="List Table 2 Accent 3" w:uiPriority="47"/>
-    <w:lsdException w:name="List Table 3 Accent 3" w:uiPriority="48"/>
-    <w:lsdException w:name="List Table 4 Accent 3" w:uiPriority="49"/>
-    <w:lsdException w:name="List Table 5 Dark Accent 3" w:uiPriority="50"/>
-    <w:lsdException w:name="List Table 6 Colorful Accent 3" w:uiPriority="51"/>
-    <w:lsdException w:name="List Table 7 Colorful Accent 3" w:uiPriority="52"/>
-    <w:lsdException w:name="List Table 1 Light Accent 4" w:uiPriority="46"/>
-    <w:lsdException w:name="List Table 2 Accent 4" w:uiPriority="47"/>
-    <w:lsdException w:name="List Table 3 Accent 4" w:uiPriority="48"/>
-    <w:lsdException w:name="List Table 4 Accent 4" w:uiPriority="49"/>
-    <w:lsdException w:name="List Table 5 Dark Accent 4" w:uiPriority="50"/>
-    <w:lsdException w:name="List Table 6 Colorful Accent 4" w:uiPriority="51"/>
-    <w:lsdException w:name="List Table 7 Colorful Accent 4" w:uiPriority="52"/>
-    <w:lsdException w:name="List Table 1 Light Accent 5" w:uiPriority="46"/>
-    <w:lsdException w:name="List Table 2 Accent 5" w:uiPriority="47"/>
-    <w:lsdException w:name="List Table 3 Accent 5" w:uiPriority="48"/>
-    <w:lsdException w:name="List Table 4 Accent 5" w:uiPriority="49"/>
-    <w:lsdException w:name="List Table 5 Dark Accent 5" w:uiPriority="50"/>
-    <w:lsdException w:name="List Table 6 Colorful Accent 5" w:uiPriority="51"/>
-    <w:lsdException w:name="List Table 7 Colorful Accent 5" w:uiPriority="52"/>
-    <w:lsdException w:name="List Table 1 Light Accent 6" w:uiPriority="46"/>
-    <w:lsdException w:name="List Table 2 Accent 6" w:uiPriority="47"/>
-    <w:lsdException w:name="List Table 3 Accent 6" w:uiPriority="48"/>
-    <w:lsdException w:name="List Table 4 Accent 6" w:uiPriority="49"/>
-    <w:lsdException w:name="List Table 5 Dark Accent 6" w:uiPriority="50"/>
-    <w:lsdException w:name="List Table 6 Colorful Accent 6" w:uiPriority="51"/>
-    <w:lsdException w:name="List Table 7 Colorful Accent 6" w:uiPriority="52"/>
-    <w:lsdException w:name="Mention" w:semiHidden="1" w:unhideWhenUsed="1"/>
-    <w:lsdException w:name="Smart Hyperlink" w:semiHidden="1" w:unhideWhenUsed="1"/>
-    <w:lsdException w:name="Hashtag" w:semiHidden="1" w:unhideWhenUsed="1"/>
-    <w:lsdException w:name="Unresolved Mention" w:semiHidden="1" w:unhideWhenUsed="1"/>
-    <w:lsdException w:name="Smart Link" w:semiHidden="1" w:unhideWhenUsed="1"/>
+  <w:latentStyles w:defLockedState="0" w:defUIPriority="99" w:defSemiHidden="1" w:defUnhideWhenUsed="1" w:defQFormat="0" w:count="267">
+    <w:lsdException w:name="Normal" w:semiHidden="0" w:uiPriority="0" w:unhideWhenUsed="0" w:qFormat="1"/>
+    <w:lsdException w:name="heading 1" w:semiHidden="0" w:uiPriority="9" w:unhideWhenUsed="0" w:qFormat="1"/>
+    <w:lsdException w:name="heading 2" w:uiPriority="9" w:qFormat="1"/>
+    <w:lsdException w:name="heading 3" w:uiPriority="9" w:qFormat="1"/>
+    <w:lsdException w:name="heading 4" w:uiPriority="9" w:qFormat="1"/>
+    <w:lsdException w:name="heading 5" w:uiPriority="9" w:qFormat="1"/>
+    <w:lsdException w:name="heading 6" w:uiPriority="9" w:qFormat="1"/>
+    <w:lsdException w:name="heading 7" w:uiPriority="9" w:qFormat="1"/>
+    <w:lsdException w:name="heading 8" w:uiPriority="9" w:qFormat="1"/>
+    <w:lsdException w:name="heading 9" w:uiPriority="9" w:qFormat="1"/>
+    <w:lsdException w:name="toc 1" w:uiPriority="39"/>
+    <w:lsdException w:name="toc 2" w:uiPriority="39"/>
+    <w:lsdException w:name="toc 3" w:uiPriority="39"/>
+    <w:lsdException w:name="toc 4" w:uiPriority="39"/>
+    <w:lsdException w:name="toc 5" w:uiPriority="39"/>
+    <w:lsdException w:name="toc 6" w:uiPriority="39"/>
+    <w:lsdException w:name="toc 7" w:uiPriority="39"/>
+    <w:lsdException w:name="toc 8" w:uiPriority="39"/>
+    <w:lsdException w:name="toc 9" w:uiPriority="39"/>
+    <w:lsdException w:name="caption" w:uiPriority="35" w:qFormat="1"/>
+    <w:lsdException w:name="Title" w:semiHidden="0" w:uiPriority="10" w:unhideWhenUsed="0" w:qFormat="1"/>
+    <w:lsdException w:name="Default Paragraph Font" w:uiPriority="1"/>
+    <w:lsdException w:name="Body Text Indent" w:uiPriority="0"/>
+    <w:lsdException w:name="Subtitle" w:semiHidden="0" w:uiPriority="11" w:unhideWhenUsed="0" w:qFormat="1"/>
+    <w:lsdException w:name="Strong" w:semiHidden="0" w:uiPriority="22" w:unhideWhenUsed="0" w:qFormat="1"/>
+    <w:lsdException w:name="Emphasis" w:semiHidden="0" w:uiPriority="20" w:unhideWhenUsed="0" w:qFormat="1"/>
+    <w:lsdException w:name="Table Grid" w:semiHidden="0" w:uiPriority="39" w:unhideWhenUsed="0"/>
+    <w:lsdException w:name="Placeholder Text" w:unhideWhenUsed="0"/>
+    <w:lsdException w:name="No Spacing" w:semiHidden="0" w:uiPriority="1" w:unhideWhenUsed="0" w:qFormat="1"/>
+    <w:lsdException w:name="Light Shading" w:semiHidden="0" w:uiPriority="60" w:unhideWhenUsed="0"/>
+    <w:lsdException w:name="Light List" w:semiHidden="0" w:uiPriority="61" w:unhideWhenUsed="0"/>
+    <w:lsdException w:name="Light Grid" w:semiHidden="0" w:uiPriority="62" w:unhideWhenUsed="0"/>
+    <w:lsdException w:name="Medium Shading 1" w:semiHidden="0" w:uiPriority="63" w:unhideWhenUsed="0"/>
+    <w:lsdException w:name="Medium Shading 2" w:semiHidden="0" w:uiPriority="64" w:unhideWhenUsed="0"/>
+    <w:lsdException w:name="Medium List 1" w:semiHidden="0" w:uiPriority="65" w:unhideWhenUsed="0"/>
+    <w:lsdException w:name="Medium List 2" w:semiHidden="0" w:uiPriority="66" w:unhideWhenUsed="0"/>
+    <w:lsdException w:name="Medium Grid 1" w:semiHidden="0" w:uiPriority="67" w:unhideWhenUsed="0"/>
+    <w:lsdException w:name="Medium Grid 2" w:semiHidden="0" w:uiPriority="68" w:unhideWhenUsed="0"/>
+    <w:lsdException w:name="Medium Grid 3" w:semiHidden="0" w:uiPriority="69" w:unhideWhenUsed="0"/>
+    <w:lsdException w:name="Dark List" w:semiHidden="0" w:uiPriority="70" w:unhideWhenUsed="0"/>
+    <w:lsdException w:name="Colorful Shading" w:semiHidden="0" w:uiPriority="71" w:unhideWhenUsed="0"/>
+    <w:lsdException w:name="Colorful List" w:semiHidden="0" w:uiPriority="72" w:unhideWhenUsed="0"/>
+    <w:lsdException w:name="Colorful Grid" w:semiHidden="0" w:uiPriority="73" w:unhideWhenUsed="0"/>
+    <w:lsdException w:name="Light Shading Accent 1" w:semiHidden="0" w:uiPriority="60" w:unhideWhenUsed="0"/>
+    <w:lsdException w:name="Light List Accent 1" w:semiHidden="0" w:uiPriority="61" w:unhideWhenUsed="0"/>
+    <w:lsdException w:name="Light Grid Accent 1" w:semiHidden="0" w:uiPriority="62" w:unhideWhenUsed="0"/>
+    <w:lsdException w:name="Medium Shading 1 Accent 1" w:semiHidden="0" w:uiPriority="63" w:unhideWhenUsed="0"/>
+    <w:lsdException w:name="Medium Shading 2 Accent 1" w:semiHidden="0" w:uiPriority="64" w:unhideWhenUsed="0"/>
+    <w:lsdException w:name="Medium List 1 Accent 1" w:semiHidden="0" w:uiPriority="65" w:unhideWhenUsed="0"/>
+    <w:lsdException w:name="Revision" w:unhideWhenUsed="0"/>
+    <w:lsdException w:name="List Paragraph" w:semiHidden="0" w:uiPriority="34" w:unhideWhenUsed="0" w:qFormat="1"/>
+    <w:lsdException w:name="Quote" w:semiHidden="0" w:uiPriority="29" w:unhideWhenUsed="0" w:qFormat="1"/>
+    <w:lsdException w:name="Intense Quote" w:semiHidden="0" w:uiPriority="30" w:unhideWhenUsed="0" w:qFormat="1"/>
+    <w:lsdException w:name="Medium List 2 Accent 1" w:semiHidden="0" w:uiPriority="66" w:unhideWhenUsed="0"/>
+    <w:lsdException w:name="Medium Grid 1 Accent 1" w:semiHidden="0" w:uiPriority="67" w:unhideWhenUsed="0"/>
+    <w:lsdException w:name="Medium Grid 2 Accent 1" w:semiHidden="0" w:uiPriority="68" w:unhideWhenUsed="0"/>
+    <w:lsdException w:name="Medium Grid 3 Accent 1" w:semiHidden="0" w:uiPriority="69" w:unhideWhenUsed="0"/>
+    <w:lsdException w:name="Dark List Accent 1" w:semiHidden="0" w:uiPriority="70" w:unhideWhenUsed="0"/>
+    <w:lsdException w:name="Colorful Shading Accent 1" w:semiHidden="0" w:uiPriority="71" w:unhideWhenUsed="0"/>
+    <w:lsdException w:name="Colorful List Accent 1" w:semiHidden="0" w:uiPriority="72" w:unhideWhenUsed="0"/>
+    <w:lsdException w:name="Colorful Grid Accent 1" w:semiHidden="0" w:uiPriority="73" w:unhideWhenUsed="0"/>
+    <w:lsdException w:name="Light Shading Accent 2" w:semiHidden="0" w:uiPriority="60" w:unhideWhenUsed="0"/>
+    <w:lsdException w:name="Light List Accent 2" w:semiHidden="0" w:uiPriority="61" w:unhideWhenUsed="0"/>
+    <w:lsdException w:name="Light Grid Accent 2" w:semiHidden="0" w:uiPriority="62" w:unhideWhenUsed="0"/>
+    <w:lsdException w:name="Medium Shading 1 Accent 2" w:semiHidden="0" w:uiPriority="63" w:unhideWhenUsed="0"/>
+    <w:lsdException w:name="Medium Shading 2 Accent 2" w:semiHidden="0" w:uiPriority="64" w:unhideWhenUsed="0"/>
+    <w:lsdException w:name="Medium List 1 Accent 2" w:semiHidden="0" w:uiPriority="65" w:unhideWhenUsed="0"/>
+    <w:lsdException w:name="Medium List 2 Accent 2" w:semiHidden="0" w:uiPriority="66" w:unhideWhenUsed="0"/>
+    <w:lsdException w:name="Medium Grid 1 Accent 2" w:semiHidden="0" w:uiPriority="67" w:unhideWhenUsed="0"/>
+    <w:lsdException w:name="Medium Grid 2 Accent 2" w:semiHidden="0" w:uiPriority="68" w:unhideWhenUsed="0"/>
+    <w:lsdException w:name="Medium Grid 3 Accent 2" w:semiHidden="0" w:uiPriority="69" w:unhideWhenUsed="0"/>
+    <w:lsdException w:name="Dark List Accent 2" w:semiHidden="0" w:uiPriority="70" w:unhideWhenUsed="0"/>
+    <w:lsdException w:name="Colorful Shading Accent 2" w:semiHidden="0" w:uiPriority="71" w:unhideWhenUsed="0"/>
+    <w:lsdException w:name="Colorful List Accent 2" w:semiHidden="0" w:uiPriority="72" w:unhideWhenUsed="0"/>
+    <w:lsdException w:name="Colorful Grid Accent 2" w:semiHidden="0" w:uiPriority="73" w:unhideWhenUsed="0"/>
+    <w:lsdException w:name="Light Shading Accent 3" w:semiHidden="0" w:uiPriority="60" w:unhideWhenUsed="0"/>
+    <w:lsdException w:name="Light List Accent 3" w:semiHidden="0" w:uiPriority="61" w:unhideWhenUsed="0"/>
+    <w:lsdException w:name="Light Grid Accent 3" w:semiHidden="0" w:uiPriority="62" w:unhideWhenUsed="0"/>
+    <w:lsdException w:name="Medium Shading 1 Accent 3" w:semiHidden="0" w:uiPriority="63" w:unhideWhenUsed="0"/>
+    <w:lsdException w:name="Medium Shading 2 Accent 3" w:semiHidden="0" w:uiPriority="64" w:unhideWhenUsed="0"/>
+    <w:lsdException w:name="Medium List 1 Accent 3" w:semiHidden="0" w:uiPriority="65" w:unhideWhenUsed="0"/>
+    <w:lsdException w:name="Medium List 2 Accent 3" w:semiHidden="0" w:uiPriority="66" w:unhideWhenUsed="0"/>
+    <w:lsdException w:name="Medium Grid 1 Accent 3" w:semiHidden="0" w:uiPriority="67" w:unhideWhenUsed="0"/>
+    <w:lsdException w:name="Medium Grid 2 Accent 3" w:semiHidden="0" w:uiPriority="68" w:unhideWhenUsed="0"/>
+    <w:lsdException w:name="Medium Grid 3 Accent 3" w:semiHidden="0" w:uiPriority="69" w:unhideWhenUsed="0"/>
+    <w:lsdException w:name="Dark List Accent 3" w:semiHidden="0" w:uiPriority="70" w:unhideWhenUsed="0"/>
+    <w:lsdException w:name="Colorful Shading Accent 3" w:semiHidden="0" w:uiPriority="71" w:unhideWhenUsed="0"/>
+    <w:lsdException w:name="Colorful List Accent 3" w:semiHidden="0" w:uiPriority="72" w:unhideWhenUsed="0"/>
+    <w:lsdException w:name="Colorful Grid Accent 3" w:semiHidden="0" w:uiPriority="73" w:unhideWhenUsed="0"/>
+    <w:lsdException w:name="Light Shading Accent 4" w:semiHidden="0" w:uiPriority="60" w:unhideWhenUsed="0"/>
+    <w:lsdException w:name="Light List Accent 4" w:semiHidden="0" w:uiPriority="61" w:unhideWhenUsed="0"/>
+    <w:lsdException w:name="Light Grid Accent 4" w:semiHidden="0" w:uiPriority="62" w:unhideWhenUsed="0"/>
+    <w:lsdException w:name="Medium Shading 1 Accent 4" w:semiHidden="0" w:uiPriority="63" w:unhideWhenUsed="0"/>
+    <w:lsdException w:name="Medium Shading 2 Accent 4" w:semiHidden="0" w:uiPriority="64" w:unhideWhenUsed="0"/>
+    <w:lsdException w:name="Medium List 1 Accent 4" w:semiHidden="0" w:uiPriority="65" w:unhideWhenUsed="0"/>
+    <w:lsdException w:name="Medium List 2 Accent 4" w:semiHidden="0" w:uiPriority="66" w:unhideWhenUsed="0"/>
+    <w:lsdException w:name="Medium Grid 1 Accent 4" w:semiHidden="0" w:uiPriority="67" w:unhideWhenUsed="0"/>
+    <w:lsdException w:name="Medium Grid 2 Accent 4" w:semiHidden="0" w:uiPriority="68" w:unhideWhenUsed="0"/>
+    <w:lsdException w:name="Medium Grid 3 Accent 4" w:semiHidden="0" w:uiPriority="69" w:unhideWhenUsed="0"/>
+    <w:lsdException w:name="Dark List Accent 4" w:semiHidden="0" w:uiPriority="70" w:unhideWhenUsed="0"/>
+    <w:lsdException w:name="Colorful Shading Accent 4" w:semiHidden="0" w:uiPriority="71" w:unhideWhenUsed="0"/>
+    <w:lsdException w:name="Colorful List Accent 4" w:semiHidden="0" w:uiPriority="72" w:unhideWhenUsed="0"/>
+    <w:lsdException w:name="Colorful Grid Accent 4" w:semiHidden="0" w:uiPriority="73" w:unhideWhenUsed="0"/>
+    <w:lsdException w:name="Light Shading Accent 5" w:semiHidden="0" w:uiPriority="60" w:unhideWhenUsed="0"/>
+    <w:lsdException w:name="Light List Accent 5" w:semiHidden="0" w:uiPriority="61" w:unhideWhenUsed="0"/>
+    <w:lsdException w:name="Light Grid Accent 5" w:semiHidden="0" w:uiPriority="62" w:unhideWhenUsed="0"/>
+    <w:lsdException w:name="Medium Shading 1 Accent 5" w:semiHidden="0" w:uiPriority="63" w:unhideWhenUsed="0"/>
+    <w:lsdException w:name="Medium Shading 2 Accent 5" w:semiHidden="0" w:uiPriority="64" w:unhideWhenUsed="0"/>
+    <w:lsdException w:name="Medium List 1 Accent 5" w:semiHidden="0" w:uiPriority="65" w:unhideWhenUsed="0"/>
+    <w:lsdException w:name="Medium List 2 Accent 5" w:semiHidden="0" w:uiPriority="66" w:unhideWhenUsed="0"/>
+    <w:lsdException w:name="Medium Grid 1 Accent 5" w:semiHidden="0" w:uiPriority="67" w:unhideWhenUsed="0"/>
+    <w:lsdException w:name="Medium Grid 2 Accent 5" w:semiHidden="0" w:uiPriority="68" w:unhideWhenUsed="0"/>
+    <w:lsdException w:name="Medium Grid 3 Accent 5" w:semiHidden="0" w:uiPriority="69" w:unhideWhenUsed="0"/>
+    <w:lsdException w:name="Dark List Accent 5" w:semiHidden="0" w:uiPriority="70" w:unhideWhenUsed="0"/>
+    <w:lsdException w:name="Colorful Shading Accent 5" w:semiHidden="0" w:uiPriority="71" w:unhideWhenUsed="0"/>
+    <w:lsdException w:name="Colorful List Accent 5" w:semiHidden="0" w:uiPriority="72" w:unhideWhenUsed="0"/>
+    <w:lsdException w:name="Colorful Grid Accent 5" w:semiHidden="0" w:uiPriority="73" w:unhideWhenUsed="0"/>
+    <w:lsdException w:name="Light Shading Accent 6" w:semiHidden="0" w:uiPriority="60" w:unhideWhenUsed="0"/>
+    <w:lsdException w:name="Light List Accent 6" w:semiHidden="0" w:uiPriority="61" w:unhideWhenUsed="0"/>
+    <w:lsdException w:name="Light Grid Accent 6" w:semiHidden="0" w:uiPriority="62" w:unhideWhenUsed="0"/>
+    <w:lsdException w:name="Medium Shading 1 Accent 6" w:semiHidden="0" w:uiPriority="63" w:unhideWhenUsed="0"/>
+    <w:lsdException w:name="Medium Shading 2 Accent 6" w:semiHidden="0" w:uiPriority="64" w:unhideWhenUsed="0"/>
+    <w:lsdException w:name="Medium List 1 Accent 6" w:semiHidden="0" w:uiPriority="65" w:unhideWhenUsed="0"/>
+    <w:lsdException w:name="Medium List 2 Accent 6" w:semiHidden="0" w:uiPriority="66" w:unhideWhenUsed="0"/>
+    <w:lsdException w:name="Medium Grid 1 Accent 6" w:semiHidden="0" w:uiPriority="67" w:unhideWhenUsed="0"/>
+    <w:lsdException w:name="Medium Grid 2 Accent 6" w:semiHidden="0" w:uiPriority="68" w:unhideWhenUsed="0"/>
+    <w:lsdException w:name="Medium Grid 3 Accent 6" w:semiHidden="0" w:uiPriority="69" w:unhideWhenUsed="0"/>
+    <w:lsdException w:name="Dark List Accent 6" w:semiHidden="0" w:uiPriority="70" w:unhideWhenUsed="0"/>
+    <w:lsdException w:name="Colorful Shading Accent 6" w:semiHidden="0" w:uiPriority="71" w:unhideWhenUsed="0"/>
+    <w:lsdException w:name="Colorful List Accent 6" w:semiHidden="0" w:uiPriority="72" w:unhideWhenUsed="0"/>
+    <w:lsdException w:name="Colorful Grid Accent 6" w:semiHidden="0" w:uiPriority="73" w:unhideWhenUsed="0"/>
+    <w:lsdException w:name="Subtle Emphasis" w:semiHidden="0" w:uiPriority="19" w:unhideWhenUsed="0" w:qFormat="1"/>
+    <w:lsdException w:name="Intense Emphasis" w:semiHidden="0" w:uiPriority="21" w:unhideWhenUsed="0" w:qFormat="1"/>
+    <w:lsdException w:name="Subtle Reference" w:semiHidden="0" w:uiPriority="31" w:unhideWhenUsed="0" w:qFormat="1"/>
+    <w:lsdException w:name="Intense Reference" w:semiHidden="0" w:uiPriority="32" w:unhideWhenUsed="0" w:qFormat="1"/>
+    <w:lsdException w:name="Book Title" w:semiHidden="0" w:uiPriority="33" w:unhideWhenUsed="0" w:qFormat="1"/>
+    <w:lsdException w:name="Bibliography" w:uiPriority="37"/>
+    <w:lsdException w:name="TOC Heading" w:uiPriority="39" w:qFormat="1"/>
   </w:latentStyles>
-  <w:style w:type="paragraph" w:default="1" w:styleId="Normal">
+  <w:style w:type="paragraph" w:default="1" w:styleId="a">
     <w:name w:val="Normal"/>
     <w:qFormat/>
     <w:rsid w:val="00144E0E"/>
@@ -13486,11 +13505,11 @@
       <w:rFonts w:ascii="Times New Roman" w:eastAsia="Times New Roman" w:hAnsi="Times New Roman" w:cs="Times New Roman"/>
     </w:rPr>
   </w:style>
-  <w:style w:type="paragraph" w:styleId="Balq5">
+  <w:style w:type="paragraph" w:styleId="5">
     <w:name w:val="heading 5"/>
-    <w:basedOn w:val="Normal"/>
-    <w:next w:val="Normal"/>
-    <w:link w:val="Balq5Simvol"/>
+    <w:basedOn w:val="a"/>
+    <w:next w:val="a"/>
+    <w:link w:val="50"/>
     <w:uiPriority w:val="9"/>
     <w:semiHidden/>
     <w:unhideWhenUsed/>
@@ -13507,13 +13526,13 @@
       <w:color w:val="2E74B5" w:themeColor="accent1" w:themeShade="BF"/>
     </w:rPr>
   </w:style>
-  <w:style w:type="character" w:default="1" w:styleId="SusmayagrAbzasrifti">
+  <w:style w:type="character" w:default="1" w:styleId="a0">
     <w:name w:val="Default Paragraph Font"/>
     <w:uiPriority w:val="1"/>
     <w:semiHidden/>
     <w:unhideWhenUsed/>
   </w:style>
-  <w:style w:type="table" w:default="1" w:styleId="NormalCdvl">
+  <w:style w:type="table" w:default="1" w:styleId="a1">
     <w:name w:val="Normal Table"/>
     <w:uiPriority w:val="99"/>
     <w:semiHidden/>
@@ -13528,16 +13547,16 @@
       </w:tblCellMar>
     </w:tblPr>
   </w:style>
-  <w:style w:type="numbering" w:default="1" w:styleId="SiyahYoxdur">
+  <w:style w:type="numbering" w:default="1" w:styleId="a2">
     <w:name w:val="No List"/>
     <w:uiPriority w:val="99"/>
     <w:semiHidden/>
     <w:unhideWhenUsed/>
   </w:style>
-  <w:style w:type="paragraph" w:styleId="AbzasSiyahs">
+  <w:style w:type="paragraph" w:styleId="a3">
     <w:name w:val="List Paragraph"/>
-    <w:basedOn w:val="Normal"/>
-    <w:link w:val="AbzasSiyahsSimvol"/>
+    <w:basedOn w:val="a"/>
+    <w:link w:val="a4"/>
     <w:uiPriority w:val="34"/>
     <w:qFormat/>
     <w:rsid w:val="00144E0E"/>
@@ -13545,15 +13564,16 @@
       <w:ind w:left="1619" w:hanging="419"/>
     </w:pPr>
   </w:style>
-  <w:style w:type="table" w:styleId="Cdvltoru">
+  <w:style w:type="table" w:styleId="a5">
     <w:name w:val="Table Grid"/>
-    <w:basedOn w:val="NormalCdvl"/>
+    <w:basedOn w:val="a1"/>
     <w:uiPriority w:val="39"/>
     <w:rsid w:val="00144E0E"/>
     <w:pPr>
       <w:spacing w:after="0" w:line="240" w:lineRule="auto"/>
     </w:pPr>
     <w:tblPr>
+      <w:tblInd w:w="0" w:type="dxa"/>
       <w:tblBorders>
         <w:top w:val="single" w:sz="4" w:space="0" w:color="auto"/>
         <w:left w:val="single" w:sz="4" w:space="0" w:color="auto"/>
@@ -13562,11 +13582,17 @@
         <w:insideH w:val="single" w:sz="4" w:space="0" w:color="auto"/>
         <w:insideV w:val="single" w:sz="4" w:space="0" w:color="auto"/>
       </w:tblBorders>
+      <w:tblCellMar>
+        <w:top w:w="0" w:type="dxa"/>
+        <w:left w:w="108" w:type="dxa"/>
+        <w:bottom w:w="0" w:type="dxa"/>
+        <w:right w:w="108" w:type="dxa"/>
+      </w:tblCellMar>
     </w:tblPr>
   </w:style>
-  <w:style w:type="character" w:styleId="rhstinad">
+  <w:style w:type="character" w:styleId="a6">
     <w:name w:val="annotation reference"/>
-    <w:basedOn w:val="SusmayagrAbzasrifti"/>
+    <w:basedOn w:val="a0"/>
     <w:uiPriority w:val="99"/>
     <w:semiHidden/>
     <w:unhideWhenUsed/>
@@ -13576,10 +13602,10 @@
       <w:szCs w:val="16"/>
     </w:rPr>
   </w:style>
-  <w:style w:type="paragraph" w:styleId="rhMtni">
+  <w:style w:type="paragraph" w:styleId="a7">
     <w:name w:val="annotation text"/>
-    <w:basedOn w:val="Normal"/>
-    <w:link w:val="rhMtniSimvol"/>
+    <w:basedOn w:val="a"/>
+    <w:link w:val="a8"/>
     <w:uiPriority w:val="99"/>
     <w:semiHidden/>
     <w:unhideWhenUsed/>
@@ -13589,10 +13615,10 @@
       <w:szCs w:val="20"/>
     </w:rPr>
   </w:style>
-  <w:style w:type="character" w:customStyle="1" w:styleId="rhMtniSimvol">
-    <w:name w:val="Şərh Mətni Simvol"/>
-    <w:basedOn w:val="SusmayagrAbzasrifti"/>
-    <w:link w:val="rhMtni"/>
+  <w:style w:type="character" w:customStyle="1" w:styleId="a8">
+    <w:name w:val="Текст примечания Знак"/>
+    <w:basedOn w:val="a0"/>
+    <w:link w:val="a7"/>
     <w:uiPriority w:val="99"/>
     <w:semiHidden/>
     <w:rsid w:val="00144E0E"/>
@@ -13602,10 +13628,10 @@
       <w:szCs w:val="20"/>
     </w:rPr>
   </w:style>
-  <w:style w:type="paragraph" w:styleId="xarMtni">
+  <w:style w:type="paragraph" w:styleId="a9">
     <w:name w:val="Balloon Text"/>
-    <w:basedOn w:val="Normal"/>
-    <w:link w:val="xarMtniSimvol"/>
+    <w:basedOn w:val="a"/>
+    <w:link w:val="aa"/>
     <w:uiPriority w:val="99"/>
     <w:semiHidden/>
     <w:unhideWhenUsed/>
@@ -13616,10 +13642,10 @@
       <w:szCs w:val="18"/>
     </w:rPr>
   </w:style>
-  <w:style w:type="character" w:customStyle="1" w:styleId="xarMtniSimvol">
-    <w:name w:val="Çıxarış Mətni Simvol"/>
-    <w:basedOn w:val="SusmayagrAbzasrifti"/>
-    <w:link w:val="xarMtni"/>
+  <w:style w:type="character" w:customStyle="1" w:styleId="aa">
+    <w:name w:val="Текст выноски Знак"/>
+    <w:basedOn w:val="a0"/>
+    <w:link w:val="a9"/>
     <w:uiPriority w:val="99"/>
     <w:semiHidden/>
     <w:rsid w:val="00144E0E"/>
@@ -13629,10 +13655,10 @@
       <w:szCs w:val="18"/>
     </w:rPr>
   </w:style>
-  <w:style w:type="paragraph" w:styleId="YuxarSrlvh">
+  <w:style w:type="paragraph" w:styleId="ab">
     <w:name w:val="header"/>
-    <w:basedOn w:val="Normal"/>
-    <w:link w:val="YuxarSrlvhSimvol"/>
+    <w:basedOn w:val="a"/>
+    <w:link w:val="ac"/>
     <w:uiPriority w:val="99"/>
     <w:unhideWhenUsed/>
     <w:rsid w:val="0077627C"/>
@@ -13643,20 +13669,20 @@
       </w:tabs>
     </w:pPr>
   </w:style>
-  <w:style w:type="character" w:customStyle="1" w:styleId="YuxarSrlvhSimvol">
-    <w:name w:val="Yuxarı Sərlövhə Simvol"/>
-    <w:basedOn w:val="SusmayagrAbzasrifti"/>
-    <w:link w:val="YuxarSrlvh"/>
+  <w:style w:type="character" w:customStyle="1" w:styleId="ac">
+    <w:name w:val="Верхний колонтитул Знак"/>
+    <w:basedOn w:val="a0"/>
+    <w:link w:val="ab"/>
     <w:uiPriority w:val="99"/>
     <w:rsid w:val="0077627C"/>
     <w:rPr>
       <w:rFonts w:ascii="Times New Roman" w:eastAsia="Times New Roman" w:hAnsi="Times New Roman" w:cs="Times New Roman"/>
     </w:rPr>
   </w:style>
-  <w:style w:type="paragraph" w:styleId="AaSrlvh">
+  <w:style w:type="paragraph" w:styleId="ad">
     <w:name w:val="footer"/>
-    <w:basedOn w:val="Normal"/>
-    <w:link w:val="AaSrlvhSimvol"/>
+    <w:basedOn w:val="a"/>
+    <w:link w:val="ae"/>
     <w:uiPriority w:val="99"/>
     <w:unhideWhenUsed/>
     <w:rsid w:val="0077627C"/>
@@ -13667,19 +13693,19 @@
       </w:tabs>
     </w:pPr>
   </w:style>
-  <w:style w:type="character" w:customStyle="1" w:styleId="AaSrlvhSimvol">
-    <w:name w:val="Aşağı Sərlövhə Simvol"/>
-    <w:basedOn w:val="SusmayagrAbzasrifti"/>
-    <w:link w:val="AaSrlvh"/>
+  <w:style w:type="character" w:customStyle="1" w:styleId="ae">
+    <w:name w:val="Нижний колонтитул Знак"/>
+    <w:basedOn w:val="a0"/>
+    <w:link w:val="ad"/>
     <w:uiPriority w:val="99"/>
     <w:rsid w:val="0077627C"/>
     <w:rPr>
       <w:rFonts w:ascii="Times New Roman" w:eastAsia="Times New Roman" w:hAnsi="Times New Roman" w:cs="Times New Roman"/>
     </w:rPr>
   </w:style>
-  <w:style w:type="character" w:customStyle="1" w:styleId="a">
+  <w:style w:type="character" w:customStyle="1" w:styleId="af">
     <w:name w:val="Основной текст_"/>
-    <w:basedOn w:val="SusmayagrAbzasrifti"/>
+    <w:basedOn w:val="a0"/>
     <w:link w:val="1"/>
     <w:rsid w:val="00705F5C"/>
     <w:rPr>
@@ -13691,8 +13717,8 @@
   </w:style>
   <w:style w:type="paragraph" w:customStyle="1" w:styleId="1">
     <w:name w:val="Основной текст1"/>
-    <w:basedOn w:val="Normal"/>
-    <w:link w:val="a"/>
+    <w:basedOn w:val="a"/>
+    <w:link w:val="af"/>
     <w:rsid w:val="00705F5C"/>
     <w:pPr>
       <w:shd w:val="clear" w:color="auto" w:fill="FFFFFF"/>
@@ -13705,9 +13731,9 @@
       <w:bCs/>
     </w:rPr>
   </w:style>
-  <w:style w:type="character" w:customStyle="1" w:styleId="AbzasSiyahsSimvol">
-    <w:name w:val="Abzas Siyahısı Simvol"/>
-    <w:link w:val="AbzasSiyahs"/>
+  <w:style w:type="character" w:customStyle="1" w:styleId="a4">
+    <w:name w:val="Абзац списка Знак"/>
+    <w:link w:val="a3"/>
     <w:uiPriority w:val="34"/>
     <w:locked/>
     <w:rsid w:val="006C6BD7"/>
@@ -13715,10 +13741,10 @@
       <w:rFonts w:ascii="Times New Roman" w:eastAsia="Times New Roman" w:hAnsi="Times New Roman" w:cs="Times New Roman"/>
     </w:rPr>
   </w:style>
-  <w:style w:type="paragraph" w:styleId="sasMtnBoluu">
+  <w:style w:type="paragraph" w:styleId="af0">
     <w:name w:val="Body Text Indent"/>
-    <w:basedOn w:val="Normal"/>
-    <w:link w:val="sasMtnBoluuSimvol"/>
+    <w:basedOn w:val="a"/>
+    <w:link w:val="af1"/>
     <w:rsid w:val="00707B25"/>
     <w:pPr>
       <w:widowControl/>
@@ -13733,10 +13759,10 @@
       <w:lang w:val="ru-RU" w:eastAsia="ru-RU"/>
     </w:rPr>
   </w:style>
-  <w:style w:type="character" w:customStyle="1" w:styleId="sasMtnBoluuSimvol">
-    <w:name w:val="Əsas Mətn Boşluğu Simvol"/>
-    <w:basedOn w:val="SusmayagrAbzasrifti"/>
-    <w:link w:val="sasMtnBoluu"/>
+  <w:style w:type="character" w:customStyle="1" w:styleId="af1">
+    <w:name w:val="Основной текст с отступом Знак"/>
+    <w:basedOn w:val="a0"/>
+    <w:link w:val="af0"/>
     <w:rsid w:val="00707B25"/>
     <w:rPr>
       <w:rFonts w:ascii="Ansla La" w:eastAsia="Times New Roman" w:hAnsi="Ansla La" w:cs="Times New Roman"/>
@@ -13765,7 +13791,7 @@
   </w:style>
   <w:style w:type="paragraph" w:customStyle="1" w:styleId="western">
     <w:name w:val="western"/>
-    <w:basedOn w:val="Normal"/>
+    <w:basedOn w:val="a"/>
     <w:rsid w:val="00223AA2"/>
     <w:pPr>
       <w:widowControl/>
@@ -13779,10 +13805,496 @@
       <w:szCs w:val="24"/>
     </w:rPr>
   </w:style>
-  <w:style w:type="character" w:customStyle="1" w:styleId="Balq5Simvol">
-    <w:name w:val="Başlıq 5 Simvol"/>
-    <w:basedOn w:val="SusmayagrAbzasrifti"/>
-    <w:link w:val="Balq5"/>
+  <w:style w:type="character" w:customStyle="1" w:styleId="50">
+    <w:name w:val="Заголовок 5 Знак"/>
+    <w:basedOn w:val="a0"/>
+    <w:link w:val="5"/>
+    <w:uiPriority w:val="9"/>
+    <w:semiHidden/>
+    <w:rsid w:val="0036567F"/>
+    <w:rPr>
+      <w:rFonts w:asciiTheme="majorHAnsi" w:eastAsiaTheme="majorEastAsia" w:hAnsiTheme="majorHAnsi" w:cstheme="majorBidi"/>
+      <w:color w:val="2E74B5" w:themeColor="accent1" w:themeShade="BF"/>
+    </w:rPr>
+  </w:style>
+</w:styles>
+</file>
+
+<file path=word/stylesWithEffects.xml><?xml version="1.0" encoding="utf-8"?>
+<w:styles xmlns:wpc="http://schemas.microsoft.com/office/word/2010/wordprocessingCanvas" xmlns:mc="http://schemas.openxmlformats.org/markup-compatibility/2006" xmlns:o="urn:schemas-microsoft-com:office:office" xmlns:r="http://schemas.openxmlformats.org/officeDocument/2006/relationships" xmlns:m="http://schemas.openxmlformats.org/officeDocument/2006/math" xmlns:v="urn:schemas-microsoft-com:vml" xmlns:wp14="http://schemas.microsoft.com/office/word/2010/wordprocessingDrawing" xmlns:wp="http://schemas.openxmlformats.org/drawingml/2006/wordprocessingDrawing" xmlns:w10="urn:schemas-microsoft-com:office:word" xmlns:w="http://schemas.openxmlformats.org/wordprocessingml/2006/main" xmlns:w14="http://schemas.microsoft.com/office/word/2010/wordml" xmlns:wpg="http://schemas.microsoft.com/office/word/2010/wordprocessingGroup" xmlns:wpi="http://schemas.microsoft.com/office/word/2010/wordprocessingInk" xmlns:wne="http://schemas.microsoft.com/office/word/2006/wordml" xmlns:wps="http://schemas.microsoft.com/office/word/2010/wordprocessingShape" mc:Ignorable="w14 wp14">
+  <w:docDefaults>
+    <w:rPrDefault>
+      <w:rPr>
+        <w:rFonts w:asciiTheme="minorHAnsi" w:eastAsiaTheme="minorHAnsi" w:hAnsiTheme="minorHAnsi" w:cstheme="minorBidi"/>
+        <w:sz w:val="22"/>
+        <w:szCs w:val="22"/>
+        <w:lang w:val="en-US" w:eastAsia="en-US" w:bidi="ar-SA"/>
+      </w:rPr>
+    </w:rPrDefault>
+    <w:pPrDefault>
+      <w:pPr>
+        <w:spacing w:after="160" w:line="259" w:lineRule="auto"/>
+      </w:pPr>
+    </w:pPrDefault>
+  </w:docDefaults>
+  <w:latentStyles w:defLockedState="0" w:defUIPriority="99" w:defSemiHidden="1" w:defUnhideWhenUsed="1" w:defQFormat="0" w:count="267">
+    <w:lsdException w:name="Normal" w:semiHidden="0" w:uiPriority="0" w:unhideWhenUsed="0" w:qFormat="1"/>
+    <w:lsdException w:name="heading 1" w:semiHidden="0" w:uiPriority="9" w:unhideWhenUsed="0" w:qFormat="1"/>
+    <w:lsdException w:name="heading 2" w:uiPriority="9" w:qFormat="1"/>
+    <w:lsdException w:name="heading 3" w:uiPriority="9" w:qFormat="1"/>
+    <w:lsdException w:name="heading 4" w:uiPriority="9" w:qFormat="1"/>
+    <w:lsdException w:name="heading 5" w:uiPriority="9" w:qFormat="1"/>
+    <w:lsdException w:name="heading 6" w:uiPriority="9" w:qFormat="1"/>
+    <w:lsdException w:name="heading 7" w:uiPriority="9" w:qFormat="1"/>
+    <w:lsdException w:name="heading 8" w:uiPriority="9" w:qFormat="1"/>
+    <w:lsdException w:name="heading 9" w:uiPriority="9" w:qFormat="1"/>
+    <w:lsdException w:name="toc 1" w:uiPriority="39"/>
+    <w:lsdException w:name="toc 2" w:uiPriority="39"/>
+    <w:lsdException w:name="toc 3" w:uiPriority="39"/>
+    <w:lsdException w:name="toc 4" w:uiPriority="39"/>
+    <w:lsdException w:name="toc 5" w:uiPriority="39"/>
+    <w:lsdException w:name="toc 6" w:uiPriority="39"/>
+    <w:lsdException w:name="toc 7" w:uiPriority="39"/>
+    <w:lsdException w:name="toc 8" w:uiPriority="39"/>
+    <w:lsdException w:name="toc 9" w:uiPriority="39"/>
+    <w:lsdException w:name="caption" w:uiPriority="35" w:qFormat="1"/>
+    <w:lsdException w:name="Title" w:semiHidden="0" w:uiPriority="10" w:unhideWhenUsed="0" w:qFormat="1"/>
+    <w:lsdException w:name="Default Paragraph Font" w:uiPriority="1"/>
+    <w:lsdException w:name="Body Text Indent" w:uiPriority="0"/>
+    <w:lsdException w:name="Subtitle" w:semiHidden="0" w:uiPriority="11" w:unhideWhenUsed="0" w:qFormat="1"/>
+    <w:lsdException w:name="Strong" w:semiHidden="0" w:uiPriority="22" w:unhideWhenUsed="0" w:qFormat="1"/>
+    <w:lsdException w:name="Emphasis" w:semiHidden="0" w:uiPriority="20" w:unhideWhenUsed="0" w:qFormat="1"/>
+    <w:lsdException w:name="Table Grid" w:semiHidden="0" w:uiPriority="39" w:unhideWhenUsed="0"/>
+    <w:lsdException w:name="Placeholder Text" w:unhideWhenUsed="0"/>
+    <w:lsdException w:name="No Spacing" w:semiHidden="0" w:uiPriority="1" w:unhideWhenUsed="0" w:qFormat="1"/>
+    <w:lsdException w:name="Light Shading" w:semiHidden="0" w:uiPriority="60" w:unhideWhenUsed="0"/>
+    <w:lsdException w:name="Light List" w:semiHidden="0" w:uiPriority="61" w:unhideWhenUsed="0"/>
+    <w:lsdException w:name="Light Grid" w:semiHidden="0" w:uiPriority="62" w:unhideWhenUsed="0"/>
+    <w:lsdException w:name="Medium Shading 1" w:semiHidden="0" w:uiPriority="63" w:unhideWhenUsed="0"/>
+    <w:lsdException w:name="Medium Shading 2" w:semiHidden="0" w:uiPriority="64" w:unhideWhenUsed="0"/>
+    <w:lsdException w:name="Medium List 1" w:semiHidden="0" w:uiPriority="65" w:unhideWhenUsed="0"/>
+    <w:lsdException w:name="Medium List 2" w:semiHidden="0" w:uiPriority="66" w:unhideWhenUsed="0"/>
+    <w:lsdException w:name="Medium Grid 1" w:semiHidden="0" w:uiPriority="67" w:unhideWhenUsed="0"/>
+    <w:lsdException w:name="Medium Grid 2" w:semiHidden="0" w:uiPriority="68" w:unhideWhenUsed="0"/>
+    <w:lsdException w:name="Medium Grid 3" w:semiHidden="0" w:uiPriority="69" w:unhideWhenUsed="0"/>
+    <w:lsdException w:name="Dark List" w:semiHidden="0" w:uiPriority="70" w:unhideWhenUsed="0"/>
+    <w:lsdException w:name="Colorful Shading" w:semiHidden="0" w:uiPriority="71" w:unhideWhenUsed="0"/>
+    <w:lsdException w:name="Colorful List" w:semiHidden="0" w:uiPriority="72" w:unhideWhenUsed="0"/>
+    <w:lsdException w:name="Colorful Grid" w:semiHidden="0" w:uiPriority="73" w:unhideWhenUsed="0"/>
+    <w:lsdException w:name="Light Shading Accent 1" w:semiHidden="0" w:uiPriority="60" w:unhideWhenUsed="0"/>
+    <w:lsdException w:name="Light List Accent 1" w:semiHidden="0" w:uiPriority="61" w:unhideWhenUsed="0"/>
+    <w:lsdException w:name="Light Grid Accent 1" w:semiHidden="0" w:uiPriority="62" w:unhideWhenUsed="0"/>
+    <w:lsdException w:name="Medium Shading 1 Accent 1" w:semiHidden="0" w:uiPriority="63" w:unhideWhenUsed="0"/>
+    <w:lsdException w:name="Medium Shading 2 Accent 1" w:semiHidden="0" w:uiPriority="64" w:unhideWhenUsed="0"/>
+    <w:lsdException w:name="Medium List 1 Accent 1" w:semiHidden="0" w:uiPriority="65" w:unhideWhenUsed="0"/>
+    <w:lsdException w:name="Revision" w:unhideWhenUsed="0"/>
+    <w:lsdException w:name="List Paragraph" w:semiHidden="0" w:uiPriority="34" w:unhideWhenUsed="0" w:qFormat="1"/>
+    <w:lsdException w:name="Quote" w:semiHidden="0" w:uiPriority="29" w:unhideWhenUsed="0" w:qFormat="1"/>
+    <w:lsdException w:name="Intense Quote" w:semiHidden="0" w:uiPriority="30" w:unhideWhenUsed="0" w:qFormat="1"/>
+    <w:lsdException w:name="Medium List 2 Accent 1" w:semiHidden="0" w:uiPriority="66" w:unhideWhenUsed="0"/>
+    <w:lsdException w:name="Medium Grid 1 Accent 1" w:semiHidden="0" w:uiPriority="67" w:unhideWhenUsed="0"/>
+    <w:lsdException w:name="Medium Grid 2 Accent 1" w:semiHidden="0" w:uiPriority="68" w:unhideWhenUsed="0"/>
+    <w:lsdException w:name="Medium Grid 3 Accent 1" w:semiHidden="0" w:uiPriority="69" w:unhideWhenUsed="0"/>
+    <w:lsdException w:name="Dark List Accent 1" w:semiHidden="0" w:uiPriority="70" w:unhideWhenUsed="0"/>
+    <w:lsdException w:name="Colorful Shading Accent 1" w:semiHidden="0" w:uiPriority="71" w:unhideWhenUsed="0"/>
+    <w:lsdException w:name="Colorful List Accent 1" w:semiHidden="0" w:uiPriority="72" w:unhideWhenUsed="0"/>
+    <w:lsdException w:name="Colorful Grid Accent 1" w:semiHidden="0" w:uiPriority="73" w:unhideWhenUsed="0"/>
+    <w:lsdException w:name="Light Shading Accent 2" w:semiHidden="0" w:uiPriority="60" w:unhideWhenUsed="0"/>
+    <w:lsdException w:name="Light List Accent 2" w:semiHidden="0" w:uiPriority="61" w:unhideWhenUsed="0"/>
+    <w:lsdException w:name="Light Grid Accent 2" w:semiHidden="0" w:uiPriority="62" w:unhideWhenUsed="0"/>
+    <w:lsdException w:name="Medium Shading 1 Accent 2" w:semiHidden="0" w:uiPriority="63" w:unhideWhenUsed="0"/>
+    <w:lsdException w:name="Medium Shading 2 Accent 2" w:semiHidden="0" w:uiPriority="64" w:unhideWhenUsed="0"/>
+    <w:lsdException w:name="Medium List 1 Accent 2" w:semiHidden="0" w:uiPriority="65" w:unhideWhenUsed="0"/>
+    <w:lsdException w:name="Medium List 2 Accent 2" w:semiHidden="0" w:uiPriority="66" w:unhideWhenUsed="0"/>
+    <w:lsdException w:name="Medium Grid 1 Accent 2" w:semiHidden="0" w:uiPriority="67" w:unhideWhenUsed="0"/>
+    <w:lsdException w:name="Medium Grid 2 Accent 2" w:semiHidden="0" w:uiPriority="68" w:unhideWhenUsed="0"/>
+    <w:lsdException w:name="Medium Grid 3 Accent 2" w:semiHidden="0" w:uiPriority="69" w:unhideWhenUsed="0"/>
+    <w:lsdException w:name="Dark List Accent 2" w:semiHidden="0" w:uiPriority="70" w:unhideWhenUsed="0"/>
+    <w:lsdException w:name="Colorful Shading Accent 2" w:semiHidden="0" w:uiPriority="71" w:unhideWhenUsed="0"/>
+    <w:lsdException w:name="Colorful List Accent 2" w:semiHidden="0" w:uiPriority="72" w:unhideWhenUsed="0"/>
+    <w:lsdException w:name="Colorful Grid Accent 2" w:semiHidden="0" w:uiPriority="73" w:unhideWhenUsed="0"/>
+    <w:lsdException w:name="Light Shading Accent 3" w:semiHidden="0" w:uiPriority="60" w:unhideWhenUsed="0"/>
+    <w:lsdException w:name="Light List Accent 3" w:semiHidden="0" w:uiPriority="61" w:unhideWhenUsed="0"/>
+    <w:lsdException w:name="Light Grid Accent 3" w:semiHidden="0" w:uiPriority="62" w:unhideWhenUsed="0"/>
+    <w:lsdException w:name="Medium Shading 1 Accent 3" w:semiHidden="0" w:uiPriority="63" w:unhideWhenUsed="0"/>
+    <w:lsdException w:name="Medium Shading 2 Accent 3" w:semiHidden="0" w:uiPriority="64" w:unhideWhenUsed="0"/>
+    <w:lsdException w:name="Medium List 1 Accent 3" w:semiHidden="0" w:uiPriority="65" w:unhideWhenUsed="0"/>
+    <w:lsdException w:name="Medium List 2 Accent 3" w:semiHidden="0" w:uiPriority="66" w:unhideWhenUsed="0"/>
+    <w:lsdException w:name="Medium Grid 1 Accent 3" w:semiHidden="0" w:uiPriority="67" w:unhideWhenUsed="0"/>
+    <w:lsdException w:name="Medium Grid 2 Accent 3" w:semiHidden="0" w:uiPriority="68" w:unhideWhenUsed="0"/>
+    <w:lsdException w:name="Medium Grid 3 Accent 3" w:semiHidden="0" w:uiPriority="69" w:unhideWhenUsed="0"/>
+    <w:lsdException w:name="Dark List Accent 3" w:semiHidden="0" w:uiPriority="70" w:unhideWhenUsed="0"/>
+    <w:lsdException w:name="Colorful Shading Accent 3" w:semiHidden="0" w:uiPriority="71" w:unhideWhenUsed="0"/>
+    <w:lsdException w:name="Colorful List Accent 3" w:semiHidden="0" w:uiPriority="72" w:unhideWhenUsed="0"/>
+    <w:lsdException w:name="Colorful Grid Accent 3" w:semiHidden="0" w:uiPriority="73" w:unhideWhenUsed="0"/>
+    <w:lsdException w:name="Light Shading Accent 4" w:semiHidden="0" w:uiPriority="60" w:unhideWhenUsed="0"/>
+    <w:lsdException w:name="Light List Accent 4" w:semiHidden="0" w:uiPriority="61" w:unhideWhenUsed="0"/>
+    <w:lsdException w:name="Light Grid Accent 4" w:semiHidden="0" w:uiPriority="62" w:unhideWhenUsed="0"/>
+    <w:lsdException w:name="Medium Shading 1 Accent 4" w:semiHidden="0" w:uiPriority="63" w:unhideWhenUsed="0"/>
+    <w:lsdException w:name="Medium Shading 2 Accent 4" w:semiHidden="0" w:uiPriority="64" w:unhideWhenUsed="0"/>
+    <w:lsdException w:name="Medium List 1 Accent 4" w:semiHidden="0" w:uiPriority="65" w:unhideWhenUsed="0"/>
+    <w:lsdException w:name="Medium List 2 Accent 4" w:semiHidden="0" w:uiPriority="66" w:unhideWhenUsed="0"/>
+    <w:lsdException w:name="Medium Grid 1 Accent 4" w:semiHidden="0" w:uiPriority="67" w:unhideWhenUsed="0"/>
+    <w:lsdException w:name="Medium Grid 2 Accent 4" w:semiHidden="0" w:uiPriority="68" w:unhideWhenUsed="0"/>
+    <w:lsdException w:name="Medium Grid 3 Accent 4" w:semiHidden="0" w:uiPriority="69" w:unhideWhenUsed="0"/>
+    <w:lsdException w:name="Dark List Accent 4" w:semiHidden="0" w:uiPriority="70" w:unhideWhenUsed="0"/>
+    <w:lsdException w:name="Colorful Shading Accent 4" w:semiHidden="0" w:uiPriority="71" w:unhideWhenUsed="0"/>
+    <w:lsdException w:name="Colorful List Accent 4" w:semiHidden="0" w:uiPriority="72" w:unhideWhenUsed="0"/>
+    <w:lsdException w:name="Colorful Grid Accent 4" w:semiHidden="0" w:uiPriority="73" w:unhideWhenUsed="0"/>
+    <w:lsdException w:name="Light Shading Accent 5" w:semiHidden="0" w:uiPriority="60" w:unhideWhenUsed="0"/>
+    <w:lsdException w:name="Light List Accent 5" w:semiHidden="0" w:uiPriority="61" w:unhideWhenUsed="0"/>
+    <w:lsdException w:name="Light Grid Accent 5" w:semiHidden="0" w:uiPriority="62" w:unhideWhenUsed="0"/>
+    <w:lsdException w:name="Medium Shading 1 Accent 5" w:semiHidden="0" w:uiPriority="63" w:unhideWhenUsed="0"/>
+    <w:lsdException w:name="Medium Shading 2 Accent 5" w:semiHidden="0" w:uiPriority="64" w:unhideWhenUsed="0"/>
+    <w:lsdException w:name="Medium List 1 Accent 5" w:semiHidden="0" w:uiPriority="65" w:unhideWhenUsed="0"/>
+    <w:lsdException w:name="Medium List 2 Accent 5" w:semiHidden="0" w:uiPriority="66" w:unhideWhenUsed="0"/>
+    <w:lsdException w:name="Medium Grid 1 Accent 5" w:semiHidden="0" w:uiPriority="67" w:unhideWhenUsed="0"/>
+    <w:lsdException w:name="Medium Grid 2 Accent 5" w:semiHidden="0" w:uiPriority="68" w:unhideWhenUsed="0"/>
+    <w:lsdException w:name="Medium Grid 3 Accent 5" w:semiHidden="0" w:uiPriority="69" w:unhideWhenUsed="0"/>
+    <w:lsdException w:name="Dark List Accent 5" w:semiHidden="0" w:uiPriority="70" w:unhideWhenUsed="0"/>
+    <w:lsdException w:name="Colorful Shading Accent 5" w:semiHidden="0" w:uiPriority="71" w:unhideWhenUsed="0"/>
+    <w:lsdException w:name="Colorful List Accent 5" w:semiHidden="0" w:uiPriority="72" w:unhideWhenUsed="0"/>
+    <w:lsdException w:name="Colorful Grid Accent 5" w:semiHidden="0" w:uiPriority="73" w:unhideWhenUsed="0"/>
+    <w:lsdException w:name="Light Shading Accent 6" w:semiHidden="0" w:uiPriority="60" w:unhideWhenUsed="0"/>
+    <w:lsdException w:name="Light List Accent 6" w:semiHidden="0" w:uiPriority="61" w:unhideWhenUsed="0"/>
+    <w:lsdException w:name="Light Grid Accent 6" w:semiHidden="0" w:uiPriority="62" w:unhideWhenUsed="0"/>
+    <w:lsdException w:name="Medium Shading 1 Accent 6" w:semiHidden="0" w:uiPriority="63" w:unhideWhenUsed="0"/>
+    <w:lsdException w:name="Medium Shading 2 Accent 6" w:semiHidden="0" w:uiPriority="64" w:unhideWhenUsed="0"/>
+    <w:lsdException w:name="Medium List 1 Accent 6" w:semiHidden="0" w:uiPriority="65" w:unhideWhenUsed="0"/>
+    <w:lsdException w:name="Medium List 2 Accent 6" w:semiHidden="0" w:uiPriority="66" w:unhideWhenUsed="0"/>
+    <w:lsdException w:name="Medium Grid 1 Accent 6" w:semiHidden="0" w:uiPriority="67" w:unhideWhenUsed="0"/>
+    <w:lsdException w:name="Medium Grid 2 Accent 6" w:semiHidden="0" w:uiPriority="68" w:unhideWhenUsed="0"/>
+    <w:lsdException w:name="Medium Grid 3 Accent 6" w:semiHidden="0" w:uiPriority="69" w:unhideWhenUsed="0"/>
+    <w:lsdException w:name="Dark List Accent 6" w:semiHidden="0" w:uiPriority="70" w:unhideWhenUsed="0"/>
+    <w:lsdException w:name="Colorful Shading Accent 6" w:semiHidden="0" w:uiPriority="71" w:unhideWhenUsed="0"/>
+    <w:lsdException w:name="Colorful List Accent 6" w:semiHidden="0" w:uiPriority="72" w:unhideWhenUsed="0"/>
+    <w:lsdException w:name="Colorful Grid Accent 6" w:semiHidden="0" w:uiPriority="73" w:unhideWhenUsed="0"/>
+    <w:lsdException w:name="Subtle Emphasis" w:semiHidden="0" w:uiPriority="19" w:unhideWhenUsed="0" w:qFormat="1"/>
+    <w:lsdException w:name="Intense Emphasis" w:semiHidden="0" w:uiPriority="21" w:unhideWhenUsed="0" w:qFormat="1"/>
+    <w:lsdException w:name="Subtle Reference" w:semiHidden="0" w:uiPriority="31" w:unhideWhenUsed="0" w:qFormat="1"/>
+    <w:lsdException w:name="Intense Reference" w:semiHidden="0" w:uiPriority="32" w:unhideWhenUsed="0" w:qFormat="1"/>
+    <w:lsdException w:name="Book Title" w:semiHidden="0" w:uiPriority="33" w:unhideWhenUsed="0" w:qFormat="1"/>
+    <w:lsdException w:name="Bibliography" w:uiPriority="37"/>
+    <w:lsdException w:name="TOC Heading" w:uiPriority="39" w:qFormat="1"/>
+  </w:latentStyles>
+  <w:style w:type="paragraph" w:default="1" w:styleId="a">
+    <w:name w:val="Normal"/>
+    <w:qFormat/>
+    <w:rsid w:val="00144E0E"/>
+    <w:pPr>
+      <w:widowControl w:val="0"/>
+      <w:autoSpaceDE w:val="0"/>
+      <w:autoSpaceDN w:val="0"/>
+      <w:spacing w:after="0" w:line="240" w:lineRule="auto"/>
+    </w:pPr>
+    <w:rPr>
+      <w:rFonts w:ascii="Times New Roman" w:eastAsia="Times New Roman" w:hAnsi="Times New Roman" w:cs="Times New Roman"/>
+    </w:rPr>
+  </w:style>
+  <w:style w:type="paragraph" w:styleId="5">
+    <w:name w:val="heading 5"/>
+    <w:basedOn w:val="a"/>
+    <w:next w:val="a"/>
+    <w:link w:val="50"/>
+    <w:uiPriority w:val="9"/>
+    <w:semiHidden/>
+    <w:unhideWhenUsed/>
+    <w:qFormat/>
+    <w:rsid w:val="0036567F"/>
+    <w:pPr>
+      <w:keepNext/>
+      <w:keepLines/>
+      <w:spacing w:before="40"/>
+      <w:outlineLvl w:val="4"/>
+    </w:pPr>
+    <w:rPr>
+      <w:rFonts w:asciiTheme="majorHAnsi" w:eastAsiaTheme="majorEastAsia" w:hAnsiTheme="majorHAnsi" w:cstheme="majorBidi"/>
+      <w:color w:val="2E74B5" w:themeColor="accent1" w:themeShade="BF"/>
+    </w:rPr>
+  </w:style>
+  <w:style w:type="character" w:default="1" w:styleId="a0">
+    <w:name w:val="Default Paragraph Font"/>
+    <w:uiPriority w:val="1"/>
+    <w:semiHidden/>
+    <w:unhideWhenUsed/>
+  </w:style>
+  <w:style w:type="table" w:default="1" w:styleId="a1">
+    <w:name w:val="Normal Table"/>
+    <w:uiPriority w:val="99"/>
+    <w:semiHidden/>
+    <w:unhideWhenUsed/>
+    <w:tblPr>
+      <w:tblInd w:w="0" w:type="dxa"/>
+      <w:tblCellMar>
+        <w:top w:w="0" w:type="dxa"/>
+        <w:left w:w="108" w:type="dxa"/>
+        <w:bottom w:w="0" w:type="dxa"/>
+        <w:right w:w="108" w:type="dxa"/>
+      </w:tblCellMar>
+    </w:tblPr>
+  </w:style>
+  <w:style w:type="numbering" w:default="1" w:styleId="a2">
+    <w:name w:val="No List"/>
+    <w:uiPriority w:val="99"/>
+    <w:semiHidden/>
+    <w:unhideWhenUsed/>
+  </w:style>
+  <w:style w:type="paragraph" w:styleId="a3">
+    <w:name w:val="List Paragraph"/>
+    <w:basedOn w:val="a"/>
+    <w:link w:val="a4"/>
+    <w:uiPriority w:val="34"/>
+    <w:qFormat/>
+    <w:rsid w:val="00144E0E"/>
+    <w:pPr>
+      <w:ind w:left="1619" w:hanging="419"/>
+    </w:pPr>
+  </w:style>
+  <w:style w:type="table" w:styleId="a5">
+    <w:name w:val="Table Grid"/>
+    <w:basedOn w:val="a1"/>
+    <w:uiPriority w:val="39"/>
+    <w:rsid w:val="00144E0E"/>
+    <w:pPr>
+      <w:spacing w:after="0" w:line="240" w:lineRule="auto"/>
+    </w:pPr>
+    <w:tblPr>
+      <w:tblInd w:w="0" w:type="dxa"/>
+      <w:tblBorders>
+        <w:top w:val="single" w:sz="4" w:space="0" w:color="auto"/>
+        <w:left w:val="single" w:sz="4" w:space="0" w:color="auto"/>
+        <w:bottom w:val="single" w:sz="4" w:space="0" w:color="auto"/>
+        <w:right w:val="single" w:sz="4" w:space="0" w:color="auto"/>
+        <w:insideH w:val="single" w:sz="4" w:space="0" w:color="auto"/>
+        <w:insideV w:val="single" w:sz="4" w:space="0" w:color="auto"/>
+      </w:tblBorders>
+      <w:tblCellMar>
+        <w:top w:w="0" w:type="dxa"/>
+        <w:left w:w="108" w:type="dxa"/>
+        <w:bottom w:w="0" w:type="dxa"/>
+        <w:right w:w="108" w:type="dxa"/>
+      </w:tblCellMar>
+    </w:tblPr>
+  </w:style>
+  <w:style w:type="character" w:styleId="a6">
+    <w:name w:val="annotation reference"/>
+    <w:basedOn w:val="a0"/>
+    <w:uiPriority w:val="99"/>
+    <w:semiHidden/>
+    <w:unhideWhenUsed/>
+    <w:rsid w:val="00144E0E"/>
+    <w:rPr>
+      <w:sz w:val="16"/>
+      <w:szCs w:val="16"/>
+    </w:rPr>
+  </w:style>
+  <w:style w:type="paragraph" w:styleId="a7">
+    <w:name w:val="annotation text"/>
+    <w:basedOn w:val="a"/>
+    <w:link w:val="a8"/>
+    <w:uiPriority w:val="99"/>
+    <w:semiHidden/>
+    <w:unhideWhenUsed/>
+    <w:rsid w:val="00144E0E"/>
+    <w:rPr>
+      <w:sz w:val="20"/>
+      <w:szCs w:val="20"/>
+    </w:rPr>
+  </w:style>
+  <w:style w:type="character" w:customStyle="1" w:styleId="a8">
+    <w:name w:val="Текст примечания Знак"/>
+    <w:basedOn w:val="a0"/>
+    <w:link w:val="a7"/>
+    <w:uiPriority w:val="99"/>
+    <w:semiHidden/>
+    <w:rsid w:val="00144E0E"/>
+    <w:rPr>
+      <w:rFonts w:ascii="Times New Roman" w:eastAsia="Times New Roman" w:hAnsi="Times New Roman" w:cs="Times New Roman"/>
+      <w:sz w:val="20"/>
+      <w:szCs w:val="20"/>
+    </w:rPr>
+  </w:style>
+  <w:style w:type="paragraph" w:styleId="a9">
+    <w:name w:val="Balloon Text"/>
+    <w:basedOn w:val="a"/>
+    <w:link w:val="aa"/>
+    <w:uiPriority w:val="99"/>
+    <w:semiHidden/>
+    <w:unhideWhenUsed/>
+    <w:rsid w:val="00144E0E"/>
+    <w:rPr>
+      <w:rFonts w:ascii="Segoe UI" w:hAnsi="Segoe UI" w:cs="Segoe UI"/>
+      <w:sz w:val="18"/>
+      <w:szCs w:val="18"/>
+    </w:rPr>
+  </w:style>
+  <w:style w:type="character" w:customStyle="1" w:styleId="aa">
+    <w:name w:val="Текст выноски Знак"/>
+    <w:basedOn w:val="a0"/>
+    <w:link w:val="a9"/>
+    <w:uiPriority w:val="99"/>
+    <w:semiHidden/>
+    <w:rsid w:val="00144E0E"/>
+    <w:rPr>
+      <w:rFonts w:ascii="Segoe UI" w:eastAsia="Times New Roman" w:hAnsi="Segoe UI" w:cs="Segoe UI"/>
+      <w:sz w:val="18"/>
+      <w:szCs w:val="18"/>
+    </w:rPr>
+  </w:style>
+  <w:style w:type="paragraph" w:styleId="ab">
+    <w:name w:val="header"/>
+    <w:basedOn w:val="a"/>
+    <w:link w:val="ac"/>
+    <w:uiPriority w:val="99"/>
+    <w:unhideWhenUsed/>
+    <w:rsid w:val="0077627C"/>
+    <w:pPr>
+      <w:tabs>
+        <w:tab w:val="center" w:pos="4844"/>
+        <w:tab w:val="right" w:pos="9689"/>
+      </w:tabs>
+    </w:pPr>
+  </w:style>
+  <w:style w:type="character" w:customStyle="1" w:styleId="ac">
+    <w:name w:val="Верхний колонтитул Знак"/>
+    <w:basedOn w:val="a0"/>
+    <w:link w:val="ab"/>
+    <w:uiPriority w:val="99"/>
+    <w:rsid w:val="0077627C"/>
+    <w:rPr>
+      <w:rFonts w:ascii="Times New Roman" w:eastAsia="Times New Roman" w:hAnsi="Times New Roman" w:cs="Times New Roman"/>
+    </w:rPr>
+  </w:style>
+  <w:style w:type="paragraph" w:styleId="ad">
+    <w:name w:val="footer"/>
+    <w:basedOn w:val="a"/>
+    <w:link w:val="ae"/>
+    <w:uiPriority w:val="99"/>
+    <w:unhideWhenUsed/>
+    <w:rsid w:val="0077627C"/>
+    <w:pPr>
+      <w:tabs>
+        <w:tab w:val="center" w:pos="4844"/>
+        <w:tab w:val="right" w:pos="9689"/>
+      </w:tabs>
+    </w:pPr>
+  </w:style>
+  <w:style w:type="character" w:customStyle="1" w:styleId="ae">
+    <w:name w:val="Нижний колонтитул Знак"/>
+    <w:basedOn w:val="a0"/>
+    <w:link w:val="ad"/>
+    <w:uiPriority w:val="99"/>
+    <w:rsid w:val="0077627C"/>
+    <w:rPr>
+      <w:rFonts w:ascii="Times New Roman" w:eastAsia="Times New Roman" w:hAnsi="Times New Roman" w:cs="Times New Roman"/>
+    </w:rPr>
+  </w:style>
+  <w:style w:type="character" w:customStyle="1" w:styleId="af">
+    <w:name w:val="Основной текст_"/>
+    <w:basedOn w:val="a0"/>
+    <w:link w:val="1"/>
+    <w:rsid w:val="00705F5C"/>
+    <w:rPr>
+      <w:rFonts w:ascii="Times New Roman" w:eastAsia="Times New Roman" w:hAnsi="Times New Roman" w:cs="Times New Roman"/>
+      <w:b/>
+      <w:bCs/>
+      <w:shd w:val="clear" w:color="auto" w:fill="FFFFFF"/>
+    </w:rPr>
+  </w:style>
+  <w:style w:type="paragraph" w:customStyle="1" w:styleId="1">
+    <w:name w:val="Основной текст1"/>
+    <w:basedOn w:val="a"/>
+    <w:link w:val="af"/>
+    <w:rsid w:val="00705F5C"/>
+    <w:pPr>
+      <w:shd w:val="clear" w:color="auto" w:fill="FFFFFF"/>
+      <w:autoSpaceDE/>
+      <w:autoSpaceDN/>
+      <w:spacing w:after="220"/>
+    </w:pPr>
+    <w:rPr>
+      <w:b/>
+      <w:bCs/>
+    </w:rPr>
+  </w:style>
+  <w:style w:type="character" w:customStyle="1" w:styleId="a4">
+    <w:name w:val="Абзац списка Знак"/>
+    <w:link w:val="a3"/>
+    <w:uiPriority w:val="34"/>
+    <w:locked/>
+    <w:rsid w:val="006C6BD7"/>
+    <w:rPr>
+      <w:rFonts w:ascii="Times New Roman" w:eastAsia="Times New Roman" w:hAnsi="Times New Roman" w:cs="Times New Roman"/>
+    </w:rPr>
+  </w:style>
+  <w:style w:type="paragraph" w:styleId="af0">
+    <w:name w:val="Body Text Indent"/>
+    <w:basedOn w:val="a"/>
+    <w:link w:val="af1"/>
+    <w:rsid w:val="00707B25"/>
+    <w:pPr>
+      <w:widowControl/>
+      <w:autoSpaceDE/>
+      <w:autoSpaceDN/>
+      <w:ind w:firstLine="720"/>
+      <w:jc w:val="both"/>
+    </w:pPr>
+    <w:rPr>
+      <w:rFonts w:ascii="Ansla La" w:hAnsi="Ansla La"/>
+      <w:szCs w:val="20"/>
+      <w:lang w:val="ru-RU" w:eastAsia="ru-RU"/>
+    </w:rPr>
+  </w:style>
+  <w:style w:type="character" w:customStyle="1" w:styleId="af1">
+    <w:name w:val="Основной текст с отступом Знак"/>
+    <w:basedOn w:val="a0"/>
+    <w:link w:val="af0"/>
+    <w:rsid w:val="00707B25"/>
+    <w:rPr>
+      <w:rFonts w:ascii="Ansla La" w:eastAsia="Times New Roman" w:hAnsi="Ansla La" w:cs="Times New Roman"/>
+      <w:szCs w:val="20"/>
+      <w:lang w:val="ru-RU" w:eastAsia="ru-RU"/>
+    </w:rPr>
+  </w:style>
+  <w:style w:type="table" w:customStyle="1" w:styleId="TableGrid">
+    <w:name w:val="TableGrid"/>
+    <w:rsid w:val="00E83695"/>
+    <w:pPr>
+      <w:spacing w:after="0" w:line="240" w:lineRule="auto"/>
+    </w:pPr>
+    <w:rPr>
+      <w:rFonts w:eastAsiaTheme="minorEastAsia"/>
+      <w:lang w:val="tr-TR" w:eastAsia="tr-TR"/>
+    </w:rPr>
+    <w:tblPr>
+      <w:tblCellMar>
+        <w:top w:w="0" w:type="dxa"/>
+        <w:left w:w="0" w:type="dxa"/>
+        <w:bottom w:w="0" w:type="dxa"/>
+        <w:right w:w="0" w:type="dxa"/>
+      </w:tblCellMar>
+    </w:tblPr>
+  </w:style>
+  <w:style w:type="paragraph" w:customStyle="1" w:styleId="western">
+    <w:name w:val="western"/>
+    <w:basedOn w:val="a"/>
+    <w:rsid w:val="00223AA2"/>
+    <w:pPr>
+      <w:widowControl/>
+      <w:autoSpaceDE/>
+      <w:autoSpaceDN/>
+      <w:spacing w:before="100" w:beforeAutospacing="1" w:after="100" w:afterAutospacing="1"/>
+    </w:pPr>
+    <w:rPr>
+      <w:rFonts w:eastAsia="Calibri"/>
+      <w:sz w:val="24"/>
+      <w:szCs w:val="24"/>
+    </w:rPr>
+  </w:style>
+  <w:style w:type="character" w:customStyle="1" w:styleId="50">
+    <w:name w:val="Заголовок 5 Знак"/>
+    <w:basedOn w:val="a0"/>
+    <w:link w:val="5"/>
     <w:uiPriority w:val="9"/>
     <w:semiHidden/>
     <w:rsid w:val="0036567F"/>
@@ -14049,7 +14561,7 @@
   <a:extraClrSchemeLst/>
   <a:extLst>
     <a:ext uri="{05A4C25C-085E-4340-85A3-A5531E510DB2}">
-      <thm15:themeFamily xmlns:thm15="http://schemas.microsoft.com/office/thememl/2012/main" name="Office Theme" id="{62F939B6-93AF-4DB8-9C6B-D6C7DFDC589F}" vid="{4A3C46E8-61CC-4603-A589-7422A47A8E4A}"/>
+      <thm15:themeFamily xmlns:thm15="http://schemas.microsoft.com/office/thememl/2012/main" xmlns="" name="Office Theme" id="{62F939B6-93AF-4DB8-9C6B-D6C7DFDC589F}" vid="{4A3C46E8-61CC-4603-A589-7422A47A8E4A}"/>
     </a:ext>
   </a:extLst>
 </a:theme>
@@ -14060,7 +14572,7 @@
 </file>
 
 <file path=customXml/itemProps1.xml><?xml version="1.0" encoding="utf-8"?>
-<ds:datastoreItem xmlns:ds="http://schemas.openxmlformats.org/officeDocument/2006/customXml" ds:itemID="{6CF6ACAE-1F8E-47C6-BC3A-62030CD12537}">
+<ds:datastoreItem xmlns:ds="http://schemas.openxmlformats.org/officeDocument/2006/customXml" ds:itemID="{F469E9D4-50F2-4524-8D63-12C1FE845E05}">
   <ds:schemaRefs>
     <ds:schemaRef ds:uri="http://schemas.openxmlformats.org/officeDocument/2006/bibliography"/>
   </ds:schemaRefs>
